--- a/docs/deep-dive-manuel-client.docx
+++ b/docs/deep-dive-manuel-client.docx
@@ -2,7 +2,7 @@
 <file path=word/document.xml><?xml version="1.0" encoding="utf-8"?>
 <w:document xmlns:w="http://schemas.openxmlformats.org/wordprocessingml/2006/main" xmlns:m="http://schemas.openxmlformats.org/officeDocument/2006/math" xmlns:r="http://schemas.openxmlformats.org/officeDocument/2006/relationships" xmlns:o="urn:schemas-microsoft-com:office:office" xmlns:v="urn:schemas-microsoft-com:vml" xmlns:w10="urn:schemas-microsoft-com:office:word" xmlns:a="http://schemas.openxmlformats.org/drawingml/2006/main" xmlns:pic="http://schemas.openxmlformats.org/drawingml/2006/picture" xmlns:wp="http://schemas.openxmlformats.org/drawingml/2006/wordprocessingDrawing">
   <w:body>
-    <w:bookmarkStart w:id="143" w:name="Xf492988f13a66b77d96b60884626cd68453caa2"/>
+    <w:bookmarkStart w:id="132" w:name="Xf492988f13a66b77d96b60884626cd68453caa2"/>
     <w:p>
       <w:pPr>
         <w:pStyle w:val="Heading1"/>
@@ -84,7 +84,7 @@
         </w:pict>
       </w:r>
     </w:p>
-    <w:bookmarkStart w:id="20" w:name="table-des-matières"/>
+    <w:bookmarkStart w:id="9" w:name="table-des-matières"/>
     <w:p>
       <w:pPr>
         <w:pStyle w:val="Heading2"/>
@@ -542,8 +542,8 @@
         </w:pict>
       </w:r>
     </w:p>
-    <w:bookmarkEnd w:id="20"/>
-    <w:bookmarkStart w:id="22" w:name="Xe6b26e8148b9eff1db9e5d17e9d00757397f260"/>
+    <w:bookmarkEnd w:id="9"/>
+    <w:bookmarkStart w:id="11" w:name="Xe6b26e8148b9eff1db9e5d17e9d00757397f260"/>
     <w:p>
       <w:pPr>
         <w:pStyle w:val="Heading2"/>
@@ -576,7 +576,7 @@
         <w:t xml:space="preserve">(acheteur individuel), vous pouvez utiliser Pièces pour trouver et acheter des pièces auto d'occasion directement auprès de vendeurs vérifiés à Abidjan.</w:t>
       </w:r>
     </w:p>
-    <w:bookmarkStart w:id="21" w:name="deux-façons-dacheter-sur-pièces"/>
+    <w:bookmarkStart w:id="10" w:name="deux-façons-dacheter-sur-pièces"/>
     <w:p>
       <w:pPr>
         <w:pStyle w:val="Heading3"/>
@@ -941,9 +941,9 @@
         </w:pict>
       </w:r>
     </w:p>
-    <w:bookmarkEnd w:id="21"/>
-    <w:bookmarkEnd w:id="22"/>
-    <w:bookmarkStart w:id="26" w:name="X316cfe4d6d7b5cf58d1027b0b34e31783bbf83b"/>
+    <w:bookmarkEnd w:id="10"/>
+    <w:bookmarkEnd w:id="11"/>
+    <w:bookmarkStart w:id="15" w:name="X316cfe4d6d7b5cf58d1027b0b34e31783bbf83b"/>
     <w:p>
       <w:pPr>
         <w:pStyle w:val="Heading2"/>
@@ -952,7 +952,7 @@
         <w:t xml:space="preserve">2. Inscription et connexion</w:t>
       </w:r>
     </w:p>
-    <w:bookmarkStart w:id="23" w:name="Xa3dd67b935bdad7f64f415b99e4e302ba816e43"/>
+    <w:bookmarkStart w:id="12" w:name="Xa3dd67b935bdad7f64f415b99e4e302ba816e43"/>
     <w:p>
       <w:pPr>
         <w:pStyle w:val="Heading3"/>
@@ -1169,8 +1169,8 @@
         <w:t xml:space="preserve">Votre compte est créé avec le rôle MECHANIC, qui donne accès à toutes les fonctionnalités d'achat : recherche, commande, paiement, évaluations.</w:t>
       </w:r>
     </w:p>
-    <w:bookmarkEnd w:id="23"/>
-    <w:bookmarkStart w:id="24" w:name="Xca00857b70338c51e1ef1c318b9000fb894e669"/>
+    <w:bookmarkEnd w:id="12"/>
+    <w:bookmarkStart w:id="13" w:name="Xca00857b70338c51e1ef1c318b9000fb894e669"/>
     <w:p>
       <w:pPr>
         <w:pStyle w:val="Heading3"/>
@@ -1233,8 +1233,8 @@
         <w:t xml:space="preserve">Chaque connexion utilise un code OTP unique envoyé par SMS.</w:t>
       </w:r>
     </w:p>
-    <w:bookmarkEnd w:id="24"/>
-    <w:bookmarkStart w:id="25" w:name="X34cfa41ae145621c126631263eaaf1988399526"/>
+    <w:bookmarkEnd w:id="13"/>
+    <w:bookmarkStart w:id="14" w:name="X34cfa41ae145621c126631263eaaf1988399526"/>
     <w:p>
       <w:pPr>
         <w:pStyle w:val="Heading3"/>
@@ -1296,9 +1296,9 @@
         </w:pict>
       </w:r>
     </w:p>
-    <w:bookmarkEnd w:id="25"/>
-    <w:bookmarkEnd w:id="26"/>
-    <w:bookmarkStart w:id="29" w:name="X9ca2fcbb38e748db254a3b459dcc53cdffbad50"/>
+    <w:bookmarkEnd w:id="14"/>
+    <w:bookmarkEnd w:id="15"/>
+    <w:bookmarkStart w:id="18" w:name="X9ca2fcbb38e748db254a3b459dcc53cdffbad50"/>
     <w:p>
       <w:pPr>
         <w:pStyle w:val="Heading2"/>
@@ -1331,7 +1331,7 @@
         <w:t xml:space="preserve">relative à la protection des données à caractère personnel en Côte d'Ivoire, vous devez donner votre consentement avant d'utiliser Pièces.</w:t>
       </w:r>
     </w:p>
-    <w:bookmarkStart w:id="27" w:name="ce-que-vous-acceptez"/>
+    <w:bookmarkStart w:id="16" w:name="ce-que-vous-acceptez"/>
     <w:p>
       <w:pPr>
         <w:pStyle w:val="Heading3"/>
@@ -1376,8 +1376,8 @@
         <w:t xml:space="preserve">Partage limité avec vendeurs et livreurs pour exécuter vos commandes</w:t>
       </w:r>
     </w:p>
-    <w:bookmarkEnd w:id="27"/>
-    <w:bookmarkStart w:id="28" w:name="vos-droits"/>
+    <w:bookmarkEnd w:id="16"/>
+    <w:bookmarkStart w:id="17" w:name="vos-droits"/>
     <w:p>
       <w:pPr>
         <w:pStyle w:val="Heading3"/>
@@ -1548,9 +1548,9 @@
         </w:pict>
       </w:r>
     </w:p>
-    <w:bookmarkEnd w:id="28"/>
-    <w:bookmarkEnd w:id="29"/>
-    <w:bookmarkStart w:id="30" w:name="Xf123289437870ca39167fe23fe812c0907d9553"/>
+    <w:bookmarkEnd w:id="17"/>
+    <w:bookmarkEnd w:id="18"/>
+    <w:bookmarkStart w:id="19" w:name="Xf123289437870ca39167fe23fe812c0907d9553"/>
     <w:p>
       <w:pPr>
         <w:pStyle w:val="Heading2"/>
@@ -1715,8 +1715,8 @@
         </w:pict>
       </w:r>
     </w:p>
-    <w:bookmarkEnd w:id="30"/>
-    <w:bookmarkStart w:id="35" w:name="Xdbee9b9dbbbe8f3bbd672d77bf3f042c43962f3"/>
+    <w:bookmarkEnd w:id="19"/>
+    <w:bookmarkStart w:id="24" w:name="Xdbee9b9dbbbe8f3bbd672d77bf3f042c43962f3"/>
     <w:p>
       <w:pPr>
         <w:pStyle w:val="Heading2"/>
@@ -1725,7 +1725,7 @@
         <w:t xml:space="preserve">5. Recherche textuelle</w:t>
       </w:r>
     </w:p>
-    <w:bookmarkStart w:id="31" w:name="comment-ça-marche"/>
+    <w:bookmarkStart w:id="20" w:name="comment-ça-marche"/>
     <w:p>
       <w:pPr>
         <w:pStyle w:val="Heading3"/>
@@ -1811,8 +1811,8 @@
         <w:t xml:space="preserve">Les résultats s'affichent en temps réel</w:t>
       </w:r>
     </w:p>
-    <w:bookmarkEnd w:id="31"/>
-    <w:bookmarkStart w:id="32" w:name="ce-qui-est-recherché"/>
+    <w:bookmarkEnd w:id="20"/>
+    <w:bookmarkStart w:id="21" w:name="ce-qui-est-recherché"/>
     <w:p>
       <w:pPr>
         <w:pStyle w:val="Heading3"/>
@@ -1917,8 +1917,8 @@
         <w:t xml:space="preserve">(ex: "Toyota Corolla")</w:t>
       </w:r>
     </w:p>
-    <w:bookmarkEnd w:id="32"/>
-    <w:bookmarkStart w:id="33" w:name="gestion-des-fautes-de-frappe"/>
+    <w:bookmarkEnd w:id="21"/>
+    <w:bookmarkStart w:id="22" w:name="gestion-des-fautes-de-frappe"/>
     <w:p>
       <w:pPr>
         <w:pStyle w:val="Heading3"/>
@@ -1951,8 +1951,8 @@
         <w:t xml:space="preserve">pour corriger les erreurs courantes et proposer des résultats pertinents même en cas de faute de frappe.</w:t>
       </w:r>
     </w:p>
-    <w:bookmarkEnd w:id="33"/>
-    <w:bookmarkStart w:id="34" w:name="endpoint-api"/>
+    <w:bookmarkEnd w:id="22"/>
+    <w:bookmarkStart w:id="23" w:name="endpoint-api"/>
     <w:p>
       <w:pPr>
         <w:pStyle w:val="Heading3"/>
@@ -1979,9 +1979,9 @@
         </w:pict>
       </w:r>
     </w:p>
-    <w:bookmarkEnd w:id="34"/>
-    <w:bookmarkEnd w:id="35"/>
-    <w:bookmarkStart w:id="39" w:name="Xb477c544ab49297de010814d7676bb7c0e8e852"/>
+    <w:bookmarkEnd w:id="23"/>
+    <w:bookmarkEnd w:id="24"/>
+    <w:bookmarkStart w:id="28" w:name="Xb477c544ab49297de010814d7676bb7c0e8e852"/>
     <w:p>
       <w:pPr>
         <w:pStyle w:val="Heading2"/>
@@ -1990,7 +1990,7 @@
         <w:t xml:space="preserve">6. Navigation par marque / modèle / année</w:t>
       </w:r>
     </w:p>
-    <w:bookmarkStart w:id="36" w:name="parcours-en-3-étapes"/>
+    <w:bookmarkStart w:id="25" w:name="parcours-en-3-étapes"/>
     <w:p>
       <w:pPr>
         <w:pStyle w:val="Heading3"/>
@@ -2121,8 +2121,8 @@
         <w:t xml:space="preserve">Toutes les pièces compatibles avec votre véhicule s'affichent.</w:t>
       </w:r>
     </w:p>
-    <w:bookmarkEnd w:id="36"/>
-    <w:bookmarkStart w:id="37" w:name="filtrer-par-catégorie"/>
+    <w:bookmarkEnd w:id="25"/>
+    <w:bookmarkStart w:id="26" w:name="filtrer-par-catégorie"/>
     <w:p>
       <w:pPr>
         <w:pStyle w:val="Heading3"/>
@@ -2251,8 +2251,8 @@
         <w:t xml:space="preserve">etc.</w:t>
       </w:r>
     </w:p>
-    <w:bookmarkEnd w:id="37"/>
-    <w:bookmarkStart w:id="38" w:name="endpoints-api"/>
+    <w:bookmarkEnd w:id="26"/>
+    <w:bookmarkStart w:id="27" w:name="endpoints-api"/>
     <w:p>
       <w:pPr>
         <w:pStyle w:val="Heading3"/>
@@ -2306,9 +2306,9 @@
         </w:pict>
       </w:r>
     </w:p>
-    <w:bookmarkEnd w:id="38"/>
-    <w:bookmarkEnd w:id="39"/>
-    <w:bookmarkStart w:id="46" w:name="X0d123365e7ce7737bb8499822ad694ff74c5567"/>
+    <w:bookmarkEnd w:id="27"/>
+    <w:bookmarkEnd w:id="28"/>
+    <w:bookmarkStart w:id="35" w:name="X0d123365e7ce7737bb8499822ad694ff74c5567"/>
     <w:p>
       <w:pPr>
         <w:pStyle w:val="Heading2"/>
@@ -2317,7 +2317,7 @@
         <w:t xml:space="preserve">7. Identification par photo (IA)</w:t>
       </w:r>
     </w:p>
-    <w:bookmarkStart w:id="40" w:name="la-fonctionnalité-phare-de-pièces"/>
+    <w:bookmarkStart w:id="29" w:name="la-fonctionnalité-phare-de-pièces"/>
     <w:p>
       <w:pPr>
         <w:pStyle w:val="Heading3"/>
@@ -2347,8 +2347,8 @@
         <w:t xml:space="preserve">l'identifie pour vous.</w:t>
       </w:r>
     </w:p>
-    <w:bookmarkEnd w:id="40"/>
-    <w:bookmarkStart w:id="41" w:name="comment-ça-marche-1"/>
+    <w:bookmarkEnd w:id="29"/>
+    <w:bookmarkStart w:id="30" w:name="comment-ça-marche-1"/>
     <w:p>
       <w:pPr>
         <w:pStyle w:val="Heading3"/>
@@ -2440,8 +2440,8 @@
         <w:t xml:space="preserve">Recevez le résultat en quelques secondes</w:t>
       </w:r>
     </w:p>
-    <w:bookmarkEnd w:id="41"/>
-    <w:bookmarkStart w:id="42" w:name="formats-acceptés"/>
+    <w:bookmarkEnd w:id="30"/>
+    <w:bookmarkStart w:id="31" w:name="formats-acceptés"/>
     <w:p>
       <w:pPr>
         <w:pStyle w:val="Heading3"/>
@@ -2560,8 +2560,8 @@
         </w:tc>
       </w:tr>
     </w:tbl>
-    <w:bookmarkEnd w:id="42"/>
-    <w:bookmarkStart w:id="43" w:name="les-3-niveaux-de-confiance"/>
+    <w:bookmarkEnd w:id="31"/>
+    <w:bookmarkStart w:id="32" w:name="les-3-niveaux-de-confiance"/>
     <w:p>
       <w:pPr>
         <w:pStyle w:val="Heading3"/>
@@ -2744,8 +2744,8 @@
         <w:t xml:space="preserve">   → Ou utilisez la recherche textuelle</w:t>
       </w:r>
     </w:p>
-    <w:bookmarkEnd w:id="43"/>
-    <w:bookmarkStart w:id="44" w:name="conseils-pour-une-bonne-photo"/>
+    <w:bookmarkEnd w:id="32"/>
+    <w:bookmarkStart w:id="33" w:name="conseils-pour-une-bonne-photo"/>
     <w:p>
       <w:pPr>
         <w:pStyle w:val="Heading3"/>
@@ -2850,8 +2850,8 @@
         <w:t xml:space="preserve">Évitez les reflets et les ombres marquées</w:t>
       </w:r>
     </w:p>
-    <w:bookmarkEnd w:id="44"/>
-    <w:bookmarkStart w:id="45" w:name="endpoints-api-1"/>
+    <w:bookmarkEnd w:id="33"/>
+    <w:bookmarkStart w:id="34" w:name="endpoints-api-1"/>
     <w:p>
       <w:pPr>
         <w:pStyle w:val="Heading3"/>
@@ -2887,9 +2887,9 @@
         </w:pict>
       </w:r>
     </w:p>
-    <w:bookmarkEnd w:id="45"/>
-    <w:bookmarkEnd w:id="46"/>
-    <w:bookmarkStart w:id="52" w:name="X6f99fd1fa79836a76c06dd54a002a1b6db21f3d"/>
+    <w:bookmarkEnd w:id="34"/>
+    <w:bookmarkEnd w:id="35"/>
+    <w:bookmarkStart w:id="41" w:name="X6f99fd1fa79836a76c06dd54a002a1b6db21f3d"/>
     <w:p>
       <w:pPr>
         <w:pStyle w:val="Heading2"/>
@@ -2898,7 +2898,7 @@
         <w:t xml:space="preserve">8. Décodage VIN</w:t>
       </w:r>
     </w:p>
-    <w:bookmarkStart w:id="47" w:name="quest-ce-que-le-vin-"/>
+    <w:bookmarkStart w:id="36" w:name="quest-ce-que-le-vin-"/>
     <w:p>
       <w:pPr>
         <w:pStyle w:val="Heading3"/>
@@ -2947,8 +2947,8 @@
         <w:t xml:space="preserve">gravé sur votre véhicule. Il identifie précisément la marque, le modèle et l'année.</w:t>
       </w:r>
     </w:p>
-    <w:bookmarkEnd w:id="47"/>
-    <w:bookmarkStart w:id="48" w:name="où-trouver-le-vin-"/>
+    <w:bookmarkEnd w:id="36"/>
+    <w:bookmarkStart w:id="37" w:name="où-trouver-le-vin-"/>
     <w:p>
       <w:pPr>
         <w:pStyle w:val="Heading3"/>
@@ -3023,8 +3023,8 @@
         <w:t xml:space="preserve">du véhicule</w:t>
       </w:r>
     </w:p>
-    <w:bookmarkEnd w:id="48"/>
-    <w:bookmarkStart w:id="49" w:name="comment-utiliser-le-décodage-vin"/>
+    <w:bookmarkEnd w:id="37"/>
+    <w:bookmarkStart w:id="38" w:name="comment-utiliser-le-décodage-vin"/>
     <w:p>
       <w:pPr>
         <w:pStyle w:val="Heading3"/>
@@ -3138,8 +3138,8 @@
         <w:t xml:space="preserve">avec votre véhicule</w:t>
       </w:r>
     </w:p>
-    <w:bookmarkEnd w:id="49"/>
-    <w:bookmarkStart w:id="50" w:name="fournisseur"/>
+    <w:bookmarkEnd w:id="38"/>
+    <w:bookmarkStart w:id="39" w:name="fournisseur"/>
     <w:p>
       <w:pPr>
         <w:pStyle w:val="Heading3"/>
@@ -3190,8 +3190,8 @@
         <w:t xml:space="preserve">Les véhicules importés d'Europe ou d'Asie peuvent ne pas être reconnus par cette base. Dans ce cas, utilisez la navigation par marque/modèle/année.</w:t>
       </w:r>
     </w:p>
-    <w:bookmarkEnd w:id="50"/>
-    <w:bookmarkStart w:id="51" w:name="endpoint-api-1"/>
+    <w:bookmarkEnd w:id="39"/>
+    <w:bookmarkStart w:id="40" w:name="endpoint-api-1"/>
     <w:p>
       <w:pPr>
         <w:pStyle w:val="Heading3"/>
@@ -3218,9 +3218,9 @@
         </w:pict>
       </w:r>
     </w:p>
-    <w:bookmarkEnd w:id="51"/>
-    <w:bookmarkEnd w:id="52"/>
-    <w:bookmarkStart w:id="58" w:name="X35ebd609e769d9dcab14de308fc650a5a91f527"/>
+    <w:bookmarkEnd w:id="40"/>
+    <w:bookmarkEnd w:id="41"/>
+    <w:bookmarkStart w:id="47" w:name="X35ebd609e769d9dcab14de308fc650a5a91f527"/>
     <w:p>
       <w:pPr>
         <w:pStyle w:val="Heading2"/>
@@ -3229,7 +3229,7 @@
         <w:t xml:space="preserve">9. Gérer votre garage (mes véhicules)</w:t>
       </w:r>
     </w:p>
-    <w:bookmarkStart w:id="53" w:name="sauvegarder-vos-véhicules"/>
+    <w:bookmarkStart w:id="42" w:name="sauvegarder-vos-véhicules"/>
     <w:p>
       <w:pPr>
         <w:pStyle w:val="Heading3"/>
@@ -3262,8 +3262,8 @@
         <w:t xml:space="preserve">dans votre garage pour retrouver rapidement les pièces compatibles.</w:t>
       </w:r>
     </w:p>
-    <w:bookmarkEnd w:id="53"/>
-    <w:bookmarkStart w:id="54" w:name="ajouter-un-véhicule"/>
+    <w:bookmarkEnd w:id="42"/>
+    <w:bookmarkStart w:id="43" w:name="ajouter-un-véhicule"/>
     <w:p>
       <w:pPr>
         <w:pStyle w:val="Heading3"/>
@@ -3443,8 +3443,8 @@
         <w:t xml:space="preserve">Le véhicule apparaît dans votre garage</w:t>
       </w:r>
     </w:p>
-    <w:bookmarkEnd w:id="54"/>
-    <w:bookmarkStart w:id="55" w:name="recherche-rapide-depuis-le-garage"/>
+    <w:bookmarkEnd w:id="43"/>
+    <w:bookmarkStart w:id="44" w:name="recherche-rapide-depuis-le-garage"/>
     <w:p>
       <w:pPr>
         <w:pStyle w:val="Heading3"/>
@@ -3477,8 +3477,8 @@
         <w:t xml:space="preserve">qui vous amène directement aux résultats filtrés pour ce véhicule.</w:t>
       </w:r>
     </w:p>
-    <w:bookmarkEnd w:id="55"/>
-    <w:bookmarkStart w:id="56" w:name="limite"/>
+    <w:bookmarkEnd w:id="44"/>
+    <w:bookmarkStart w:id="45" w:name="limite"/>
     <w:p>
       <w:pPr>
         <w:pStyle w:val="Heading3"/>
@@ -3549,8 +3549,8 @@
         </w:tc>
       </w:tr>
     </w:tbl>
-    <w:bookmarkEnd w:id="56"/>
-    <w:bookmarkStart w:id="57" w:name="endpoints-api-2"/>
+    <w:bookmarkEnd w:id="45"/>
+    <w:bookmarkStart w:id="46" w:name="endpoints-api-2"/>
     <w:p>
       <w:pPr>
         <w:pStyle w:val="Heading3"/>
@@ -3595,9 +3595,9 @@
         </w:pict>
       </w:r>
     </w:p>
-    <w:bookmarkEnd w:id="57"/>
-    <w:bookmarkEnd w:id="58"/>
-    <w:bookmarkStart w:id="62" w:name="X2ce75e4745b5c7c1d36f415c5bebe0509605d82"/>
+    <w:bookmarkEnd w:id="46"/>
+    <w:bookmarkEnd w:id="47"/>
+    <w:bookmarkStart w:id="51" w:name="X2ce75e4745b5c7c1d36f415c5bebe0509605d82"/>
     <w:p>
       <w:pPr>
         <w:pStyle w:val="Heading2"/>
@@ -3630,7 +3630,7 @@
         <w:t xml:space="preserve">avec pour chaque pièce :</w:t>
       </w:r>
     </w:p>
-    <w:bookmarkStart w:id="59" w:name="informations-affichées"/>
+    <w:bookmarkStart w:id="48" w:name="informations-affichées"/>
     <w:p>
       <w:pPr>
         <w:pStyle w:val="Heading3"/>
@@ -3845,8 +3845,8 @@
         </w:tc>
       </w:tr>
     </w:tbl>
-    <w:bookmarkEnd w:id="59"/>
-    <w:bookmarkStart w:id="60" w:name="filtres-disponibles"/>
+    <w:bookmarkEnd w:id="48"/>
+    <w:bookmarkStart w:id="49" w:name="filtres-disponibles"/>
     <w:p>
       <w:pPr>
         <w:pStyle w:val="Heading3"/>
@@ -3879,8 +3879,8 @@
         <w:t xml:space="preserve">pour affiner les résultats.</w:t>
       </w:r>
     </w:p>
-    <w:bookmarkEnd w:id="60"/>
-    <w:bookmarkStart w:id="61" w:name="garanties-vendeur"/>
+    <w:bookmarkEnd w:id="49"/>
+    <w:bookmarkStart w:id="50" w:name="garanties-vendeur"/>
     <w:p>
       <w:pPr>
         <w:pStyle w:val="Heading3"/>
@@ -3948,9 +3948,9 @@
         </w:pict>
       </w:r>
     </w:p>
-    <w:bookmarkEnd w:id="61"/>
-    <w:bookmarkEnd w:id="62"/>
-    <w:bookmarkStart w:id="67" w:name="X8e01c7bd305a8dc42f67ad38370c48f71cd9519"/>
+    <w:bookmarkEnd w:id="50"/>
+    <w:bookmarkEnd w:id="51"/>
+    <w:bookmarkStart w:id="56" w:name="X8e01c7bd305a8dc42f67ad38370c48f71cd9519"/>
     <w:p>
       <w:pPr>
         <w:pStyle w:val="Heading2"/>
@@ -3959,7 +3959,7 @@
         <w:t xml:space="preserve">11. Passer une commande</w:t>
       </w:r>
     </w:p>
-    <w:bookmarkStart w:id="63" w:name="créer-une-commande"/>
+    <w:bookmarkStart w:id="52" w:name="créer-une-commande"/>
     <w:p>
       <w:pPr>
         <w:pStyle w:val="Heading3"/>
@@ -4020,8 +4020,8 @@
         <w:t xml:space="preserve">(brouillon)</w:t>
       </w:r>
     </w:p>
-    <w:bookmarkEnd w:id="63"/>
-    <w:bookmarkStart w:id="64" w:name="contenu-de-la-commande"/>
+    <w:bookmarkEnd w:id="52"/>
+    <w:bookmarkStart w:id="53" w:name="contenu-de-la-commande"/>
     <w:p>
       <w:pPr>
         <w:pStyle w:val="Heading3"/>
@@ -4164,8 +4164,8 @@
         </w:tc>
       </w:tr>
     </w:tbl>
-    <w:bookmarkEnd w:id="64"/>
-    <w:bookmarkStart w:id="65" w:name="verrouillage-des-prix"/>
+    <w:bookmarkEnd w:id="53"/>
+    <w:bookmarkStart w:id="54" w:name="verrouillage-des-prix"/>
     <w:p>
       <w:pPr>
         <w:pStyle w:val="Heading3"/>
@@ -4208,8 +4208,8 @@
         <w:t xml:space="preserve">(snapshot) au moment où vous créez la commande. Même si le vendeur modifie son prix après, votre commande garde le prix initial.</w:t>
       </w:r>
     </w:p>
-    <w:bookmarkEnd w:id="65"/>
-    <w:bookmarkStart w:id="66" w:name="endpoint-api-2"/>
+    <w:bookmarkEnd w:id="54"/>
+    <w:bookmarkStart w:id="55" w:name="endpoint-api-2"/>
     <w:p>
       <w:pPr>
         <w:pStyle w:val="Heading3"/>
@@ -4263,9 +4263,9 @@
         </w:pict>
       </w:r>
     </w:p>
-    <w:bookmarkEnd w:id="66"/>
-    <w:bookmarkEnd w:id="67"/>
-    <w:bookmarkStart w:id="71" w:name="X3bad81b4ffb20bd5374f519c34c648747292b3d"/>
+    <w:bookmarkEnd w:id="55"/>
+    <w:bookmarkEnd w:id="56"/>
+    <w:bookmarkStart w:id="60" w:name="X3bad81b4ffb20bd5374f519c34c648747292b3d"/>
     <w:p>
       <w:pPr>
         <w:pStyle w:val="Heading2"/>
@@ -4274,7 +4274,7 @@
         <w:t xml:space="preserve">12. Choisir une méthode de paiement</w:t>
       </w:r>
     </w:p>
-    <w:bookmarkStart w:id="68" w:name="X71ac094daae20ce5b67399e9a92f110d7e695a4"/>
+    <w:bookmarkStart w:id="57" w:name="X71ac094daae20ce5b67399e9a92f110d7e695a4"/>
     <w:p>
       <w:pPr>
         <w:pStyle w:val="Heading3"/>
@@ -4489,8 +4489,8 @@
         </w:tc>
       </w:tr>
     </w:tbl>
-    <w:bookmarkEnd w:id="68"/>
-    <w:bookmarkStart w:id="69" w:name="paiement-à-la-livraison-cod"/>
+    <w:bookmarkEnd w:id="57"/>
+    <w:bookmarkStart w:id="58" w:name="paiement-à-la-livraison-cod"/>
     <w:p>
       <w:pPr>
         <w:pStyle w:val="Heading3"/>
@@ -4520,8 +4520,8 @@
         <w:t xml:space="preserve">. Au-delà de ce montant, vous devez utiliser l'une des méthodes de paiement mobile.</w:t>
       </w:r>
     </w:p>
-    <w:bookmarkEnd w:id="69"/>
-    <w:bookmarkStart w:id="70" w:name="comment-choisir"/>
+    <w:bookmarkEnd w:id="58"/>
+    <w:bookmarkStart w:id="59" w:name="comment-choisir"/>
     <w:p>
       <w:pPr>
         <w:pStyle w:val="Heading3"/>
@@ -4595,9 +4595,9 @@
         </w:pict>
       </w:r>
     </w:p>
-    <w:bookmarkEnd w:id="70"/>
-    <w:bookmarkEnd w:id="71"/>
-    <w:bookmarkStart w:id="76" w:name="X380efa43f9b69bdc68ff9782704d9b7ccfef502"/>
+    <w:bookmarkEnd w:id="59"/>
+    <w:bookmarkEnd w:id="60"/>
+    <w:bookmarkStart w:id="65" w:name="X380efa43f9b69bdc68ff9782704d9b7ccfef502"/>
     <w:p>
       <w:pPr>
         <w:pStyle w:val="Heading2"/>
@@ -4606,7 +4606,7 @@
         <w:t xml:space="preserve">13. Payer la commande</w:t>
       </w:r>
     </w:p>
-    <w:bookmarkStart w:id="72" w:name="paiement-mobile-money-orange-mtn-wave"/>
+    <w:bookmarkStart w:id="61" w:name="paiement-mobile-money-orange-mtn-wave"/>
     <w:p>
       <w:pPr>
         <w:pStyle w:val="Heading3"/>
@@ -4711,8 +4711,8 @@
         <w:t xml:space="preserve">PAID</w:t>
       </w:r>
     </w:p>
-    <w:bookmarkEnd w:id="72"/>
-    <w:bookmarkStart w:id="73" w:name="paiement-en-espèces-cod"/>
+    <w:bookmarkEnd w:id="61"/>
+    <w:bookmarkStart w:id="62" w:name="paiement-en-espèces-cod"/>
     <w:p>
       <w:pPr>
         <w:pStyle w:val="Heading3"/>
@@ -4795,8 +4795,8 @@
         <w:t xml:space="preserve">Payez le livreur à la réception de la pièce</w:t>
       </w:r>
     </w:p>
-    <w:bookmarkEnd w:id="73"/>
-    <w:bookmarkStart w:id="74" w:name="identifiant-de-transaction"/>
+    <w:bookmarkEnd w:id="62"/>
+    <w:bookmarkStart w:id="63" w:name="identifiant-de-transaction"/>
     <w:p>
       <w:pPr>
         <w:pStyle w:val="Heading3"/>
@@ -4824,8 +4824,8 @@
         <w:t xml:space="preserve">pieces_{orderId}_{timestamp}</w:t>
       </w:r>
     </w:p>
-    <w:bookmarkEnd w:id="74"/>
-    <w:bookmarkStart w:id="75" w:name="endpoint-api-3"/>
+    <w:bookmarkEnd w:id="63"/>
+    <w:bookmarkStart w:id="64" w:name="endpoint-api-3"/>
     <w:p>
       <w:pPr>
         <w:pStyle w:val="Heading3"/>
@@ -4852,9 +4852,9 @@
         </w:pict>
       </w:r>
     </w:p>
-    <w:bookmarkEnd w:id="75"/>
-    <w:bookmarkEnd w:id="76"/>
-    <w:bookmarkStart w:id="81" w:name="X0551d6727510dc6412ac1f515c72d1ab7b0bab3"/>
+    <w:bookmarkEnd w:id="64"/>
+    <w:bookmarkEnd w:id="65"/>
+    <w:bookmarkStart w:id="70" w:name="X0551d6727510dc6412ac1f515c72d1ab7b0bab3"/>
     <w:p>
       <w:pPr>
         <w:pStyle w:val="Heading2"/>
@@ -4863,7 +4863,7 @@
         <w:t xml:space="preserve">14. Protection escrow (séquestre)</w:t>
       </w:r>
     </w:p>
-    <w:bookmarkStart w:id="77" w:name="comment-ça-protège-votre-argent"/>
+    <w:bookmarkStart w:id="66" w:name="comment-ça-protège-votre-argent"/>
     <w:p>
       <w:pPr>
         <w:pStyle w:val="Heading3"/>
@@ -5000,8 +5000,8 @@
         <w:t xml:space="preserve">                              (status: RELEASED)</w:t>
       </w:r>
     </w:p>
-    <w:bookmarkEnd w:id="77"/>
-    <w:bookmarkStart w:id="78" w:name="les-3-états-de-lescrow"/>
+    <w:bookmarkEnd w:id="66"/>
+    <w:bookmarkStart w:id="67" w:name="les-3-états-de-lescrow"/>
     <w:p>
       <w:pPr>
         <w:pStyle w:val="Heading3"/>
@@ -5132,8 +5132,8 @@
         </w:tc>
       </w:tr>
     </w:tbl>
-    <w:bookmarkEnd w:id="78"/>
-    <w:bookmarkStart w:id="79" w:name="libération-automatique"/>
+    <w:bookmarkEnd w:id="67"/>
+    <w:bookmarkStart w:id="68" w:name="libération-automatique"/>
     <w:p>
       <w:pPr>
         <w:pStyle w:val="Heading3"/>
@@ -5179,8 +5179,8 @@
         <w:t xml:space="preserve">, sauf si vous ouvrez un litige.</w:t>
       </w:r>
     </w:p>
-    <w:bookmarkEnd w:id="79"/>
-    <w:bookmarkStart w:id="80" w:name="consulter-létat-de-lescrow"/>
+    <w:bookmarkEnd w:id="68"/>
+    <w:bookmarkStart w:id="69" w:name="consulter-létat-de-lescrow"/>
     <w:p>
       <w:pPr>
         <w:pStyle w:val="Heading3"/>
@@ -5207,9 +5207,9 @@
         </w:pict>
       </w:r>
     </w:p>
-    <w:bookmarkEnd w:id="80"/>
-    <w:bookmarkEnd w:id="81"/>
-    <w:bookmarkStart w:id="85" w:name="Xa3d52d01efd98fd02bdd752188b046a6d46722a"/>
+    <w:bookmarkEnd w:id="69"/>
+    <w:bookmarkEnd w:id="70"/>
+    <w:bookmarkStart w:id="74" w:name="Xa3d52d01efd98fd02bdd752188b046a6d46722a"/>
     <w:p>
       <w:pPr>
         <w:pStyle w:val="Heading2"/>
@@ -5218,7 +5218,7 @@
         <w:t xml:space="preserve">15. Suivi de la commande</w:t>
       </w:r>
     </w:p>
-    <w:bookmarkStart w:id="82" w:name="page-de-suivi"/>
+    <w:bookmarkStart w:id="71" w:name="page-de-suivi"/>
     <w:p>
       <w:pPr>
         <w:pStyle w:val="Heading3"/>
@@ -5251,8 +5251,8 @@
         <w:t xml:space="preserve">dans la barre de navigation en bas de l'écran.</w:t>
       </w:r>
     </w:p>
-    <w:bookmarkEnd w:id="82"/>
-    <w:bookmarkStart w:id="83" w:name="états-de-la-commande"/>
+    <w:bookmarkEnd w:id="71"/>
+    <w:bookmarkStart w:id="72" w:name="états-de-la-commande"/>
     <w:p>
       <w:pPr>
         <w:pStyle w:val="Heading3"/>
@@ -5662,8 +5662,8 @@
         </w:tc>
       </w:tr>
     </w:tbl>
-    <w:bookmarkEnd w:id="83"/>
-    <w:bookmarkStart w:id="84" w:name="suivi-de-la-livraison"/>
+    <w:bookmarkEnd w:id="72"/>
+    <w:bookmarkStart w:id="73" w:name="suivi-de-la-livraison"/>
     <w:p>
       <w:pPr>
         <w:pStyle w:val="Heading3"/>
@@ -5722,9 +5722,9 @@
         </w:pict>
       </w:r>
     </w:p>
-    <w:bookmarkEnd w:id="84"/>
-    <w:bookmarkEnd w:id="85"/>
-    <w:bookmarkStart w:id="90" w:name="X2635b1017bcdfc99a3e3a2f247082d88b848e3e"/>
+    <w:bookmarkEnd w:id="73"/>
+    <w:bookmarkEnd w:id="74"/>
+    <w:bookmarkStart w:id="79" w:name="X2635b1017bcdfc99a3e3a2f247082d88b848e3e"/>
     <w:p>
       <w:pPr>
         <w:pStyle w:val="Heading2"/>
@@ -5733,7 +5733,7 @@
         <w:t xml:space="preserve">16. Livraison</w:t>
       </w:r>
     </w:p>
-    <w:bookmarkStart w:id="86" w:name="comment-ça-fonctionne"/>
+    <w:bookmarkStart w:id="75" w:name="comment-ça-fonctionne"/>
     <w:p>
       <w:pPr>
         <w:pStyle w:val="Heading3"/>
@@ -5838,8 +5838,8 @@
         <w:t xml:space="preserve">à l'adresse indiquée</w:t>
       </w:r>
     </w:p>
-    <w:bookmarkEnd w:id="86"/>
-    <w:bookmarkStart w:id="87" w:name="états-de-la-livraison"/>
+    <w:bookmarkEnd w:id="75"/>
+    <w:bookmarkStart w:id="76" w:name="états-de-la-livraison"/>
     <w:p>
       <w:pPr>
         <w:pStyle w:val="Heading3"/>
@@ -5877,8 +5877,8 @@
         <w:t xml:space="preserve">                                                     └─► COMPLETED (auto 48h)</w:t>
       </w:r>
     </w:p>
-    <w:bookmarkEnd w:id="87"/>
-    <w:bookmarkStart w:id="88" w:name="client-absent"/>
+    <w:bookmarkEnd w:id="76"/>
+    <w:bookmarkStart w:id="77" w:name="client-absent"/>
     <w:p>
       <w:pPr>
         <w:pStyle w:val="Heading3"/>
@@ -5941,8 +5941,8 @@
         <w:t xml:space="preserve">Une nouvelle tentative de livraison est organisée</w:t>
       </w:r>
     </w:p>
-    <w:bookmarkEnd w:id="88"/>
-    <w:bookmarkStart w:id="89" w:name="zones-de-livraison"/>
+    <w:bookmarkEnd w:id="77"/>
+    <w:bookmarkStart w:id="78" w:name="zones-de-livraison"/>
     <w:p>
       <w:pPr>
         <w:pStyle w:val="Heading3"/>
@@ -6024,9 +6024,9 @@
         </w:pict>
       </w:r>
     </w:p>
-    <w:bookmarkEnd w:id="89"/>
-    <w:bookmarkEnd w:id="90"/>
-    <w:bookmarkStart w:id="93" w:name="Xa287f7e5755edd98375a4c8fb0ca25b8f227866"/>
+    <w:bookmarkEnd w:id="78"/>
+    <w:bookmarkEnd w:id="79"/>
+    <w:bookmarkStart w:id="82" w:name="Xa287f7e5755edd98375a4c8fb0ca25b8f227866"/>
     <w:p>
       <w:pPr>
         <w:pStyle w:val="Heading2"/>
@@ -6035,7 +6035,7 @@
         <w:t xml:space="preserve">17. Confirmer la réception</w:t>
       </w:r>
     </w:p>
-    <w:bookmarkStart w:id="91" w:name="confirmation-manuelle"/>
+    <w:bookmarkStart w:id="80" w:name="confirmation-manuelle"/>
     <w:p>
       <w:pPr>
         <w:pStyle w:val="Heading3"/>
@@ -6088,8 +6088,8 @@
         <w:t xml:space="preserve">Confirmez la réception dans l'application</w:t>
       </w:r>
     </w:p>
-    <w:bookmarkEnd w:id="91"/>
-    <w:bookmarkStart w:id="92" w:name="confirmation-automatique"/>
+    <w:bookmarkEnd w:id="80"/>
+    <w:bookmarkStart w:id="81" w:name="confirmation-automatique"/>
     <w:p>
       <w:pPr>
         <w:pStyle w:val="Heading3"/>
@@ -6200,9 +6200,9 @@
         </w:pict>
       </w:r>
     </w:p>
-    <w:bookmarkEnd w:id="92"/>
-    <w:bookmarkEnd w:id="93"/>
-    <w:bookmarkStart w:id="99" w:name="X81354f8f66c1817cc999973489a0e72731973dc"/>
+    <w:bookmarkEnd w:id="81"/>
+    <w:bookmarkEnd w:id="82"/>
+    <w:bookmarkStart w:id="88" w:name="X81354f8f66c1817cc999973489a0e72731973dc"/>
     <w:p>
       <w:pPr>
         <w:pStyle w:val="Heading2"/>
@@ -6211,7 +6211,7 @@
         <w:t xml:space="preserve">18. Évaluer le vendeur</w:t>
       </w:r>
     </w:p>
-    <w:bookmarkStart w:id="94" w:name="quand-pouvez-vous-évaluer-"/>
+    <w:bookmarkStart w:id="83" w:name="quand-pouvez-vous-évaluer-"/>
     <w:p>
       <w:pPr>
         <w:pStyle w:val="Heading3"/>
@@ -6270,8 +6270,8 @@
         <w:t xml:space="preserve">.</w:t>
       </w:r>
     </w:p>
-    <w:bookmarkEnd w:id="94"/>
-    <w:bookmarkStart w:id="95" w:name="comment-évaluer"/>
+    <w:bookmarkEnd w:id="83"/>
+    <w:bookmarkStart w:id="84" w:name="comment-évaluer"/>
     <w:p>
       <w:pPr>
         <w:pStyle w:val="Heading3"/>
@@ -6364,8 +6364,8 @@
         <w:t xml:space="preserve">(optionnel)</w:t>
       </w:r>
     </w:p>
-    <w:bookmarkEnd w:id="95"/>
-    <w:bookmarkStart w:id="96" w:name="ce-qui-est-évalué"/>
+    <w:bookmarkEnd w:id="84"/>
+    <w:bookmarkStart w:id="85" w:name="ce-qui-est-évalué"/>
     <w:p>
       <w:pPr>
         <w:pStyle w:val="Heading3"/>
@@ -6422,8 +6422,8 @@
         <w:t xml:space="preserve">Communication</w:t>
       </w:r>
     </w:p>
-    <w:bookmarkEnd w:id="96"/>
-    <w:bookmarkStart w:id="97" w:name="consulter-les-avis"/>
+    <w:bookmarkEnd w:id="85"/>
+    <w:bookmarkStart w:id="86" w:name="consulter-les-avis"/>
     <w:p>
       <w:pPr>
         <w:pStyle w:val="Heading3"/>
@@ -6491,8 +6491,8 @@
         <w:t xml:space="preserve">et la liste des avis.</w:t>
       </w:r>
     </w:p>
-    <w:bookmarkEnd w:id="97"/>
-    <w:bookmarkStart w:id="98" w:name="endpoint-api-4"/>
+    <w:bookmarkEnd w:id="86"/>
+    <w:bookmarkStart w:id="87" w:name="endpoint-api-4"/>
     <w:p>
       <w:pPr>
         <w:pStyle w:val="Heading3"/>
@@ -6564,9 +6564,9 @@
         </w:pict>
       </w:r>
     </w:p>
-    <w:bookmarkEnd w:id="98"/>
-    <w:bookmarkEnd w:id="99"/>
-    <w:bookmarkStart w:id="105" w:name="X48d31e6589896ee2abf42131b2d55407f2e1fc3"/>
+    <w:bookmarkEnd w:id="87"/>
+    <w:bookmarkEnd w:id="88"/>
+    <w:bookmarkStart w:id="94" w:name="X48d31e6589896ee2abf42131b2d55407f2e1fc3"/>
     <w:p>
       <w:pPr>
         <w:pStyle w:val="Heading2"/>
@@ -6575,7 +6575,7 @@
         <w:t xml:space="preserve">19. Évaluer la livraison</w:t>
       </w:r>
     </w:p>
-    <w:bookmarkStart w:id="100" w:name="quand-pouvez-vous-évaluer--1"/>
+    <w:bookmarkStart w:id="89" w:name="quand-pouvez-vous-évaluer--1"/>
     <w:p>
       <w:pPr>
         <w:pStyle w:val="Heading3"/>
@@ -6621,8 +6621,8 @@
         <w:t xml:space="preserve">.</w:t>
       </w:r>
     </w:p>
-    <w:bookmarkEnd w:id="100"/>
-    <w:bookmarkStart w:id="101" w:name="comment-évaluer-1"/>
+    <w:bookmarkEnd w:id="89"/>
+    <w:bookmarkStart w:id="90" w:name="comment-évaluer-1"/>
     <w:p>
       <w:pPr>
         <w:pStyle w:val="Heading3"/>
@@ -6715,8 +6715,8 @@
         <w:t xml:space="preserve">(optionnel)</w:t>
       </w:r>
     </w:p>
-    <w:bookmarkEnd w:id="101"/>
-    <w:bookmarkStart w:id="102" w:name="ce-qui-est-évalué-1"/>
+    <w:bookmarkEnd w:id="90"/>
+    <w:bookmarkStart w:id="91" w:name="ce-qui-est-évalué-1"/>
     <w:p>
       <w:pPr>
         <w:pStyle w:val="Heading3"/>
@@ -6773,8 +6773,8 @@
         <w:t xml:space="preserve">Respect du créneau de livraison</w:t>
       </w:r>
     </w:p>
-    <w:bookmarkEnd w:id="102"/>
-    <w:bookmarkStart w:id="103" w:name="consulter-les-avis-livreur"/>
+    <w:bookmarkEnd w:id="91"/>
+    <w:bookmarkStart w:id="92" w:name="consulter-les-avis-livreur"/>
     <w:p>
       <w:pPr>
         <w:pStyle w:val="Heading3"/>
@@ -6794,8 +6794,8 @@
         <w:t xml:space="preserve">GET /api/v1/reviews/rider/{riderId}</w:t>
       </w:r>
     </w:p>
-    <w:bookmarkEnd w:id="103"/>
-    <w:bookmarkStart w:id="104" w:name="endpoint-api-5"/>
+    <w:bookmarkEnd w:id="92"/>
+    <w:bookmarkStart w:id="93" w:name="endpoint-api-5"/>
     <w:p>
       <w:pPr>
         <w:pStyle w:val="Heading3"/>
@@ -6867,9 +6867,9 @@
         </w:pict>
       </w:r>
     </w:p>
-    <w:bookmarkEnd w:id="104"/>
-    <w:bookmarkEnd w:id="105"/>
-    <w:bookmarkStart w:id="111" w:name="X34df4fedba7bda993dec9b6af2544937875b725"/>
+    <w:bookmarkEnd w:id="93"/>
+    <w:bookmarkEnd w:id="94"/>
+    <w:bookmarkStart w:id="100" w:name="X34df4fedba7bda993dec9b6af2544937875b725"/>
     <w:p>
       <w:pPr>
         <w:pStyle w:val="Heading2"/>
@@ -6878,7 +6878,7 @@
         <w:t xml:space="preserve">20. Ouvrir un litige</w:t>
       </w:r>
     </w:p>
-    <w:bookmarkStart w:id="106" w:name="quand-ouvrir-un-litige-"/>
+    <w:bookmarkStart w:id="95" w:name="quand-ouvrir-un-litige-"/>
     <w:p>
       <w:pPr>
         <w:pStyle w:val="Heading3"/>
@@ -7009,8 +7009,8 @@
         <w:t xml:space="preserve">de celle commandée</w:t>
       </w:r>
     </w:p>
-    <w:bookmarkEnd w:id="106"/>
-    <w:bookmarkStart w:id="107" w:name="comment-ouvrir-un-litige"/>
+    <w:bookmarkEnd w:id="95"/>
+    <w:bookmarkStart w:id="96" w:name="comment-ouvrir-un-litige"/>
     <w:p>
       <w:pPr>
         <w:pStyle w:val="Heading3"/>
@@ -7087,8 +7087,8 @@
         <w:t xml:space="preserve">OPEN</w:t>
       </w:r>
     </w:p>
-    <w:bookmarkEnd w:id="107"/>
-    <w:bookmarkStart w:id="108" w:name="processus-de-résolution"/>
+    <w:bookmarkEnd w:id="96"/>
+    <w:bookmarkStart w:id="97" w:name="processus-de-résolution"/>
     <w:p>
       <w:pPr>
         <w:pStyle w:val="Heading3"/>
@@ -7194,8 +7194,8 @@
         <w:t xml:space="preserve">: Le paiement est maintenu au vendeur</w:t>
       </w:r>
     </w:p>
-    <w:bookmarkEnd w:id="108"/>
-    <w:bookmarkStart w:id="109" w:name="délai-important"/>
+    <w:bookmarkEnd w:id="97"/>
+    <w:bookmarkStart w:id="98" w:name="délai-important"/>
     <w:p>
       <w:pPr>
         <w:pStyle w:val="Heading3"/>
@@ -7222,8 +7222,8 @@
         <w:t xml:space="preserve">Après ce délai, les fonds escrow sont automatiquement libérés au vendeur.</w:t>
       </w:r>
     </w:p>
-    <w:bookmarkEnd w:id="109"/>
-    <w:bookmarkStart w:id="110" w:name="endpoint-api-6"/>
+    <w:bookmarkEnd w:id="98"/>
+    <w:bookmarkStart w:id="99" w:name="endpoint-api-6"/>
     <w:p>
       <w:pPr>
         <w:pStyle w:val="Heading3"/>
@@ -7286,9 +7286,9 @@
         </w:pict>
       </w:r>
     </w:p>
-    <w:bookmarkEnd w:id="110"/>
-    <w:bookmarkEnd w:id="111"/>
-    <w:bookmarkStart w:id="115" w:name="Xe20a2e690c8de7898f69e581f320fbbb194cd89"/>
+    <w:bookmarkEnd w:id="99"/>
+    <w:bookmarkEnd w:id="100"/>
+    <w:bookmarkStart w:id="104" w:name="Xe20a2e690c8de7898f69e581f320fbbb194cd89"/>
     <w:p>
       <w:pPr>
         <w:pStyle w:val="Heading2"/>
@@ -7297,7 +7297,7 @@
         <w:t xml:space="preserve">21. Historique des commandes</w:t>
       </w:r>
     </w:p>
-    <w:bookmarkStart w:id="112" w:name="accéder-à-lhistorique"/>
+    <w:bookmarkStart w:id="101" w:name="accéder-à-lhistorique"/>
     <w:p>
       <w:pPr>
         <w:pStyle w:val="Heading3"/>
@@ -7339,8 +7339,8 @@
         <w:t xml:space="preserve">) dans la barre de navigation.</w:t>
       </w:r>
     </w:p>
-    <w:bookmarkEnd w:id="112"/>
-    <w:bookmarkStart w:id="113" w:name="informations-affichées-1"/>
+    <w:bookmarkEnd w:id="101"/>
+    <w:bookmarkStart w:id="102" w:name="informations-affichées-1"/>
     <w:p>
       <w:pPr>
         <w:pStyle w:val="Heading3"/>
@@ -7563,8 +7563,8 @@
         </w:tc>
       </w:tr>
     </w:tbl>
-    <w:bookmarkEnd w:id="113"/>
-    <w:bookmarkStart w:id="114" w:name="pagination"/>
+    <w:bookmarkEnd w:id="102"/>
+    <w:bookmarkStart w:id="103" w:name="pagination"/>
     <w:p>
       <w:pPr>
         <w:pStyle w:val="Heading3"/>
@@ -7604,9 +7604,9 @@
         </w:pict>
       </w:r>
     </w:p>
-    <w:bookmarkEnd w:id="114"/>
-    <w:bookmarkEnd w:id="115"/>
-    <w:bookmarkStart w:id="119" w:name="X4ecdf8fa80779b3e994c5d7255bacf353ac44a6"/>
+    <w:bookmarkEnd w:id="103"/>
+    <w:bookmarkEnd w:id="104"/>
+    <w:bookmarkStart w:id="108" w:name="X4ecdf8fa80779b3e994c5d7255bacf353ac44a6"/>
     <w:p>
       <w:pPr>
         <w:pStyle w:val="Heading2"/>
@@ -7615,7 +7615,7 @@
         <w:t xml:space="preserve">22. Profil et préférences</w:t>
       </w:r>
     </w:p>
-    <w:bookmarkStart w:id="116" w:name="accéder-à-votre-profil"/>
+    <w:bookmarkStart w:id="105" w:name="accéder-à-votre-profil"/>
     <w:p>
       <w:pPr>
         <w:pStyle w:val="Heading3"/>
@@ -7657,8 +7657,8 @@
         <w:t xml:space="preserve">) dans la barre de navigation.</w:t>
       </w:r>
     </w:p>
-    <w:bookmarkEnd w:id="116"/>
-    <w:bookmarkStart w:id="117" w:name="informations-modifiables"/>
+    <w:bookmarkEnd w:id="105"/>
+    <w:bookmarkStart w:id="106" w:name="informations-modifiables"/>
     <w:p>
       <w:pPr>
         <w:pStyle w:val="Heading3"/>
@@ -7801,8 +7801,8 @@
         </w:tc>
       </w:tr>
     </w:tbl>
-    <w:bookmarkEnd w:id="117"/>
-    <w:bookmarkStart w:id="118" w:name="changement-de-contexte"/>
+    <w:bookmarkEnd w:id="106"/>
+    <w:bookmarkStart w:id="107" w:name="changement-de-contexte"/>
     <w:p>
       <w:pPr>
         <w:pStyle w:val="Heading3"/>
@@ -7862,9 +7862,9 @@
         </w:pict>
       </w:r>
     </w:p>
-    <w:bookmarkEnd w:id="118"/>
-    <w:bookmarkEnd w:id="119"/>
-    <w:bookmarkStart w:id="123" w:name="X658ca0848d49b01b1946c039c646685fbb3be73"/>
+    <w:bookmarkEnd w:id="107"/>
+    <w:bookmarkEnd w:id="108"/>
+    <w:bookmarkStart w:id="112" w:name="X658ca0848d49b01b1946c039c646685fbb3be73"/>
     <w:p>
       <w:pPr>
         <w:pStyle w:val="Heading2"/>
@@ -7873,7 +7873,7 @@
         <w:t xml:space="preserve">23. Notifications</w:t>
       </w:r>
     </w:p>
-    <w:bookmarkStart w:id="120" w:name="canaux-de-notification"/>
+    <w:bookmarkStart w:id="109" w:name="canaux-de-notification"/>
     <w:p>
       <w:pPr>
         <w:pStyle w:val="Heading3"/>
@@ -8037,8 +8037,8 @@
         </w:tc>
       </w:tr>
     </w:tbl>
-    <w:bookmarkEnd w:id="120"/>
-    <w:bookmarkStart w:id="121" w:name="types-de-notifications-reçues"/>
+    <w:bookmarkEnd w:id="109"/>
+    <w:bookmarkStart w:id="110" w:name="types-de-notifications-reçues"/>
     <w:p>
       <w:pPr>
         <w:pStyle w:val="Heading3"/>
@@ -8229,8 +8229,8 @@
         </w:tc>
       </w:tr>
     </w:tbl>
-    <w:bookmarkEnd w:id="121"/>
-    <w:bookmarkStart w:id="122" w:name="gérer-vos-préférences"/>
+    <w:bookmarkEnd w:id="110"/>
+    <w:bookmarkStart w:id="111" w:name="gérer-vos-préférences"/>
     <w:p>
       <w:pPr>
         <w:pStyle w:val="Heading3"/>
@@ -8275,9 +8275,9 @@
         </w:pict>
       </w:r>
     </w:p>
-    <w:bookmarkEnd w:id="122"/>
-    <w:bookmarkEnd w:id="123"/>
-    <w:bookmarkStart w:id="125" w:name="X6030c9329dfdc4a402b8c709df3843430e4f2e6"/>
+    <w:bookmarkEnd w:id="111"/>
+    <w:bookmarkEnd w:id="112"/>
+    <w:bookmarkStart w:id="114" w:name="X6030c9329dfdc4a402b8c709df3843430e4f2e6"/>
     <w:p>
       <w:pPr>
         <w:pStyle w:val="Heading2"/>
@@ -8286,7 +8286,7 @@
         <w:t xml:space="preserve">24. Cycle de vie complet de votre commande</w:t>
       </w:r>
     </w:p>
-    <w:bookmarkStart w:id="124" w:name="parcours-complet-de-a-à-z"/>
+    <w:bookmarkStart w:id="113" w:name="parcours-complet-de-a-à-z"/>
     <w:p>
       <w:pPr>
         <w:pStyle w:val="Heading3"/>
@@ -8655,9 +8655,9 @@
         </w:pict>
       </w:r>
     </w:p>
-    <w:bookmarkEnd w:id="124"/>
-    <w:bookmarkEnd w:id="125"/>
-    <w:bookmarkStart w:id="129" w:name="X994681f3d37310daf8dd329d9c8a76356d3d140"/>
+    <w:bookmarkEnd w:id="113"/>
+    <w:bookmarkEnd w:id="114"/>
+    <w:bookmarkStart w:id="118" w:name="X994681f3d37310daf8dd329d9c8a76356d3d140"/>
     <w:p>
       <w:pPr>
         <w:pStyle w:val="Heading2"/>
@@ -8666,7 +8666,7 @@
         <w:t xml:space="preserve">25. Référence rapide</w:t>
       </w:r>
     </w:p>
-    <w:bookmarkStart w:id="126" w:name="navigation"/>
+    <w:bookmarkStart w:id="115" w:name="navigation"/>
     <w:p>
       <w:pPr>
         <w:pStyle w:val="Heading3"/>
@@ -9029,8 +9029,8 @@
         </w:tc>
       </w:tr>
     </w:tbl>
-    <w:bookmarkEnd w:id="126"/>
-    <w:bookmarkStart w:id="127" w:name="limites-et-seuils"/>
+    <w:bookmarkEnd w:id="115"/>
+    <w:bookmarkStart w:id="116" w:name="limites-et-seuils"/>
     <w:p>
       <w:pPr>
         <w:pStyle w:val="Heading3"/>
@@ -9317,8 +9317,8 @@
         </w:tc>
       </w:tr>
     </w:tbl>
-    <w:bookmarkEnd w:id="127"/>
-    <w:bookmarkStart w:id="128" w:name="méthodes-de-paiement"/>
+    <w:bookmarkEnd w:id="116"/>
+    <w:bookmarkStart w:id="117" w:name="méthodes-de-paiement"/>
     <w:p>
       <w:pPr>
         <w:pStyle w:val="Heading3"/>
@@ -9524,24 +9524,530 @@
         </w:pict>
       </w:r>
     </w:p>
+    <w:bookmarkEnd w:id="117"/>
+    <w:bookmarkEnd w:id="118"/>
+    <w:bookmarkStart w:id="131" w:name="X98fffb877d1d8da7eb552cd886a5a8640ad5ef7"/>
+    <w:p>
+      <w:pPr>
+        <w:pStyle w:val="Heading2"/>
+      </w:pPr>
+      <w:r>
+        <w:t xml:space="preserve">26. FAQ client</w:t>
+      </w:r>
+    </w:p>
+    <w:bookmarkStart w:id="119" w:name="X88c2bdd9886fcf14075db834cc37485a9e36625"/>
+    <w:p>
+      <w:pPr>
+        <w:pStyle w:val="Heading3"/>
+      </w:pPr>
+      <w:r>
+        <w:t xml:space="preserve">Q : Dois-je passer par un mécanicien pour acheter une pièce ?</w:t>
+      </w:r>
+    </w:p>
+    <w:p>
+      <w:pPr>
+        <w:pStyle w:val="FirstParagraph"/>
+      </w:pPr>
+      <w:r>
+        <w:rPr>
+          <w:b/>
+          <w:bCs/>
+        </w:rPr>
+        <w:t xml:space="preserve">R :</w:t>
+      </w:r>
+      <w:r>
+        <w:t xml:space="preserve"> </w:t>
+      </w:r>
+      <w:r>
+        <w:t xml:space="preserve">Non. Vous pouvez rechercher, commander et payer directement sur Pièces. Le passage par un mécanicien (flux tripartite) est optionnel — il est utile si vous ne connaissez pas la pièce exacte dont vous avez besoin.</w:t>
+      </w:r>
+    </w:p>
+    <w:bookmarkEnd w:id="119"/>
+    <w:bookmarkStart w:id="120" w:name="Xb83ad4792f561f4781c283bbdd856f8341a4e58"/>
+    <w:p>
+      <w:pPr>
+        <w:pStyle w:val="Heading3"/>
+      </w:pPr>
+      <w:r>
+        <w:t xml:space="preserve">Q : Comment savoir si la pièce est compatible avec mon véhicule ?</w:t>
+      </w:r>
+    </w:p>
+    <w:p>
+      <w:pPr>
+        <w:pStyle w:val="FirstParagraph"/>
+      </w:pPr>
+      <w:r>
+        <w:rPr>
+          <w:b/>
+          <w:bCs/>
+        </w:rPr>
+        <w:t xml:space="preserve">R :</w:t>
+      </w:r>
+      <w:r>
+        <w:t xml:space="preserve"> </w:t>
+      </w:r>
+      <w:r>
+        <w:t xml:space="preserve">Utilisez la navigation par</w:t>
+      </w:r>
+      <w:r>
+        <w:t xml:space="preserve"> </w:t>
+      </w:r>
+      <w:r>
+        <w:rPr>
+          <w:b/>
+          <w:bCs/>
+        </w:rPr>
+        <w:t xml:space="preserve">marque / modèle / année</w:t>
+      </w:r>
+      <w:r>
+        <w:t xml:space="preserve"> </w:t>
+      </w:r>
+      <w:r>
+        <w:t xml:space="preserve">ou le</w:t>
+      </w:r>
+      <w:r>
+        <w:t xml:space="preserve"> </w:t>
+      </w:r>
+      <w:r>
+        <w:rPr>
+          <w:b/>
+          <w:bCs/>
+        </w:rPr>
+        <w:t xml:space="preserve">décodage VIN</w:t>
+      </w:r>
+      <w:r>
+        <w:t xml:space="preserve"> </w:t>
+      </w:r>
+      <w:r>
+        <w:t xml:space="preserve">pour voir uniquement les pièces compatibles. Vous pouvez aussi prendre une</w:t>
+      </w:r>
+      <w:r>
+        <w:t xml:space="preserve"> </w:t>
+      </w:r>
+      <w:r>
+        <w:rPr>
+          <w:b/>
+          <w:bCs/>
+        </w:rPr>
+        <w:t xml:space="preserve">photo</w:t>
+      </w:r>
+      <w:r>
+        <w:t xml:space="preserve"> </w:t>
+      </w:r>
+      <w:r>
+        <w:t xml:space="preserve">de la pièce usagée pour que l'IA l'identifie.</w:t>
+      </w:r>
+    </w:p>
+    <w:bookmarkEnd w:id="120"/>
+    <w:bookmarkStart w:id="121" w:name="q--les-pièces-sont-elles-garanties-"/>
+    <w:p>
+      <w:pPr>
+        <w:pStyle w:val="Heading3"/>
+      </w:pPr>
+      <w:r>
+        <w:t xml:space="preserve">Q : Les pièces sont-elles garanties ?</w:t>
+      </w:r>
+    </w:p>
+    <w:p>
+      <w:pPr>
+        <w:pStyle w:val="FirstParagraph"/>
+      </w:pPr>
+      <w:r>
+        <w:rPr>
+          <w:b/>
+          <w:bCs/>
+        </w:rPr>
+        <w:t xml:space="preserve">R :</w:t>
+      </w:r>
+      <w:r>
+        <w:t xml:space="preserve"> </w:t>
+      </w:r>
+      <w:r>
+        <w:t xml:space="preserve">Oui. Tous les vendeurs sur Pièces ont signé deux garanties obligatoires :</w:t>
+      </w:r>
+    </w:p>
+    <w:p>
+      <w:pPr>
+        <w:pStyle w:val="Compact"/>
+        <w:numPr>
+          <w:ilvl w:val="0"/>
+          <w:numId w:val="1032"/>
+        </w:numPr>
+      </w:pPr>
+      <w:r>
+        <w:rPr>
+          <w:b/>
+          <w:bCs/>
+        </w:rPr>
+        <w:t xml:space="preserve">RETURN_48H</w:t>
+      </w:r>
+      <w:r>
+        <w:t xml:space="preserve"> </w:t>
+      </w:r>
+      <w:r>
+        <w:t xml:space="preserve">: Retour gratuit sous 48h si la pièce ne convient pas</w:t>
+      </w:r>
+    </w:p>
+    <w:p>
+      <w:pPr>
+        <w:pStyle w:val="Compact"/>
+        <w:numPr>
+          <w:ilvl w:val="0"/>
+          <w:numId w:val="1032"/>
+        </w:numPr>
+      </w:pPr>
+      <w:r>
+        <w:rPr>
+          <w:b/>
+          <w:bCs/>
+        </w:rPr>
+        <w:t xml:space="preserve">WARRANTY_30D</w:t>
+      </w:r>
+      <w:r>
+        <w:t xml:space="preserve"> </w:t>
+      </w:r>
+      <w:r>
+        <w:t xml:space="preserve">: Garantie de fonctionnement 30 jours</w:t>
+      </w:r>
+    </w:p>
+    <w:bookmarkEnd w:id="121"/>
+    <w:bookmarkStart w:id="122" w:name="q--mon-argent-est-il-protégé-"/>
+    <w:p>
+      <w:pPr>
+        <w:pStyle w:val="Heading3"/>
+      </w:pPr>
+      <w:r>
+        <w:t xml:space="preserve">Q : Mon argent est-il protégé ?</w:t>
+      </w:r>
+    </w:p>
+    <w:p>
+      <w:pPr>
+        <w:pStyle w:val="FirstParagraph"/>
+      </w:pPr>
+      <w:r>
+        <w:rPr>
+          <w:b/>
+          <w:bCs/>
+        </w:rPr>
+        <w:t xml:space="preserve">R :</w:t>
+      </w:r>
+      <w:r>
+        <w:t xml:space="preserve"> </w:t>
+      </w:r>
+      <w:r>
+        <w:t xml:space="preserve">Oui. Le système</w:t>
+      </w:r>
+      <w:r>
+        <w:t xml:space="preserve"> </w:t>
+      </w:r>
+      <w:r>
+        <w:rPr>
+          <w:b/>
+          <w:bCs/>
+        </w:rPr>
+        <w:t xml:space="preserve">escrow</w:t>
+      </w:r>
+      <w:r>
+        <w:t xml:space="preserve"> </w:t>
+      </w:r>
+      <w:r>
+        <w:t xml:space="preserve">bloque votre argent jusqu'à ce que vous confirmiez la réception de la pièce. Si un problème survient, vous pouvez ouvrir un litige et être remboursé.</w:t>
+      </w:r>
+    </w:p>
+    <w:bookmarkEnd w:id="122"/>
+    <w:bookmarkStart w:id="123" w:name="q--puis-je-payer-en-espèces-"/>
+    <w:p>
+      <w:pPr>
+        <w:pStyle w:val="Heading3"/>
+      </w:pPr>
+      <w:r>
+        <w:t xml:space="preserve">Q : Puis-je payer en espèces ?</w:t>
+      </w:r>
+    </w:p>
+    <w:p>
+      <w:pPr>
+        <w:pStyle w:val="FirstParagraph"/>
+      </w:pPr>
+      <w:r>
+        <w:rPr>
+          <w:b/>
+          <w:bCs/>
+        </w:rPr>
+        <w:t xml:space="preserve">R :</w:t>
+      </w:r>
+      <w:r>
+        <w:t xml:space="preserve"> </w:t>
+      </w:r>
+      <w:r>
+        <w:t xml:space="preserve">Oui, pour les commandes de</w:t>
+      </w:r>
+      <w:r>
+        <w:t xml:space="preserve"> </w:t>
+      </w:r>
+      <w:r>
+        <w:rPr>
+          <w:b/>
+          <w:bCs/>
+        </w:rPr>
+        <w:t xml:space="preserve">75 000 FCFA ou moins</w:t>
+      </w:r>
+      <w:r>
+        <w:t xml:space="preserve">. Vous payez directement au livreur à la réception. Au-delà de ce montant, utilisez Orange Money, MTN MoMo ou Wave.</w:t>
+      </w:r>
+    </w:p>
+    <w:bookmarkEnd w:id="123"/>
+    <w:bookmarkStart w:id="124" w:name="q--combien-coûte-la-livraison-"/>
+    <w:p>
+      <w:pPr>
+        <w:pStyle w:val="Heading3"/>
+      </w:pPr>
+      <w:r>
+        <w:t xml:space="preserve">Q : Combien coûte la livraison ?</w:t>
+      </w:r>
+    </w:p>
+    <w:p>
+      <w:pPr>
+        <w:pStyle w:val="FirstParagraph"/>
+      </w:pPr>
+      <w:r>
+        <w:rPr>
+          <w:b/>
+          <w:bCs/>
+        </w:rPr>
+        <w:t xml:space="preserve">R :</w:t>
+      </w:r>
+      <w:r>
+        <w:t xml:space="preserve"> </w:t>
+      </w:r>
+      <w:r>
+        <w:t xml:space="preserve">Les frais de livraison sont calculés selon la zone de livraison et s'affichent avant que vous ne confirmiez votre paiement. Les prix sont transparents — pas de frais cachés.</w:t>
+      </w:r>
+    </w:p>
+    <w:bookmarkEnd w:id="124"/>
+    <w:bookmarkStart w:id="125" w:name="X6e27fc5af87093ba8a3c20516919adb0134496c"/>
+    <w:p>
+      <w:pPr>
+        <w:pStyle w:val="Heading3"/>
+      </w:pPr>
+      <w:r>
+        <w:t xml:space="preserve">Q : Que faire si la pièce reçue ne correspond pas ?</w:t>
+      </w:r>
+    </w:p>
+    <w:p>
+      <w:pPr>
+        <w:pStyle w:val="FirstParagraph"/>
+      </w:pPr>
+      <w:r>
+        <w:rPr>
+          <w:b/>
+          <w:bCs/>
+        </w:rPr>
+        <w:t xml:space="preserve">R :</w:t>
+      </w:r>
+      <w:r>
+        <w:t xml:space="preserve"> </w:t>
+      </w:r>
+      <w:r>
+        <w:t xml:space="preserve">Ouvrez un</w:t>
+      </w:r>
+      <w:r>
+        <w:t xml:space="preserve"> </w:t>
+      </w:r>
+      <w:r>
+        <w:rPr>
+          <w:b/>
+          <w:bCs/>
+        </w:rPr>
+        <w:t xml:space="preserve">litige</w:t>
+      </w:r>
+      <w:r>
+        <w:t xml:space="preserve"> </w:t>
+      </w:r>
+      <w:r>
+        <w:t xml:space="preserve">dans les 48 heures suivant la livraison. Un administrateur Pièces examinera votre cas. Si le litige est résolu en votre faveur, vous êtes remboursé via le système escrow. Vous pouvez aussi exercer votre droit de retour sous 48h (garantie RETURN_48H).</w:t>
+      </w:r>
+    </w:p>
+    <w:bookmarkEnd w:id="125"/>
+    <w:bookmarkStart w:id="126" w:name="q--puis-je-annuler-une-commande-"/>
+    <w:p>
+      <w:pPr>
+        <w:pStyle w:val="Heading3"/>
+      </w:pPr>
+      <w:r>
+        <w:t xml:space="preserve">Q : Puis-je annuler une commande ?</w:t>
+      </w:r>
+    </w:p>
+    <w:p>
+      <w:pPr>
+        <w:pStyle w:val="FirstParagraph"/>
+      </w:pPr>
+      <w:r>
+        <w:rPr>
+          <w:b/>
+          <w:bCs/>
+        </w:rPr>
+        <w:t xml:space="preserve">R :</w:t>
+      </w:r>
+      <w:r>
+        <w:t xml:space="preserve"> </w:t>
+      </w:r>
+      <w:r>
+        <w:t xml:space="preserve">Vous pouvez annuler une commande tant qu'elle est en statut</w:t>
+      </w:r>
+      <w:r>
+        <w:t xml:space="preserve"> </w:t>
+      </w:r>
+      <w:r>
+        <w:rPr>
+          <w:b/>
+          <w:bCs/>
+        </w:rPr>
+        <w:t xml:space="preserve">DRAFT</w:t>
+      </w:r>
+      <w:r>
+        <w:t xml:space="preserve"> </w:t>
+      </w:r>
+      <w:r>
+        <w:t xml:space="preserve">ou</w:t>
+      </w:r>
+      <w:r>
+        <w:t xml:space="preserve"> </w:t>
+      </w:r>
+      <w:r>
+        <w:rPr>
+          <w:b/>
+          <w:bCs/>
+        </w:rPr>
+        <w:t xml:space="preserve">PENDING_PAYMENT</w:t>
+      </w:r>
+      <w:r>
+        <w:t xml:space="preserve">. Une fois que le vendeur a confirmé, l'annulation n'est plus possible — vous devrez attendre la livraison et ouvrir un litige si nécessaire.</w:t>
+      </w:r>
+    </w:p>
+    <w:bookmarkEnd w:id="126"/>
+    <w:bookmarkStart w:id="127" w:name="Xff55d6516a2b8f064bc097a7d45d2b90d459402"/>
+    <w:p>
+      <w:pPr>
+        <w:pStyle w:val="Heading3"/>
+      </w:pPr>
+      <w:r>
+        <w:t xml:space="preserve">Q : L'application fonctionne-t-elle hors connexion ?</w:t>
+      </w:r>
+    </w:p>
+    <w:p>
+      <w:pPr>
+        <w:pStyle w:val="FirstParagraph"/>
+      </w:pPr>
+      <w:r>
+        <w:rPr>
+          <w:b/>
+          <w:bCs/>
+        </w:rPr>
+        <w:t xml:space="preserve">R :</w:t>
+      </w:r>
+      <w:r>
+        <w:t xml:space="preserve"> </w:t>
+      </w:r>
+      <w:r>
+        <w:t xml:space="preserve">Pièces est une</w:t>
+      </w:r>
+      <w:r>
+        <w:t xml:space="preserve"> </w:t>
+      </w:r>
+      <w:r>
+        <w:rPr>
+          <w:b/>
+          <w:bCs/>
+        </w:rPr>
+        <w:t xml:space="preserve">PWA</w:t>
+      </w:r>
+      <w:r>
+        <w:t xml:space="preserve"> </w:t>
+      </w:r>
+      <w:r>
+        <w:t xml:space="preserve">(Progressive Web App) installable sur votre téléphone. Certaines fonctionnalités sont disponibles hors ligne, mais la recherche et les commandes nécessitent une connexion internet.</w:t>
+      </w:r>
+    </w:p>
+    <w:bookmarkEnd w:id="127"/>
+    <w:bookmarkStart w:id="128" w:name="Xf4a41fa3ab0cf8430cc489f364687e2c87cf0f4"/>
+    <w:p>
+      <w:pPr>
+        <w:pStyle w:val="Heading3"/>
+      </w:pPr>
+      <w:r>
+        <w:t xml:space="preserve">Q : Dans quelles zones la livraison est-elle disponible ?</w:t>
+      </w:r>
+    </w:p>
+    <w:p>
+      <w:pPr>
+        <w:pStyle w:val="FirstParagraph"/>
+      </w:pPr>
+      <w:r>
+        <w:rPr>
+          <w:b/>
+          <w:bCs/>
+        </w:rPr>
+        <w:t xml:space="preserve">R :</w:t>
+      </w:r>
+      <w:r>
+        <w:t xml:space="preserve"> </w:t>
+      </w:r>
+      <w:r>
+        <w:t xml:space="preserve">La livraison est disponible dans les</w:t>
+      </w:r>
+      <w:r>
+        <w:t xml:space="preserve"> </w:t>
+      </w:r>
+      <w:r>
+        <w:rPr>
+          <w:b/>
+          <w:bCs/>
+        </w:rPr>
+        <w:t xml:space="preserve">13 communes d'Abidjan</w:t>
+      </w:r>
+      <w:r>
+        <w:t xml:space="preserve"> </w:t>
+      </w:r>
+      <w:r>
+        <w:t xml:space="preserve">: Abobo, Adjamé, Anyama, Attécoubé, Bingerville, Cocody, Koumassi, Marcory, Plateau, Port-Bouët, Songon, Treichville et Yopougon. La couverture dépend des zones configurées par chaque vendeur.</w:t>
+      </w:r>
+    </w:p>
     <w:bookmarkEnd w:id="128"/>
+    <w:bookmarkStart w:id="129" w:name="X327ff8c3a4264e3b240a2afe5321635c529c405"/>
+    <w:p>
+      <w:pPr>
+        <w:pStyle w:val="Heading3"/>
+      </w:pPr>
+      <w:r>
+        <w:t xml:space="preserve">Q : Puis-je contacter le vendeur directement ?</w:t>
+      </w:r>
+    </w:p>
+    <w:p>
+      <w:pPr>
+        <w:pStyle w:val="FirstParagraph"/>
+      </w:pPr>
+      <w:r>
+        <w:rPr>
+          <w:b/>
+          <w:bCs/>
+        </w:rPr>
+        <w:t xml:space="preserve">R :</w:t>
+      </w:r>
+      <w:r>
+        <w:t xml:space="preserve"> </w:t>
+      </w:r>
+      <w:r>
+        <w:t xml:space="preserve">Non, les échanges passent par la plateforme Pièces pour garantir la traçabilité et la protection de votre achat. Les notifications WhatsApp vous tiennent informé de l'avancement de votre commande.</w:t>
+      </w:r>
+    </w:p>
     <w:bookmarkEnd w:id="129"/>
-    <w:bookmarkStart w:id="142" w:name="X98fffb877d1d8da7eb552cd886a5a8640ad5ef7"/>
-    <w:p>
-      <w:pPr>
-        <w:pStyle w:val="Heading2"/>
-      </w:pPr>
-      <w:r>
-        <w:t xml:space="preserve">26. FAQ client</w:t>
-      </w:r>
-    </w:p>
-    <w:bookmarkStart w:id="130" w:name="X88c2bdd9886fcf14075db834cc37485a9e36625"/>
+    <w:bookmarkStart w:id="130" w:name="X842f8ff3e91e64d89d445d9ad49807c432028db"/>
     <w:p>
       <w:pPr>
         <w:pStyle w:val="Heading3"/>
       </w:pPr>
       <w:r>
-        <w:t xml:space="preserve">Q : Dois-je passer par un mécanicien pour acheter une pièce ?</w:t>
+        <w:t xml:space="preserve">Q : Comment installer l'application sur mon téléphone ?</w:t>
       </w:r>
     </w:p>
     <w:p>
@@ -9559,551 +10065,49 @@
         <w:t xml:space="preserve"> </w:t>
       </w:r>
       <w:r>
-        <w:t xml:space="preserve">Non. Vous pouvez rechercher, commander et payer directement sur Pièces. Le passage par un mécanicien (flux tripartite) est optionnel — il est utile si vous ne connaissez pas la pièce exacte dont vous avez besoin.</w:t>
+        <w:t xml:space="preserve">Pièces est une PWA. Ouvrez</w:t>
+      </w:r>
+      <w:r>
+        <w:t xml:space="preserve"> </w:t>
+      </w:r>
+      <w:r>
+        <w:rPr>
+          <w:b/>
+          <w:bCs/>
+        </w:rPr>
+        <w:t xml:space="preserve">pieces.ci</w:t>
+      </w:r>
+      <w:r>
+        <w:t xml:space="preserve"> </w:t>
+      </w:r>
+      <w:r>
+        <w:t xml:space="preserve">dans votre navigateur (Chrome recommandé), puis appuyez sur</w:t>
+      </w:r>
+      <w:r>
+        <w:t xml:space="preserve"> </w:t>
+      </w:r>
+      <w:r>
+        <w:rPr>
+          <w:b/>
+          <w:bCs/>
+        </w:rPr>
+        <w:t xml:space="preserve">"Ajouter à l'écran d'accueil"</w:t>
+      </w:r>
+      <w:r>
+        <w:t xml:space="preserve"> </w:t>
+      </w:r>
+      <w:r>
+        <w:t xml:space="preserve">lorsque le navigateur vous le propose. L'application s'installe comme une app native.</w:t>
       </w:r>
     </w:p>
     <w:bookmarkEnd w:id="130"/>
-    <w:bookmarkStart w:id="131" w:name="Xb83ad4792f561f4781c283bbdd856f8341a4e58"/>
-    <w:p>
-      <w:pPr>
-        <w:pStyle w:val="Heading3"/>
-      </w:pPr>
-      <w:r>
-        <w:t xml:space="preserve">Q : Comment savoir si la pièce est compatible avec mon véhicule ?</w:t>
-      </w:r>
-    </w:p>
-    <w:p>
-      <w:pPr>
-        <w:pStyle w:val="FirstParagraph"/>
-      </w:pPr>
-      <w:r>
-        <w:rPr>
-          <w:b/>
-          <w:bCs/>
-        </w:rPr>
-        <w:t xml:space="preserve">R :</w:t>
-      </w:r>
-      <w:r>
-        <w:t xml:space="preserve"> </w:t>
-      </w:r>
-      <w:r>
-        <w:t xml:space="preserve">Utilisez la navigation par</w:t>
-      </w:r>
-      <w:r>
-        <w:t xml:space="preserve"> </w:t>
-      </w:r>
-      <w:r>
-        <w:rPr>
-          <w:b/>
-          <w:bCs/>
-        </w:rPr>
-        <w:t xml:space="preserve">marque / modèle / année</w:t>
-      </w:r>
-      <w:r>
-        <w:t xml:space="preserve"> </w:t>
-      </w:r>
-      <w:r>
-        <w:t xml:space="preserve">ou le</w:t>
-      </w:r>
-      <w:r>
-        <w:t xml:space="preserve"> </w:t>
-      </w:r>
-      <w:r>
-        <w:rPr>
-          <w:b/>
-          <w:bCs/>
-        </w:rPr>
-        <w:t xml:space="preserve">décodage VIN</w:t>
-      </w:r>
-      <w:r>
-        <w:t xml:space="preserve"> </w:t>
-      </w:r>
-      <w:r>
-        <w:t xml:space="preserve">pour voir uniquement les pièces compatibles. Vous pouvez aussi prendre une</w:t>
-      </w:r>
-      <w:r>
-        <w:t xml:space="preserve"> </w:t>
-      </w:r>
-      <w:r>
-        <w:rPr>
-          <w:b/>
-          <w:bCs/>
-        </w:rPr>
-        <w:t xml:space="preserve">photo</w:t>
-      </w:r>
-      <w:r>
-        <w:t xml:space="preserve"> </w:t>
-      </w:r>
-      <w:r>
-        <w:t xml:space="preserve">de la pièce usagée pour que l'IA l'identifie.</w:t>
-      </w:r>
-    </w:p>
     <w:bookmarkEnd w:id="131"/>
-    <w:bookmarkStart w:id="132" w:name="q--les-pièces-sont-elles-garanties-"/>
-    <w:p>
-      <w:pPr>
-        <w:pStyle w:val="Heading3"/>
-      </w:pPr>
-      <w:r>
-        <w:t xml:space="preserve">Q : Les pièces sont-elles garanties ?</w:t>
-      </w:r>
-    </w:p>
-    <w:p>
-      <w:pPr>
-        <w:pStyle w:val="FirstParagraph"/>
-      </w:pPr>
-      <w:r>
-        <w:rPr>
-          <w:b/>
-          <w:bCs/>
-        </w:rPr>
-        <w:t xml:space="preserve">R :</w:t>
-      </w:r>
-      <w:r>
-        <w:t xml:space="preserve"> </w:t>
-      </w:r>
-      <w:r>
-        <w:t xml:space="preserve">Oui. Tous les vendeurs sur Pièces ont signé deux garanties obligatoires :</w:t>
-      </w:r>
-    </w:p>
-    <w:p>
-      <w:pPr>
-        <w:pStyle w:val="Compact"/>
-        <w:numPr>
-          <w:ilvl w:val="0"/>
-          <w:numId w:val="1032"/>
-        </w:numPr>
-      </w:pPr>
-      <w:r>
-        <w:rPr>
-          <w:b/>
-          <w:bCs/>
-        </w:rPr>
-        <w:t xml:space="preserve">RETURN_48H</w:t>
-      </w:r>
-      <w:r>
-        <w:t xml:space="preserve"> </w:t>
-      </w:r>
-      <w:r>
-        <w:t xml:space="preserve">: Retour gratuit sous 48h si la pièce ne convient pas</w:t>
-      </w:r>
-    </w:p>
-    <w:p>
-      <w:pPr>
-        <w:pStyle w:val="Compact"/>
-        <w:numPr>
-          <w:ilvl w:val="0"/>
-          <w:numId w:val="1032"/>
-        </w:numPr>
-      </w:pPr>
-      <w:r>
-        <w:rPr>
-          <w:b/>
-          <w:bCs/>
-        </w:rPr>
-        <w:t xml:space="preserve">WARRANTY_30D</w:t>
-      </w:r>
-      <w:r>
-        <w:t xml:space="preserve"> </w:t>
-      </w:r>
-      <w:r>
-        <w:t xml:space="preserve">: Garantie de fonctionnement 30 jours</w:t>
-      </w:r>
-    </w:p>
     <w:bookmarkEnd w:id="132"/>
-    <w:bookmarkStart w:id="133" w:name="q--mon-argent-est-il-protégé-"/>
-    <w:p>
-      <w:pPr>
-        <w:pStyle w:val="Heading3"/>
-      </w:pPr>
-      <w:r>
-        <w:t xml:space="preserve">Q : Mon argent est-il protégé ?</w:t>
-      </w:r>
-    </w:p>
-    <w:p>
-      <w:pPr>
-        <w:pStyle w:val="FirstParagraph"/>
-      </w:pPr>
-      <w:r>
-        <w:rPr>
-          <w:b/>
-          <w:bCs/>
-        </w:rPr>
-        <w:t xml:space="preserve">R :</w:t>
-      </w:r>
-      <w:r>
-        <w:t xml:space="preserve"> </w:t>
-      </w:r>
-      <w:r>
-        <w:t xml:space="preserve">Oui. Le système</w:t>
-      </w:r>
-      <w:r>
-        <w:t xml:space="preserve"> </w:t>
-      </w:r>
-      <w:r>
-        <w:rPr>
-          <w:b/>
-          <w:bCs/>
-        </w:rPr>
-        <w:t xml:space="preserve">escrow</w:t>
-      </w:r>
-      <w:r>
-        <w:t xml:space="preserve"> </w:t>
-      </w:r>
-      <w:r>
-        <w:t xml:space="preserve">bloque votre argent jusqu'à ce que vous confirmiez la réception de la pièce. Si un problème survient, vous pouvez ouvrir un litige et être remboursé.</w:t>
-      </w:r>
-    </w:p>
-    <w:bookmarkEnd w:id="133"/>
-    <w:bookmarkStart w:id="134" w:name="q--puis-je-payer-en-espèces-"/>
-    <w:p>
-      <w:pPr>
-        <w:pStyle w:val="Heading3"/>
-      </w:pPr>
-      <w:r>
-        <w:t xml:space="preserve">Q : Puis-je payer en espèces ?</w:t>
-      </w:r>
-    </w:p>
-    <w:p>
-      <w:pPr>
-        <w:pStyle w:val="FirstParagraph"/>
-      </w:pPr>
-      <w:r>
-        <w:rPr>
-          <w:b/>
-          <w:bCs/>
-        </w:rPr>
-        <w:t xml:space="preserve">R :</w:t>
-      </w:r>
-      <w:r>
-        <w:t xml:space="preserve"> </w:t>
-      </w:r>
-      <w:r>
-        <w:t xml:space="preserve">Oui, pour les commandes de</w:t>
-      </w:r>
-      <w:r>
-        <w:t xml:space="preserve"> </w:t>
-      </w:r>
-      <w:r>
-        <w:rPr>
-          <w:b/>
-          <w:bCs/>
-        </w:rPr>
-        <w:t xml:space="preserve">75 000 FCFA ou moins</w:t>
-      </w:r>
-      <w:r>
-        <w:t xml:space="preserve">. Vous payez directement au livreur à la réception. Au-delà de ce montant, utilisez Orange Money, MTN MoMo ou Wave.</w:t>
-      </w:r>
-    </w:p>
-    <w:bookmarkEnd w:id="134"/>
-    <w:bookmarkStart w:id="135" w:name="q--combien-coûte-la-livraison-"/>
-    <w:p>
-      <w:pPr>
-        <w:pStyle w:val="Heading3"/>
-      </w:pPr>
-      <w:r>
-        <w:t xml:space="preserve">Q : Combien coûte la livraison ?</w:t>
-      </w:r>
-    </w:p>
-    <w:p>
-      <w:pPr>
-        <w:pStyle w:val="FirstParagraph"/>
-      </w:pPr>
-      <w:r>
-        <w:rPr>
-          <w:b/>
-          <w:bCs/>
-        </w:rPr>
-        <w:t xml:space="preserve">R :</w:t>
-      </w:r>
-      <w:r>
-        <w:t xml:space="preserve"> </w:t>
-      </w:r>
-      <w:r>
-        <w:t xml:space="preserve">Les frais de livraison sont calculés selon la zone de livraison et s'affichent avant que vous ne confirmiez votre paiement. Les prix sont transparents — pas de frais cachés.</w:t>
-      </w:r>
-    </w:p>
-    <w:bookmarkEnd w:id="135"/>
-    <w:bookmarkStart w:id="136" w:name="X6e27fc5af87093ba8a3c20516919adb0134496c"/>
-    <w:p>
-      <w:pPr>
-        <w:pStyle w:val="Heading3"/>
-      </w:pPr>
-      <w:r>
-        <w:t xml:space="preserve">Q : Que faire si la pièce reçue ne correspond pas ?</w:t>
-      </w:r>
-    </w:p>
-    <w:p>
-      <w:pPr>
-        <w:pStyle w:val="FirstParagraph"/>
-      </w:pPr>
-      <w:r>
-        <w:rPr>
-          <w:b/>
-          <w:bCs/>
-        </w:rPr>
-        <w:t xml:space="preserve">R :</w:t>
-      </w:r>
-      <w:r>
-        <w:t xml:space="preserve"> </w:t>
-      </w:r>
-      <w:r>
-        <w:t xml:space="preserve">Ouvrez un</w:t>
-      </w:r>
-      <w:r>
-        <w:t xml:space="preserve"> </w:t>
-      </w:r>
-      <w:r>
-        <w:rPr>
-          <w:b/>
-          <w:bCs/>
-        </w:rPr>
-        <w:t xml:space="preserve">litige</w:t>
-      </w:r>
-      <w:r>
-        <w:t xml:space="preserve"> </w:t>
-      </w:r>
-      <w:r>
-        <w:t xml:space="preserve">dans les 48 heures suivant la livraison. Un administrateur Pièces examinera votre cas. Si le litige est résolu en votre faveur, vous êtes remboursé via le système escrow. Vous pouvez aussi exercer votre droit de retour sous 48h (garantie RETURN_48H).</w:t>
-      </w:r>
-    </w:p>
-    <w:bookmarkEnd w:id="136"/>
-    <w:bookmarkStart w:id="137" w:name="q--puis-je-annuler-une-commande-"/>
-    <w:p>
-      <w:pPr>
-        <w:pStyle w:val="Heading3"/>
-      </w:pPr>
-      <w:r>
-        <w:t xml:space="preserve">Q : Puis-je annuler une commande ?</w:t>
-      </w:r>
-    </w:p>
-    <w:p>
-      <w:pPr>
-        <w:pStyle w:val="FirstParagraph"/>
-      </w:pPr>
-      <w:r>
-        <w:rPr>
-          <w:b/>
-          <w:bCs/>
-        </w:rPr>
-        <w:t xml:space="preserve">R :</w:t>
-      </w:r>
-      <w:r>
-        <w:t xml:space="preserve"> </w:t>
-      </w:r>
-      <w:r>
-        <w:t xml:space="preserve">Vous pouvez annuler une commande tant qu'elle est en statut</w:t>
-      </w:r>
-      <w:r>
-        <w:t xml:space="preserve"> </w:t>
-      </w:r>
-      <w:r>
-        <w:rPr>
-          <w:b/>
-          <w:bCs/>
-        </w:rPr>
-        <w:t xml:space="preserve">DRAFT</w:t>
-      </w:r>
-      <w:r>
-        <w:t xml:space="preserve"> </w:t>
-      </w:r>
-      <w:r>
-        <w:t xml:space="preserve">ou</w:t>
-      </w:r>
-      <w:r>
-        <w:t xml:space="preserve"> </w:t>
-      </w:r>
-      <w:r>
-        <w:rPr>
-          <w:b/>
-          <w:bCs/>
-        </w:rPr>
-        <w:t xml:space="preserve">PENDING_PAYMENT</w:t>
-      </w:r>
-      <w:r>
-        <w:t xml:space="preserve">. Une fois que le vendeur a confirmé, l'annulation n'est plus possible — vous devrez attendre la livraison et ouvrir un litige si nécessaire.</w:t>
-      </w:r>
-    </w:p>
-    <w:bookmarkEnd w:id="137"/>
-    <w:bookmarkStart w:id="138" w:name="Xff55d6516a2b8f064bc097a7d45d2b90d459402"/>
-    <w:p>
-      <w:pPr>
-        <w:pStyle w:val="Heading3"/>
-      </w:pPr>
-      <w:r>
-        <w:t xml:space="preserve">Q : L'application fonctionne-t-elle hors connexion ?</w:t>
-      </w:r>
-    </w:p>
-    <w:p>
-      <w:pPr>
-        <w:pStyle w:val="FirstParagraph"/>
-      </w:pPr>
-      <w:r>
-        <w:rPr>
-          <w:b/>
-          <w:bCs/>
-        </w:rPr>
-        <w:t xml:space="preserve">R :</w:t>
-      </w:r>
-      <w:r>
-        <w:t xml:space="preserve"> </w:t>
-      </w:r>
-      <w:r>
-        <w:t xml:space="preserve">Pièces est une</w:t>
-      </w:r>
-      <w:r>
-        <w:t xml:space="preserve"> </w:t>
-      </w:r>
-      <w:r>
-        <w:rPr>
-          <w:b/>
-          <w:bCs/>
-        </w:rPr>
-        <w:t xml:space="preserve">PWA</w:t>
-      </w:r>
-      <w:r>
-        <w:t xml:space="preserve"> </w:t>
-      </w:r>
-      <w:r>
-        <w:t xml:space="preserve">(Progressive Web App) installable sur votre téléphone. Certaines fonctionnalités sont disponibles hors ligne, mais la recherche et les commandes nécessitent une connexion internet.</w:t>
-      </w:r>
-    </w:p>
-    <w:bookmarkEnd w:id="138"/>
-    <w:bookmarkStart w:id="139" w:name="Xf4a41fa3ab0cf8430cc489f364687e2c87cf0f4"/>
-    <w:p>
-      <w:pPr>
-        <w:pStyle w:val="Heading3"/>
-      </w:pPr>
-      <w:r>
-        <w:t xml:space="preserve">Q : Dans quelles zones la livraison est-elle disponible ?</w:t>
-      </w:r>
-    </w:p>
-    <w:p>
-      <w:pPr>
-        <w:pStyle w:val="FirstParagraph"/>
-      </w:pPr>
-      <w:r>
-        <w:rPr>
-          <w:b/>
-          <w:bCs/>
-        </w:rPr>
-        <w:t xml:space="preserve">R :</w:t>
-      </w:r>
-      <w:r>
-        <w:t xml:space="preserve"> </w:t>
-      </w:r>
-      <w:r>
-        <w:t xml:space="preserve">La livraison est disponible dans les</w:t>
-      </w:r>
-      <w:r>
-        <w:t xml:space="preserve"> </w:t>
-      </w:r>
-      <w:r>
-        <w:rPr>
-          <w:b/>
-          <w:bCs/>
-        </w:rPr>
-        <w:t xml:space="preserve">13 communes d'Abidjan</w:t>
-      </w:r>
-      <w:r>
-        <w:t xml:space="preserve"> </w:t>
-      </w:r>
-      <w:r>
-        <w:t xml:space="preserve">: Abobo, Adjamé, Anyama, Attécoubé, Bingerville, Cocody, Koumassi, Marcory, Plateau, Port-Bouët, Songon, Treichville et Yopougon. La couverture dépend des zones configurées par chaque vendeur.</w:t>
-      </w:r>
-    </w:p>
-    <w:bookmarkEnd w:id="139"/>
-    <w:bookmarkStart w:id="140" w:name="X327ff8c3a4264e3b240a2afe5321635c529c405"/>
-    <w:p>
-      <w:pPr>
-        <w:pStyle w:val="Heading3"/>
-      </w:pPr>
-      <w:r>
-        <w:t xml:space="preserve">Q : Puis-je contacter le vendeur directement ?</w:t>
-      </w:r>
-    </w:p>
-    <w:p>
-      <w:pPr>
-        <w:pStyle w:val="FirstParagraph"/>
-      </w:pPr>
-      <w:r>
-        <w:rPr>
-          <w:b/>
-          <w:bCs/>
-        </w:rPr>
-        <w:t xml:space="preserve">R :</w:t>
-      </w:r>
-      <w:r>
-        <w:t xml:space="preserve"> </w:t>
-      </w:r>
-      <w:r>
-        <w:t xml:space="preserve">Non, les échanges passent par la plateforme Pièces pour garantir la traçabilité et la protection de votre achat. Les notifications WhatsApp vous tiennent informé de l'avancement de votre commande.</w:t>
-      </w:r>
-    </w:p>
-    <w:bookmarkEnd w:id="140"/>
-    <w:bookmarkStart w:id="141" w:name="X842f8ff3e91e64d89d445d9ad49807c432028db"/>
-    <w:p>
-      <w:pPr>
-        <w:pStyle w:val="Heading3"/>
-      </w:pPr>
-      <w:r>
-        <w:t xml:space="preserve">Q : Comment installer l'application sur mon téléphone ?</w:t>
-      </w:r>
-    </w:p>
-    <w:p>
-      <w:pPr>
-        <w:pStyle w:val="FirstParagraph"/>
-      </w:pPr>
-      <w:r>
-        <w:rPr>
-          <w:b/>
-          <w:bCs/>
-        </w:rPr>
-        <w:t xml:space="preserve">R :</w:t>
-      </w:r>
-      <w:r>
-        <w:t xml:space="preserve"> </w:t>
-      </w:r>
-      <w:r>
-        <w:t xml:space="preserve">Pièces est une PWA. Ouvrez</w:t>
-      </w:r>
-      <w:r>
-        <w:t xml:space="preserve"> </w:t>
-      </w:r>
-      <w:r>
-        <w:rPr>
-          <w:b/>
-          <w:bCs/>
-        </w:rPr>
-        <w:t xml:space="preserve">pieces.ci</w:t>
-      </w:r>
-      <w:r>
-        <w:t xml:space="preserve"> </w:t>
-      </w:r>
-      <w:r>
-        <w:t xml:space="preserve">dans votre navigateur (Chrome recommandé), puis appuyez sur</w:t>
-      </w:r>
-      <w:r>
-        <w:t xml:space="preserve"> </w:t>
-      </w:r>
-      <w:r>
-        <w:rPr>
-          <w:b/>
-          <w:bCs/>
-        </w:rPr>
-        <w:t xml:space="preserve">"Ajouter à l'écran d'accueil"</w:t>
-      </w:r>
-      <w:r>
-        <w:t xml:space="preserve"> </w:t>
-      </w:r>
-      <w:r>
-        <w:t xml:space="preserve">lorsque le navigateur vous le propose. L'application s'installe comme une app native.</w:t>
-      </w:r>
-    </w:p>
-    <w:bookmarkEnd w:id="141"/>
-    <w:bookmarkEnd w:id="142"/>
-    <w:bookmarkEnd w:id="143"/>
-    <w:sectPr/>
+    <w:sectPr>
+      <w:footnotePr>
+        <w:numRestart w:val="eachSect"/>
+      </w:footnotePr>
+    </w:sectPr>
   </w:body>
 </w:document>
 </file>
@@ -10936,10 +10940,10 @@
   <w:docDefaults>
     <w:rPrDefault>
       <w:rPr>
-        <w:rFonts w:asciiTheme="minorHAnsi" w:cstheme="minorBidi" w:eastAsiaTheme="minorHAnsi" w:hAnsiTheme="minorHAnsi"/>
+        <w:rFonts w:asciiTheme="minorHAnsi" w:cstheme="minorBidi" w:eastAsiaTheme="minorEastAsia" w:hAnsiTheme="minorHAnsi"/>
         <w:sz w:val="24"/>
         <w:szCs w:val="24"/>
-        <w:lang w:bidi="ar-SA" w:eastAsia="en-US" w:val="en-US"/>
+        <w:lang w:bidi="ar-SA" w:eastAsia="zh-CN" w:val="en-US"/>
       </w:rPr>
     </w:rPrDefault>
     <w:pPrDefault>
@@ -10991,8 +10995,6 @@
     </w:pPr>
     <w:rPr>
       <w:rFonts w:asciiTheme="majorHAnsi" w:cstheme="majorBidi" w:eastAsiaTheme="majorEastAsia" w:hAnsiTheme="majorHAnsi"/>
-      <w:spacing w:val="-10"/>
-      <w:kern w:val="28"/>
       <w:sz w:val="56"/>
       <w:szCs w:val="56"/>
     </w:rPr>
@@ -11005,8 +11007,6 @@
     <w:rsid w:val="00A10FD9"/>
     <w:rPr>
       <w:rFonts w:asciiTheme="majorHAnsi" w:cstheme="majorBidi" w:eastAsiaTheme="majorEastAsia" w:hAnsiTheme="majorHAnsi"/>
-      <w:spacing w:val="-10"/>
-      <w:kern w:val="28"/>
       <w:sz w:val="56"/>
       <w:szCs w:val="56"/>
     </w:rPr>
@@ -11047,23 +11047,31 @@
   </w:style>
   <w:style w:customStyle="1" w:styleId="Author" w:type="paragraph">
     <w:name w:val="Author"/>
+    <w:basedOn w:val="Title"/>
     <w:next w:val="BodyText"/>
     <w:qFormat/>
     <w:pPr>
       <w:keepNext/>
       <w:keepLines/>
-      <w:jc w:val="center"/>
     </w:pPr>
+    <w:rPr>
+      <w:sz w:val="24"/>
+      <w:szCs w:val="24"/>
+    </w:rPr>
   </w:style>
   <w:style w:styleId="Date" w:type="paragraph">
     <w:name w:val="Date"/>
+    <w:basedOn w:val="Title"/>
     <w:next w:val="BodyText"/>
     <w:qFormat/>
     <w:pPr>
       <w:keepNext/>
       <w:keepLines/>
-      <w:jc w:val="center"/>
     </w:pPr>
+    <w:rPr>
+      <w:sz w:val="24"/>
+      <w:szCs w:val="24"/>
+    </w:rPr>
   </w:style>
   <w:style w:customStyle="1" w:styleId="AbstractTitle" w:type="paragraph">
     <w:name w:val="Abstract Title"/>
@@ -11476,13 +11484,6 @@
       </w:tblCellMar>
     </w:tblPr>
     <w:tblStylePr w:type="firstRow">
-      <w:tblPr>
-        <w:jc w:val="left"/>
-        <w:tblInd w:type="dxa" w:w="0"/>
-      </w:tblPr>
-      <w:trPr>
-        <w:jc w:val="left"/>
-      </w:trPr>
       <w:tcPr>
         <w:tcBorders>
           <w:bottom w:val="single"/>

--- a/docs/deep-dive-manuel-client.docx
+++ b/docs/deep-dive-manuel-client.docx
@@ -2,7 +2,7 @@
 <file path=word/document.xml><?xml version="1.0" encoding="utf-8"?>
 <w:document xmlns:w="http://schemas.openxmlformats.org/wordprocessingml/2006/main" xmlns:m="http://schemas.openxmlformats.org/officeDocument/2006/math" xmlns:r="http://schemas.openxmlformats.org/officeDocument/2006/relationships" xmlns:o="urn:schemas-microsoft-com:office:office" xmlns:v="urn:schemas-microsoft-com:vml" xmlns:w10="urn:schemas-microsoft-com:office:word" xmlns:a="http://schemas.openxmlformats.org/drawingml/2006/main" xmlns:pic="http://schemas.openxmlformats.org/drawingml/2006/picture" xmlns:wp="http://schemas.openxmlformats.org/drawingml/2006/wordprocessingDrawing">
   <w:body>
-    <w:bookmarkStart w:id="132" w:name="Xf492988f13a66b77d96b60884626cd68453caa2"/>
+    <w:bookmarkStart w:id="142" w:name="Xf492988f13a66b77d96b60884626cd68453caa2"/>
     <w:p>
       <w:pPr>
         <w:pStyle w:val="Heading1"/>
@@ -84,7 +84,7 @@
         </w:pict>
       </w:r>
     </w:p>
-    <w:bookmarkStart w:id="9" w:name="table-des-matières"/>
+    <w:bookmarkStart w:id="20" w:name="table-des-matières"/>
     <w:p>
       <w:pPr>
         <w:pStyle w:val="Heading2"/>
@@ -322,12 +322,12 @@
           <w:numId w:val="1001"/>
         </w:numPr>
       </w:pPr>
-      <w:hyperlink w:anchor="X0551d6727510dc6412ac1f515c72d1ab7b0bab3">
+      <w:hyperlink w:anchor="Xc8fd4066f126bde0e81dfbae46003b0b3f13294">
         <w:r>
           <w:rPr>
             <w:rStyle w:val="Hyperlink"/>
           </w:rPr>
-          <w:t xml:space="preserve">Protection escrow (séquestre)</w:t>
+          <w:t xml:space="preserve">Protection de votre paiement</w:t>
         </w:r>
       </w:hyperlink>
     </w:p>
@@ -542,8 +542,8 @@
         </w:pict>
       </w:r>
     </w:p>
-    <w:bookmarkEnd w:id="9"/>
-    <w:bookmarkStart w:id="11" w:name="Xe6b26e8148b9eff1db9e5d17e9d00757397f260"/>
+    <w:bookmarkEnd w:id="20"/>
+    <w:bookmarkStart w:id="22" w:name="Xe6b26e8148b9eff1db9e5d17e9d00757397f260"/>
     <w:p>
       <w:pPr>
         <w:pStyle w:val="Heading2"/>
@@ -576,7 +576,7 @@
         <w:t xml:space="preserve">(acheteur individuel), vous pouvez utiliser Pièces pour trouver et acheter des pièces auto d'occasion directement auprès de vendeurs vérifiés à Abidjan.</w:t>
       </w:r>
     </w:p>
-    <w:bookmarkStart w:id="10" w:name="deux-façons-dacheter-sur-pièces"/>
+    <w:bookmarkStart w:id="21" w:name="deux-façons-dacheter-sur-pièces"/>
     <w:p>
       <w:pPr>
         <w:pStyle w:val="Heading3"/>
@@ -941,9 +941,9 @@
         </w:pict>
       </w:r>
     </w:p>
-    <w:bookmarkEnd w:id="10"/>
-    <w:bookmarkEnd w:id="11"/>
-    <w:bookmarkStart w:id="15" w:name="X316cfe4d6d7b5cf58d1027b0b34e31783bbf83b"/>
+    <w:bookmarkEnd w:id="21"/>
+    <w:bookmarkEnd w:id="22"/>
+    <w:bookmarkStart w:id="26" w:name="X316cfe4d6d7b5cf58d1027b0b34e31783bbf83b"/>
     <w:p>
       <w:pPr>
         <w:pStyle w:val="Heading2"/>
@@ -952,7 +952,7 @@
         <w:t xml:space="preserve">2. Inscription et connexion</w:t>
       </w:r>
     </w:p>
-    <w:bookmarkStart w:id="12" w:name="Xa3dd67b935bdad7f64f415b99e4e302ba816e43"/>
+    <w:bookmarkStart w:id="23" w:name="Xa3dd67b935bdad7f64f415b99e4e302ba816e43"/>
     <w:p>
       <w:pPr>
         <w:pStyle w:val="Heading3"/>
@@ -1169,8 +1169,8 @@
         <w:t xml:space="preserve">Votre compte est créé avec le rôle MECHANIC, qui donne accès à toutes les fonctionnalités d'achat : recherche, commande, paiement, évaluations.</w:t>
       </w:r>
     </w:p>
-    <w:bookmarkEnd w:id="12"/>
-    <w:bookmarkStart w:id="13" w:name="Xca00857b70338c51e1ef1c318b9000fb894e669"/>
+    <w:bookmarkEnd w:id="23"/>
+    <w:bookmarkStart w:id="24" w:name="Xca00857b70338c51e1ef1c318b9000fb894e669"/>
     <w:p>
       <w:pPr>
         <w:pStyle w:val="Heading3"/>
@@ -1233,8 +1233,8 @@
         <w:t xml:space="preserve">Chaque connexion utilise un code OTP unique envoyé par SMS.</w:t>
       </w:r>
     </w:p>
-    <w:bookmarkEnd w:id="13"/>
-    <w:bookmarkStart w:id="14" w:name="X34cfa41ae145621c126631263eaaf1988399526"/>
+    <w:bookmarkEnd w:id="24"/>
+    <w:bookmarkStart w:id="25" w:name="X34cfa41ae145621c126631263eaaf1988399526"/>
     <w:p>
       <w:pPr>
         <w:pStyle w:val="Heading3"/>
@@ -1296,9 +1296,9 @@
         </w:pict>
       </w:r>
     </w:p>
-    <w:bookmarkEnd w:id="14"/>
-    <w:bookmarkEnd w:id="15"/>
-    <w:bookmarkStart w:id="18" w:name="X9ca2fcbb38e748db254a3b459dcc53cdffbad50"/>
+    <w:bookmarkEnd w:id="25"/>
+    <w:bookmarkEnd w:id="26"/>
+    <w:bookmarkStart w:id="29" w:name="X9ca2fcbb38e748db254a3b459dcc53cdffbad50"/>
     <w:p>
       <w:pPr>
         <w:pStyle w:val="Heading2"/>
@@ -1331,7 +1331,7 @@
         <w:t xml:space="preserve">relative à la protection des données à caractère personnel en Côte d'Ivoire, vous devez donner votre consentement avant d'utiliser Pièces.</w:t>
       </w:r>
     </w:p>
-    <w:bookmarkStart w:id="16" w:name="ce-que-vous-acceptez"/>
+    <w:bookmarkStart w:id="27" w:name="ce-que-vous-acceptez"/>
     <w:p>
       <w:pPr>
         <w:pStyle w:val="Heading3"/>
@@ -1376,8 +1376,8 @@
         <w:t xml:space="preserve">Partage limité avec vendeurs et livreurs pour exécuter vos commandes</w:t>
       </w:r>
     </w:p>
-    <w:bookmarkEnd w:id="16"/>
-    <w:bookmarkStart w:id="17" w:name="vos-droits"/>
+    <w:bookmarkEnd w:id="27"/>
+    <w:bookmarkStart w:id="28" w:name="vos-droits"/>
     <w:p>
       <w:pPr>
         <w:pStyle w:val="Heading3"/>
@@ -1548,9 +1548,9 @@
         </w:pict>
       </w:r>
     </w:p>
-    <w:bookmarkEnd w:id="17"/>
-    <w:bookmarkEnd w:id="18"/>
-    <w:bookmarkStart w:id="19" w:name="Xf123289437870ca39167fe23fe812c0907d9553"/>
+    <w:bookmarkEnd w:id="28"/>
+    <w:bookmarkEnd w:id="29"/>
+    <w:bookmarkStart w:id="30" w:name="Xf123289437870ca39167fe23fe812c0907d9553"/>
     <w:p>
       <w:pPr>
         <w:pStyle w:val="Heading2"/>
@@ -1715,8 +1715,8 @@
         </w:pict>
       </w:r>
     </w:p>
-    <w:bookmarkEnd w:id="19"/>
-    <w:bookmarkStart w:id="24" w:name="Xdbee9b9dbbbe8f3bbd672d77bf3f042c43962f3"/>
+    <w:bookmarkEnd w:id="30"/>
+    <w:bookmarkStart w:id="35" w:name="Xdbee9b9dbbbe8f3bbd672d77bf3f042c43962f3"/>
     <w:p>
       <w:pPr>
         <w:pStyle w:val="Heading2"/>
@@ -1725,7 +1725,7 @@
         <w:t xml:space="preserve">5. Recherche textuelle</w:t>
       </w:r>
     </w:p>
-    <w:bookmarkStart w:id="20" w:name="comment-ça-marche"/>
+    <w:bookmarkStart w:id="31" w:name="comment-ça-marche"/>
     <w:p>
       <w:pPr>
         <w:pStyle w:val="Heading3"/>
@@ -1811,8 +1811,8 @@
         <w:t xml:space="preserve">Les résultats s'affichent en temps réel</w:t>
       </w:r>
     </w:p>
-    <w:bookmarkEnd w:id="20"/>
-    <w:bookmarkStart w:id="21" w:name="ce-qui-est-recherché"/>
+    <w:bookmarkEnd w:id="31"/>
+    <w:bookmarkStart w:id="32" w:name="ce-qui-est-recherché"/>
     <w:p>
       <w:pPr>
         <w:pStyle w:val="Heading3"/>
@@ -1917,8 +1917,8 @@
         <w:t xml:space="preserve">(ex: "Toyota Corolla")</w:t>
       </w:r>
     </w:p>
-    <w:bookmarkEnd w:id="21"/>
-    <w:bookmarkStart w:id="22" w:name="gestion-des-fautes-de-frappe"/>
+    <w:bookmarkEnd w:id="32"/>
+    <w:bookmarkStart w:id="33" w:name="gestion-des-fautes-de-frappe"/>
     <w:p>
       <w:pPr>
         <w:pStyle w:val="Heading3"/>
@@ -1951,8 +1951,8 @@
         <w:t xml:space="preserve">pour corriger les erreurs courantes et proposer des résultats pertinents même en cas de faute de frappe.</w:t>
       </w:r>
     </w:p>
-    <w:bookmarkEnd w:id="22"/>
-    <w:bookmarkStart w:id="23" w:name="endpoint-api"/>
+    <w:bookmarkEnd w:id="33"/>
+    <w:bookmarkStart w:id="34" w:name="endpoint-api"/>
     <w:p>
       <w:pPr>
         <w:pStyle w:val="Heading3"/>
@@ -1979,9 +1979,9 @@
         </w:pict>
       </w:r>
     </w:p>
-    <w:bookmarkEnd w:id="23"/>
-    <w:bookmarkEnd w:id="24"/>
-    <w:bookmarkStart w:id="28" w:name="Xb477c544ab49297de010814d7676bb7c0e8e852"/>
+    <w:bookmarkEnd w:id="34"/>
+    <w:bookmarkEnd w:id="35"/>
+    <w:bookmarkStart w:id="39" w:name="Xb477c544ab49297de010814d7676bb7c0e8e852"/>
     <w:p>
       <w:pPr>
         <w:pStyle w:val="Heading2"/>
@@ -1990,7 +1990,7 @@
         <w:t xml:space="preserve">6. Navigation par marque / modèle / année</w:t>
       </w:r>
     </w:p>
-    <w:bookmarkStart w:id="25" w:name="parcours-en-3-étapes"/>
+    <w:bookmarkStart w:id="36" w:name="parcours-en-3-étapes"/>
     <w:p>
       <w:pPr>
         <w:pStyle w:val="Heading3"/>
@@ -2121,8 +2121,8 @@
         <w:t xml:space="preserve">Toutes les pièces compatibles avec votre véhicule s'affichent.</w:t>
       </w:r>
     </w:p>
-    <w:bookmarkEnd w:id="25"/>
-    <w:bookmarkStart w:id="26" w:name="filtrer-par-catégorie"/>
+    <w:bookmarkEnd w:id="36"/>
+    <w:bookmarkStart w:id="37" w:name="filtrer-par-catégorie"/>
     <w:p>
       <w:pPr>
         <w:pStyle w:val="Heading3"/>
@@ -2251,8 +2251,8 @@
         <w:t xml:space="preserve">etc.</w:t>
       </w:r>
     </w:p>
-    <w:bookmarkEnd w:id="26"/>
-    <w:bookmarkStart w:id="27" w:name="endpoints-api"/>
+    <w:bookmarkEnd w:id="37"/>
+    <w:bookmarkStart w:id="38" w:name="endpoints-api"/>
     <w:p>
       <w:pPr>
         <w:pStyle w:val="Heading3"/>
@@ -2306,9 +2306,9 @@
         </w:pict>
       </w:r>
     </w:p>
-    <w:bookmarkEnd w:id="27"/>
-    <w:bookmarkEnd w:id="28"/>
-    <w:bookmarkStart w:id="35" w:name="X0d123365e7ce7737bb8499822ad694ff74c5567"/>
+    <w:bookmarkEnd w:id="38"/>
+    <w:bookmarkEnd w:id="39"/>
+    <w:bookmarkStart w:id="46" w:name="X0d123365e7ce7737bb8499822ad694ff74c5567"/>
     <w:p>
       <w:pPr>
         <w:pStyle w:val="Heading2"/>
@@ -2317,7 +2317,7 @@
         <w:t xml:space="preserve">7. Identification par photo (IA)</w:t>
       </w:r>
     </w:p>
-    <w:bookmarkStart w:id="29" w:name="la-fonctionnalité-phare-de-pièces"/>
+    <w:bookmarkStart w:id="40" w:name="la-fonctionnalité-phare-de-pièces"/>
     <w:p>
       <w:pPr>
         <w:pStyle w:val="Heading3"/>
@@ -2347,8 +2347,8 @@
         <w:t xml:space="preserve">l'identifie pour vous.</w:t>
       </w:r>
     </w:p>
-    <w:bookmarkEnd w:id="29"/>
-    <w:bookmarkStart w:id="30" w:name="comment-ça-marche-1"/>
+    <w:bookmarkEnd w:id="40"/>
+    <w:bookmarkStart w:id="41" w:name="comment-ça-marche-1"/>
     <w:p>
       <w:pPr>
         <w:pStyle w:val="Heading3"/>
@@ -2440,8 +2440,8 @@
         <w:t xml:space="preserve">Recevez le résultat en quelques secondes</w:t>
       </w:r>
     </w:p>
-    <w:bookmarkEnd w:id="30"/>
-    <w:bookmarkStart w:id="31" w:name="formats-acceptés"/>
+    <w:bookmarkEnd w:id="41"/>
+    <w:bookmarkStart w:id="42" w:name="formats-acceptés"/>
     <w:p>
       <w:pPr>
         <w:pStyle w:val="Heading3"/>
@@ -2560,8 +2560,8 @@
         </w:tc>
       </w:tr>
     </w:tbl>
-    <w:bookmarkEnd w:id="31"/>
-    <w:bookmarkStart w:id="32" w:name="les-3-niveaux-de-confiance"/>
+    <w:bookmarkEnd w:id="42"/>
+    <w:bookmarkStart w:id="43" w:name="les-3-niveaux-de-confiance"/>
     <w:p>
       <w:pPr>
         <w:pStyle w:val="Heading3"/>
@@ -2744,8 +2744,8 @@
         <w:t xml:space="preserve">   → Ou utilisez la recherche textuelle</w:t>
       </w:r>
     </w:p>
-    <w:bookmarkEnd w:id="32"/>
-    <w:bookmarkStart w:id="33" w:name="conseils-pour-une-bonne-photo"/>
+    <w:bookmarkEnd w:id="43"/>
+    <w:bookmarkStart w:id="44" w:name="conseils-pour-une-bonne-photo"/>
     <w:p>
       <w:pPr>
         <w:pStyle w:val="Heading3"/>
@@ -2850,8 +2850,8 @@
         <w:t xml:space="preserve">Évitez les reflets et les ombres marquées</w:t>
       </w:r>
     </w:p>
-    <w:bookmarkEnd w:id="33"/>
-    <w:bookmarkStart w:id="34" w:name="endpoints-api-1"/>
+    <w:bookmarkEnd w:id="44"/>
+    <w:bookmarkStart w:id="45" w:name="endpoints-api-1"/>
     <w:p>
       <w:pPr>
         <w:pStyle w:val="Heading3"/>
@@ -2887,9 +2887,9 @@
         </w:pict>
       </w:r>
     </w:p>
-    <w:bookmarkEnd w:id="34"/>
-    <w:bookmarkEnd w:id="35"/>
-    <w:bookmarkStart w:id="41" w:name="X6f99fd1fa79836a76c06dd54a002a1b6db21f3d"/>
+    <w:bookmarkEnd w:id="45"/>
+    <w:bookmarkEnd w:id="46"/>
+    <w:bookmarkStart w:id="52" w:name="X6f99fd1fa79836a76c06dd54a002a1b6db21f3d"/>
     <w:p>
       <w:pPr>
         <w:pStyle w:val="Heading2"/>
@@ -2898,7 +2898,7 @@
         <w:t xml:space="preserve">8. Décodage VIN</w:t>
       </w:r>
     </w:p>
-    <w:bookmarkStart w:id="36" w:name="quest-ce-que-le-vin-"/>
+    <w:bookmarkStart w:id="47" w:name="quest-ce-que-le-vin-"/>
     <w:p>
       <w:pPr>
         <w:pStyle w:val="Heading3"/>
@@ -2947,8 +2947,8 @@
         <w:t xml:space="preserve">gravé sur votre véhicule. Il identifie précisément la marque, le modèle et l'année.</w:t>
       </w:r>
     </w:p>
-    <w:bookmarkEnd w:id="36"/>
-    <w:bookmarkStart w:id="37" w:name="où-trouver-le-vin-"/>
+    <w:bookmarkEnd w:id="47"/>
+    <w:bookmarkStart w:id="48" w:name="où-trouver-le-vin-"/>
     <w:p>
       <w:pPr>
         <w:pStyle w:val="Heading3"/>
@@ -3023,8 +3023,8 @@
         <w:t xml:space="preserve">du véhicule</w:t>
       </w:r>
     </w:p>
-    <w:bookmarkEnd w:id="37"/>
-    <w:bookmarkStart w:id="38" w:name="comment-utiliser-le-décodage-vin"/>
+    <w:bookmarkEnd w:id="48"/>
+    <w:bookmarkStart w:id="49" w:name="comment-utiliser-le-décodage-vin"/>
     <w:p>
       <w:pPr>
         <w:pStyle w:val="Heading3"/>
@@ -3138,8 +3138,8 @@
         <w:t xml:space="preserve">avec votre véhicule</w:t>
       </w:r>
     </w:p>
-    <w:bookmarkEnd w:id="38"/>
-    <w:bookmarkStart w:id="39" w:name="fournisseur"/>
+    <w:bookmarkEnd w:id="49"/>
+    <w:bookmarkStart w:id="50" w:name="fournisseur"/>
     <w:p>
       <w:pPr>
         <w:pStyle w:val="Heading3"/>
@@ -3190,8 +3190,8 @@
         <w:t xml:space="preserve">Les véhicules importés d'Europe ou d'Asie peuvent ne pas être reconnus par cette base. Dans ce cas, utilisez la navigation par marque/modèle/année.</w:t>
       </w:r>
     </w:p>
-    <w:bookmarkEnd w:id="39"/>
-    <w:bookmarkStart w:id="40" w:name="endpoint-api-1"/>
+    <w:bookmarkEnd w:id="50"/>
+    <w:bookmarkStart w:id="51" w:name="endpoint-api-1"/>
     <w:p>
       <w:pPr>
         <w:pStyle w:val="Heading3"/>
@@ -3218,9 +3218,9 @@
         </w:pict>
       </w:r>
     </w:p>
-    <w:bookmarkEnd w:id="40"/>
-    <w:bookmarkEnd w:id="41"/>
-    <w:bookmarkStart w:id="47" w:name="X35ebd609e769d9dcab14de308fc650a5a91f527"/>
+    <w:bookmarkEnd w:id="51"/>
+    <w:bookmarkEnd w:id="52"/>
+    <w:bookmarkStart w:id="58" w:name="X35ebd609e769d9dcab14de308fc650a5a91f527"/>
     <w:p>
       <w:pPr>
         <w:pStyle w:val="Heading2"/>
@@ -3229,7 +3229,7 @@
         <w:t xml:space="preserve">9. Gérer votre garage (mes véhicules)</w:t>
       </w:r>
     </w:p>
-    <w:bookmarkStart w:id="42" w:name="sauvegarder-vos-véhicules"/>
+    <w:bookmarkStart w:id="53" w:name="sauvegarder-vos-véhicules"/>
     <w:p>
       <w:pPr>
         <w:pStyle w:val="Heading3"/>
@@ -3262,8 +3262,8 @@
         <w:t xml:space="preserve">dans votre garage pour retrouver rapidement les pièces compatibles.</w:t>
       </w:r>
     </w:p>
-    <w:bookmarkEnd w:id="42"/>
-    <w:bookmarkStart w:id="43" w:name="ajouter-un-véhicule"/>
+    <w:bookmarkEnd w:id="53"/>
+    <w:bookmarkStart w:id="54" w:name="ajouter-un-véhicule"/>
     <w:p>
       <w:pPr>
         <w:pStyle w:val="Heading3"/>
@@ -3443,8 +3443,8 @@
         <w:t xml:space="preserve">Le véhicule apparaît dans votre garage</w:t>
       </w:r>
     </w:p>
-    <w:bookmarkEnd w:id="43"/>
-    <w:bookmarkStart w:id="44" w:name="recherche-rapide-depuis-le-garage"/>
+    <w:bookmarkEnd w:id="54"/>
+    <w:bookmarkStart w:id="55" w:name="recherche-rapide-depuis-le-garage"/>
     <w:p>
       <w:pPr>
         <w:pStyle w:val="Heading3"/>
@@ -3477,8 +3477,8 @@
         <w:t xml:space="preserve">qui vous amène directement aux résultats filtrés pour ce véhicule.</w:t>
       </w:r>
     </w:p>
-    <w:bookmarkEnd w:id="44"/>
-    <w:bookmarkStart w:id="45" w:name="limite"/>
+    <w:bookmarkEnd w:id="55"/>
+    <w:bookmarkStart w:id="56" w:name="limite"/>
     <w:p>
       <w:pPr>
         <w:pStyle w:val="Heading3"/>
@@ -3549,8 +3549,8 @@
         </w:tc>
       </w:tr>
     </w:tbl>
-    <w:bookmarkEnd w:id="45"/>
-    <w:bookmarkStart w:id="46" w:name="endpoints-api-2"/>
+    <w:bookmarkEnd w:id="56"/>
+    <w:bookmarkStart w:id="57" w:name="endpoints-api-2"/>
     <w:p>
       <w:pPr>
         <w:pStyle w:val="Heading3"/>
@@ -3595,9 +3595,9 @@
         </w:pict>
       </w:r>
     </w:p>
-    <w:bookmarkEnd w:id="46"/>
-    <w:bookmarkEnd w:id="47"/>
-    <w:bookmarkStart w:id="51" w:name="X2ce75e4745b5c7c1d36f415c5bebe0509605d82"/>
+    <w:bookmarkEnd w:id="57"/>
+    <w:bookmarkEnd w:id="58"/>
+    <w:bookmarkStart w:id="62" w:name="X2ce75e4745b5c7c1d36f415c5bebe0509605d82"/>
     <w:p>
       <w:pPr>
         <w:pStyle w:val="Heading2"/>
@@ -3630,7 +3630,7 @@
         <w:t xml:space="preserve">avec pour chaque pièce :</w:t>
       </w:r>
     </w:p>
-    <w:bookmarkStart w:id="48" w:name="informations-affichées"/>
+    <w:bookmarkStart w:id="59" w:name="informations-affichées"/>
     <w:p>
       <w:pPr>
         <w:pStyle w:val="Heading3"/>
@@ -3845,8 +3845,8 @@
         </w:tc>
       </w:tr>
     </w:tbl>
-    <w:bookmarkEnd w:id="48"/>
-    <w:bookmarkStart w:id="49" w:name="filtres-disponibles"/>
+    <w:bookmarkEnd w:id="59"/>
+    <w:bookmarkStart w:id="60" w:name="filtres-disponibles"/>
     <w:p>
       <w:pPr>
         <w:pStyle w:val="Heading3"/>
@@ -3879,8 +3879,8 @@
         <w:t xml:space="preserve">pour affiner les résultats.</w:t>
       </w:r>
     </w:p>
-    <w:bookmarkEnd w:id="49"/>
-    <w:bookmarkStart w:id="50" w:name="garanties-vendeur"/>
+    <w:bookmarkEnd w:id="60"/>
+    <w:bookmarkStart w:id="61" w:name="garanties-vendeur"/>
     <w:p>
       <w:pPr>
         <w:pStyle w:val="Heading3"/>
@@ -3948,9 +3948,9 @@
         </w:pict>
       </w:r>
     </w:p>
-    <w:bookmarkEnd w:id="50"/>
-    <w:bookmarkEnd w:id="51"/>
-    <w:bookmarkStart w:id="56" w:name="X8e01c7bd305a8dc42f67ad38370c48f71cd9519"/>
+    <w:bookmarkEnd w:id="61"/>
+    <w:bookmarkEnd w:id="62"/>
+    <w:bookmarkStart w:id="67" w:name="X8e01c7bd305a8dc42f67ad38370c48f71cd9519"/>
     <w:p>
       <w:pPr>
         <w:pStyle w:val="Heading2"/>
@@ -3959,7 +3959,7 @@
         <w:t xml:space="preserve">11. Passer une commande</w:t>
       </w:r>
     </w:p>
-    <w:bookmarkStart w:id="52" w:name="créer-une-commande"/>
+    <w:bookmarkStart w:id="63" w:name="créer-une-commande"/>
     <w:p>
       <w:pPr>
         <w:pStyle w:val="Heading3"/>
@@ -4020,8 +4020,8 @@
         <w:t xml:space="preserve">(brouillon)</w:t>
       </w:r>
     </w:p>
-    <w:bookmarkEnd w:id="52"/>
-    <w:bookmarkStart w:id="53" w:name="contenu-de-la-commande"/>
+    <w:bookmarkEnd w:id="63"/>
+    <w:bookmarkStart w:id="64" w:name="contenu-de-la-commande"/>
     <w:p>
       <w:pPr>
         <w:pStyle w:val="Heading3"/>
@@ -4164,8 +4164,8 @@
         </w:tc>
       </w:tr>
     </w:tbl>
-    <w:bookmarkEnd w:id="53"/>
-    <w:bookmarkStart w:id="54" w:name="verrouillage-des-prix"/>
+    <w:bookmarkEnd w:id="64"/>
+    <w:bookmarkStart w:id="65" w:name="verrouillage-des-prix"/>
     <w:p>
       <w:pPr>
         <w:pStyle w:val="Heading3"/>
@@ -4208,8 +4208,8 @@
         <w:t xml:space="preserve">(snapshot) au moment où vous créez la commande. Même si le vendeur modifie son prix après, votre commande garde le prix initial.</w:t>
       </w:r>
     </w:p>
-    <w:bookmarkEnd w:id="54"/>
-    <w:bookmarkStart w:id="55" w:name="endpoint-api-2"/>
+    <w:bookmarkEnd w:id="65"/>
+    <w:bookmarkStart w:id="66" w:name="endpoint-api-2"/>
     <w:p>
       <w:pPr>
         <w:pStyle w:val="Heading3"/>
@@ -4263,9 +4263,9 @@
         </w:pict>
       </w:r>
     </w:p>
-    <w:bookmarkEnd w:id="55"/>
-    <w:bookmarkEnd w:id="56"/>
-    <w:bookmarkStart w:id="60" w:name="X3bad81b4ffb20bd5374f519c34c648747292b3d"/>
+    <w:bookmarkEnd w:id="66"/>
+    <w:bookmarkEnd w:id="67"/>
+    <w:bookmarkStart w:id="71" w:name="X3bad81b4ffb20bd5374f519c34c648747292b3d"/>
     <w:p>
       <w:pPr>
         <w:pStyle w:val="Heading2"/>
@@ -4274,7 +4274,7 @@
         <w:t xml:space="preserve">12. Choisir une méthode de paiement</w:t>
       </w:r>
     </w:p>
-    <w:bookmarkStart w:id="57" w:name="X71ac094daae20ce5b67399e9a92f110d7e695a4"/>
+    <w:bookmarkStart w:id="68" w:name="X71ac094daae20ce5b67399e9a92f110d7e695a4"/>
     <w:p>
       <w:pPr>
         <w:pStyle w:val="Heading3"/>
@@ -4489,8 +4489,8 @@
         </w:tc>
       </w:tr>
     </w:tbl>
-    <w:bookmarkEnd w:id="57"/>
-    <w:bookmarkStart w:id="58" w:name="paiement-à-la-livraison-cod"/>
+    <w:bookmarkEnd w:id="68"/>
+    <w:bookmarkStart w:id="69" w:name="paiement-à-la-livraison-cod"/>
     <w:p>
       <w:pPr>
         <w:pStyle w:val="Heading3"/>
@@ -4520,8 +4520,8 @@
         <w:t xml:space="preserve">. Au-delà de ce montant, vous devez utiliser l'une des méthodes de paiement mobile.</w:t>
       </w:r>
     </w:p>
-    <w:bookmarkEnd w:id="58"/>
-    <w:bookmarkStart w:id="59" w:name="comment-choisir"/>
+    <w:bookmarkEnd w:id="69"/>
+    <w:bookmarkStart w:id="70" w:name="comment-choisir"/>
     <w:p>
       <w:pPr>
         <w:pStyle w:val="Heading3"/>
@@ -4595,9 +4595,9 @@
         </w:pict>
       </w:r>
     </w:p>
-    <w:bookmarkEnd w:id="59"/>
-    <w:bookmarkEnd w:id="60"/>
-    <w:bookmarkStart w:id="65" w:name="X380efa43f9b69bdc68ff9782704d9b7ccfef502"/>
+    <w:bookmarkEnd w:id="70"/>
+    <w:bookmarkEnd w:id="71"/>
+    <w:bookmarkStart w:id="76" w:name="X380efa43f9b69bdc68ff9782704d9b7ccfef502"/>
     <w:p>
       <w:pPr>
         <w:pStyle w:val="Heading2"/>
@@ -4606,7 +4606,7 @@
         <w:t xml:space="preserve">13. Payer la commande</w:t>
       </w:r>
     </w:p>
-    <w:bookmarkStart w:id="61" w:name="paiement-mobile-money-orange-mtn-wave"/>
+    <w:bookmarkStart w:id="72" w:name="paiement-mobile-money-orange-mtn-wave"/>
     <w:p>
       <w:pPr>
         <w:pStyle w:val="Heading3"/>
@@ -4711,8 +4711,8 @@
         <w:t xml:space="preserve">PAID</w:t>
       </w:r>
     </w:p>
-    <w:bookmarkEnd w:id="61"/>
-    <w:bookmarkStart w:id="62" w:name="paiement-en-espèces-cod"/>
+    <w:bookmarkEnd w:id="72"/>
+    <w:bookmarkStart w:id="73" w:name="paiement-en-espèces-cod"/>
     <w:p>
       <w:pPr>
         <w:pStyle w:val="Heading3"/>
@@ -4795,8 +4795,8 @@
         <w:t xml:space="preserve">Payez le livreur à la réception de la pièce</w:t>
       </w:r>
     </w:p>
-    <w:bookmarkEnd w:id="62"/>
-    <w:bookmarkStart w:id="63" w:name="identifiant-de-transaction"/>
+    <w:bookmarkEnd w:id="73"/>
+    <w:bookmarkStart w:id="74" w:name="identifiant-de-transaction"/>
     <w:p>
       <w:pPr>
         <w:pStyle w:val="Heading3"/>
@@ -4824,8 +4824,8 @@
         <w:t xml:space="preserve">pieces_{orderId}_{timestamp}</w:t>
       </w:r>
     </w:p>
-    <w:bookmarkEnd w:id="63"/>
-    <w:bookmarkStart w:id="64" w:name="endpoint-api-3"/>
+    <w:bookmarkEnd w:id="74"/>
+    <w:bookmarkStart w:id="75" w:name="endpoint-api-3"/>
     <w:p>
       <w:pPr>
         <w:pStyle w:val="Heading3"/>
@@ -4852,24 +4852,24 @@
         </w:pict>
       </w:r>
     </w:p>
-    <w:bookmarkEnd w:id="64"/>
-    <w:bookmarkEnd w:id="65"/>
-    <w:bookmarkStart w:id="70" w:name="X0551d6727510dc6412ac1f515c72d1ab7b0bab3"/>
+    <w:bookmarkEnd w:id="75"/>
+    <w:bookmarkEnd w:id="76"/>
+    <w:bookmarkStart w:id="80" w:name="Xc8fd4066f126bde0e81dfbae46003b0b3f13294"/>
     <w:p>
       <w:pPr>
         <w:pStyle w:val="Heading2"/>
       </w:pPr>
       <w:r>
-        <w:t xml:space="preserve">14. Protection escrow (séquestre)</w:t>
-      </w:r>
-    </w:p>
-    <w:bookmarkStart w:id="66" w:name="comment-ça-protège-votre-argent"/>
+        <w:t xml:space="preserve">14. Protection de votre paiement</w:t>
+      </w:r>
+    </w:p>
+    <w:bookmarkStart w:id="77" w:name="vous-choisissez-quand-payer"/>
     <w:p>
       <w:pPr>
         <w:pStyle w:val="Heading3"/>
       </w:pPr>
       <w:r>
-        <w:t xml:space="preserve">Comment ça protège votre argent</w:t>
+        <w:t xml:space="preserve">Vous choisissez quand payer</w:t>
       </w:r>
     </w:p>
     <w:p>
@@ -4877,137 +4877,7 @@
         <w:pStyle w:val="FirstParagraph"/>
       </w:pPr>
       <w:r>
-        <w:t xml:space="preserve">Le système</w:t>
-      </w:r>
-      <w:r>
-        <w:t xml:space="preserve"> </w:t>
-      </w:r>
-      <w:r>
-        <w:rPr>
-          <w:b/>
-          <w:bCs/>
-        </w:rPr>
-        <w:t xml:space="preserve">escrow</w:t>
-      </w:r>
-      <w:r>
-        <w:t xml:space="preserve"> </w:t>
-      </w:r>
-      <w:r>
-        <w:t xml:space="preserve">(séquestre) de Pièces retient votre paiement jusqu'à la livraison :</w:t>
-      </w:r>
-    </w:p>
-    <w:p>
-      <w:pPr>
-        <w:pStyle w:val="SourceCode"/>
-      </w:pPr>
-      <w:r>
-        <w:rPr>
-          <w:rStyle w:val="VerbatimChar"/>
-        </w:rPr>
-        <w:t xml:space="preserve">VOUS PAYEZ                    ESCROW                      VENDEUR</w:t>
-      </w:r>
-      <w:r>
-        <w:br/>
-      </w:r>
-      <w:r>
-        <w:rPr>
-          <w:rStyle w:val="VerbatimChar"/>
-        </w:rPr>
-        <w:t xml:space="preserve">                              (Séquestre)</w:t>
-      </w:r>
-      <w:r>
-        <w:br/>
-      </w:r>
-      <w:r>
-        <w:br/>
-      </w:r>
-      <w:r>
-        <w:rPr>
-          <w:rStyle w:val="VerbatimChar"/>
-        </w:rPr>
-        <w:t xml:space="preserve">Paiement envoyé ──────────► Fonds BLOQUÉS</w:t>
-      </w:r>
-      <w:r>
-        <w:br/>
-      </w:r>
-      <w:r>
-        <w:rPr>
-          <w:rStyle w:val="VerbatimChar"/>
-        </w:rPr>
-        <w:t xml:space="preserve">                              (status: HELD)</w:t>
-      </w:r>
-      <w:r>
-        <w:br/>
-      </w:r>
-      <w:r>
-        <w:rPr>
-          <w:rStyle w:val="VerbatimChar"/>
-        </w:rPr>
-        <w:t xml:space="preserve">                                    │</w:t>
-      </w:r>
-      <w:r>
-        <w:br/>
-      </w:r>
-      <w:r>
-        <w:rPr>
-          <w:rStyle w:val="VerbatimChar"/>
-        </w:rPr>
-        <w:t xml:space="preserve">                              Livraison effectuée</w:t>
-      </w:r>
-      <w:r>
-        <w:br/>
-      </w:r>
-      <w:r>
-        <w:rPr>
-          <w:rStyle w:val="VerbatimChar"/>
-        </w:rPr>
-        <w:t xml:space="preserve">                                    │</w:t>
-      </w:r>
-      <w:r>
-        <w:br/>
-      </w:r>
-      <w:r>
-        <w:rPr>
-          <w:rStyle w:val="VerbatimChar"/>
-        </w:rPr>
-        <w:t xml:space="preserve">                              48h de vérification</w:t>
-      </w:r>
-      <w:r>
-        <w:br/>
-      </w:r>
-      <w:r>
-        <w:rPr>
-          <w:rStyle w:val="VerbatimChar"/>
-        </w:rPr>
-        <w:t xml:space="preserve">                                    │</w:t>
-      </w:r>
-      <w:r>
-        <w:br/>
-      </w:r>
-      <w:r>
-        <w:rPr>
-          <w:rStyle w:val="VerbatimChar"/>
-        </w:rPr>
-        <w:t xml:space="preserve">                              Fonds LIBÉRÉS ──────────────► Paiement reçu</w:t>
-      </w:r>
-      <w:r>
-        <w:br/>
-      </w:r>
-      <w:r>
-        <w:rPr>
-          <w:rStyle w:val="VerbatimChar"/>
-        </w:rPr>
-        <w:t xml:space="preserve">                              (status: RELEASED)</w:t>
-      </w:r>
-    </w:p>
-    <w:bookmarkEnd w:id="66"/>
-    <w:bookmarkStart w:id="67" w:name="les-3-états-de-lescrow"/>
-    <w:p>
-      <w:pPr>
-        <w:pStyle w:val="Heading3"/>
-      </w:pPr>
-      <w:r>
-        <w:t xml:space="preserve">Les 3 états de l'escrow</w:t>
+        <w:t xml:space="preserve">Pièces vous laisse deux moments pour payer, et aucun des deux n'est un mode dégradé :</w:t>
       </w:r>
     </w:p>
     <w:tbl>
@@ -5031,18 +4901,18 @@
               <w:pStyle w:val="Compact"/>
             </w:pPr>
             <w:r>
-              <w:t xml:space="preserve">État</w:t>
-            </w:r>
-          </w:p>
-        </w:tc>
-        <w:tc>
-          <w:tcPr/>
-          <w:p>
-            <w:pPr>
-              <w:pStyle w:val="Compact"/>
-            </w:pPr>
-            <w:r>
-              <w:t xml:space="preserve">Signification</w:t>
+              <w:t xml:space="preserve">Quand</w:t>
+            </w:r>
+          </w:p>
+        </w:tc>
+        <w:tc>
+          <w:tcPr/>
+          <w:p>
+            <w:pPr>
+              <w:pStyle w:val="Compact"/>
+            </w:pPr>
+            <w:r>
+              <w:t xml:space="preserve">Comment</w:t>
             </w:r>
           </w:p>
         </w:tc>
@@ -5059,18 +4929,18 @@
                 <w:b/>
                 <w:bCs/>
               </w:rPr>
-              <w:t xml:space="preserve">HELD</w:t>
-            </w:r>
-          </w:p>
-        </w:tc>
-        <w:tc>
-          <w:tcPr/>
-          <w:p>
-            <w:pPr>
-              <w:pStyle w:val="Compact"/>
-            </w:pPr>
-            <w:r>
-              <w:t xml:space="preserve">Vos fonds sont bloqués en attente de livraison</w:t>
+              <w:t xml:space="preserve">En ligne, à la commande</w:t>
+            </w:r>
+          </w:p>
+        </w:tc>
+        <w:tc>
+          <w:tcPr/>
+          <w:p>
+            <w:pPr>
+              <w:pStyle w:val="Compact"/>
+            </w:pPr>
+            <w:r>
+              <w:t xml:space="preserve">Orange Money, MTN MoMo, Wave ou carte</w:t>
             </w:r>
           </w:p>
         </w:tc>
@@ -5087,59 +4957,31 @@
                 <w:b/>
                 <w:bCs/>
               </w:rPr>
-              <w:t xml:space="preserve">RELEASED</w:t>
-            </w:r>
-          </w:p>
-        </w:tc>
-        <w:tc>
-          <w:tcPr/>
-          <w:p>
-            <w:pPr>
-              <w:pStyle w:val="Compact"/>
-            </w:pPr>
-            <w:r>
-              <w:t xml:space="preserve">Fonds libérés au vendeur après livraison confirmée</w:t>
-            </w:r>
-          </w:p>
-        </w:tc>
-      </w:tr>
-      <w:tr>
-        <w:tc>
-          <w:tcPr/>
-          <w:p>
-            <w:pPr>
-              <w:pStyle w:val="Compact"/>
-            </w:pPr>
-            <w:r>
-              <w:rPr>
-                <w:b/>
-                <w:bCs/>
-              </w:rPr>
-              <w:t xml:space="preserve">REFUNDED</w:t>
-            </w:r>
-          </w:p>
-        </w:tc>
-        <w:tc>
-          <w:tcPr/>
-          <w:p>
-            <w:pPr>
-              <w:pStyle w:val="Compact"/>
-            </w:pPr>
-            <w:r>
-              <w:t xml:space="preserve">Fonds remboursés en cas d'annulation ou litige en votre faveur</w:t>
+              <w:t xml:space="preserve">À la remise, au livreur</w:t>
+            </w:r>
+          </w:p>
+        </w:tc>
+        <w:tc>
+          <w:tcPr/>
+          <w:p>
+            <w:pPr>
+              <w:pStyle w:val="Compact"/>
+            </w:pPr>
+            <w:r>
+              <w:t xml:space="preserve">Espèces (≤ 75 000 F) ou mobile money</w:t>
             </w:r>
           </w:p>
         </w:tc>
       </w:tr>
     </w:tbl>
-    <w:bookmarkEnd w:id="67"/>
-    <w:bookmarkStart w:id="68" w:name="libération-automatique"/>
+    <w:bookmarkEnd w:id="77"/>
+    <w:bookmarkStart w:id="78" w:name="comment-votre-argent-est-protégé"/>
     <w:p>
       <w:pPr>
         <w:pStyle w:val="Heading3"/>
       </w:pPr>
       <w:r>
-        <w:t xml:space="preserve">Libération automatique</w:t>
+        <w:t xml:space="preserve">Comment votre argent est protégé</w:t>
       </w:r>
     </w:p>
     <w:p>
@@ -5147,46 +4989,236 @@
         <w:pStyle w:val="FirstParagraph"/>
       </w:pPr>
       <w:r>
-        <w:t xml:space="preserve">Les fonds sont</w:t>
-      </w:r>
-      <w:r>
-        <w:t xml:space="preserve"> </w:t>
-      </w:r>
-      <w:r>
-        <w:rPr>
-          <w:b/>
-          <w:bCs/>
-        </w:rPr>
-        <w:t xml:space="preserve">automatiquement libérés</w:t>
-      </w:r>
-      <w:r>
-        <w:t xml:space="preserve"> </w:t>
-      </w:r>
-      <w:r>
-        <w:t xml:space="preserve">au vendeur</w:t>
-      </w:r>
-      <w:r>
-        <w:t xml:space="preserve"> </w:t>
-      </w:r>
-      <w:r>
-        <w:rPr>
-          <w:b/>
-          <w:bCs/>
-        </w:rPr>
-        <w:t xml:space="preserve">48 heures après la livraison</w:t>
-      </w:r>
-      <w:r>
-        <w:t xml:space="preserve">, sauf si vous ouvrez un litige.</w:t>
-      </w:r>
-    </w:p>
-    <w:bookmarkEnd w:id="68"/>
-    <w:bookmarkStart w:id="69" w:name="consulter-létat-de-lescrow"/>
+        <w:t xml:space="preserve">Votre paiement n'est pas bloqué chez Pièces — il n'y a pas de séquestre. La protection tient à autre chose, et c'est plus simple :</w:t>
+      </w:r>
+    </w:p>
+    <w:p>
+      <w:pPr>
+        <w:pStyle w:val="SourceCode"/>
+      </w:pPr>
+      <w:r>
+        <w:rPr>
+          <w:rStyle w:val="VerbatimChar"/>
+        </w:rPr>
+        <w:t xml:space="preserve">VOUS                          PIÈCES                      VENDEUR</w:t>
+      </w:r>
+      <w:r>
+        <w:br/>
+      </w:r>
+      <w:r>
+        <w:br/>
+      </w:r>
+      <w:r>
+        <w:rPr>
+          <w:rStyle w:val="VerbatimChar"/>
+        </w:rPr>
+        <w:t xml:space="preserve">Commande ──────────────────► Prix verrouillés</w:t>
+      </w:r>
+      <w:r>
+        <w:br/>
+      </w:r>
+      <w:r>
+        <w:rPr>
+          <w:rStyle w:val="VerbatimChar"/>
+        </w:rPr>
+        <w:t xml:space="preserve">                                    │</w:t>
+      </w:r>
+      <w:r>
+        <w:br/>
+      </w:r>
+      <w:r>
+        <w:rPr>
+          <w:rStyle w:val="VerbatimChar"/>
+        </w:rPr>
+        <w:t xml:space="preserve">                             La pièce est enlevée</w:t>
+      </w:r>
+      <w:r>
+        <w:br/>
+      </w:r>
+      <w:r>
+        <w:rPr>
+          <w:rStyle w:val="VerbatimChar"/>
+        </w:rPr>
+        <w:t xml:space="preserve">                             chez le vendeur</w:t>
+      </w:r>
+      <w:r>
+        <w:br/>
+      </w:r>
+      <w:r>
+        <w:rPr>
+          <w:rStyle w:val="VerbatimChar"/>
+        </w:rPr>
+        <w:t xml:space="preserve">                                    │</w:t>
+      </w:r>
+      <w:r>
+        <w:br/>
+      </w:r>
+      <w:r>
+        <w:rPr>
+          <w:rStyle w:val="VerbatimChar"/>
+        </w:rPr>
+        <w:t xml:space="preserve">Le livreur se présente ─────► Vous vérifiez la pièce</w:t>
+      </w:r>
+      <w:r>
+        <w:br/>
+      </w:r>
+      <w:r>
+        <w:rPr>
+          <w:rStyle w:val="VerbatimChar"/>
+        </w:rPr>
+        <w:t xml:space="preserve">                             AVANT de payer (si vous</w:t>
+      </w:r>
+      <w:r>
+        <w:br/>
+      </w:r>
+      <w:r>
+        <w:rPr>
+          <w:rStyle w:val="VerbatimChar"/>
+        </w:rPr>
+        <w:t xml:space="preserve">                             avez choisi de payer</w:t>
+      </w:r>
+      <w:r>
+        <w:br/>
+      </w:r>
+      <w:r>
+        <w:rPr>
+          <w:rStyle w:val="VerbatimChar"/>
+        </w:rPr>
+        <w:t xml:space="preserve">                             à la remise)</w:t>
+      </w:r>
+      <w:r>
+        <w:br/>
+      </w:r>
+      <w:r>
+        <w:rPr>
+          <w:rStyle w:val="VerbatimChar"/>
+        </w:rPr>
+        <w:t xml:space="preserve">                                    │</w:t>
+      </w:r>
+      <w:r>
+        <w:br/>
+      </w:r>
+      <w:r>
+        <w:rPr>
+          <w:rStyle w:val="VerbatimChar"/>
+        </w:rPr>
+        <w:t xml:space="preserve">Vous payez ────────────────► Encaissé ────────────────► Payé immédiatement</w:t>
+      </w:r>
+      <w:r>
+        <w:br/>
+      </w:r>
+      <w:r>
+        <w:rPr>
+          <w:rStyle w:val="VerbatimChar"/>
+        </w:rPr>
+        <w:t xml:space="preserve">                                    │</w:t>
+      </w:r>
+      <w:r>
+        <w:br/>
+      </w:r>
+      <w:r>
+        <w:rPr>
+          <w:rStyle w:val="VerbatimChar"/>
+        </w:rPr>
+        <w:t xml:space="preserve">Vous ne payez pas ─────────► Pas de remise ──────────► La pièce lui revient</w:t>
+      </w:r>
+    </w:p>
+    <w:p>
+      <w:pPr>
+        <w:pStyle w:val="Compact"/>
+        <w:numPr>
+          <w:ilvl w:val="0"/>
+          <w:numId w:val="1020"/>
+        </w:numPr>
+      </w:pPr>
+      <w:r>
+        <w:rPr>
+          <w:b/>
+          <w:bCs/>
+        </w:rPr>
+        <w:t xml:space="preserve">Vous voyez la pièce avant de payer</w:t>
+      </w:r>
+      <w:r>
+        <w:t xml:space="preserve"> </w:t>
+      </w:r>
+      <w:r>
+        <w:t xml:space="preserve">si vous avez choisi le paiement à la remise. C'est la protection la plus directe qui soit : ce qui ne vous convient pas, vous ne le payez pas.</w:t>
+      </w:r>
+    </w:p>
+    <w:p>
+      <w:pPr>
+        <w:pStyle w:val="Compact"/>
+        <w:numPr>
+          <w:ilvl w:val="0"/>
+          <w:numId w:val="1020"/>
+        </w:numPr>
+      </w:pPr>
+      <w:r>
+        <w:rPr>
+          <w:b/>
+          <w:bCs/>
+        </w:rPr>
+        <w:t xml:space="preserve">Le prix est verrouillé</w:t>
+      </w:r>
+      <w:r>
+        <w:t xml:space="preserve"> </w:t>
+      </w:r>
+      <w:r>
+        <w:t xml:space="preserve">à la commande. Il ne peut pas bouger entre la commande et la livraison.</w:t>
+      </w:r>
+    </w:p>
+    <w:p>
+      <w:pPr>
+        <w:pStyle w:val="Compact"/>
+        <w:numPr>
+          <w:ilvl w:val="0"/>
+          <w:numId w:val="1020"/>
+        </w:numPr>
+      </w:pPr>
+      <w:r>
+        <w:rPr>
+          <w:b/>
+          <w:bCs/>
+        </w:rPr>
+        <w:t xml:space="preserve">Le retour sous 48 h</w:t>
+      </w:r>
+      <w:r>
+        <w:t xml:space="preserve"> </w:t>
+      </w:r>
+      <w:r>
+        <w:t xml:space="preserve">reste acquis si la pièce ne correspond pas à l'annonce, et la garantie de bon fonctionnement de 30 jours s'applique sur ce qui est vendu comme fonctionnel.</w:t>
+      </w:r>
+    </w:p>
+    <w:p>
+      <w:pPr>
+        <w:pStyle w:val="Compact"/>
+        <w:numPr>
+          <w:ilvl w:val="0"/>
+          <w:numId w:val="1020"/>
+        </w:numPr>
+      </w:pPr>
+      <w:r>
+        <w:rPr>
+          <w:b/>
+          <w:bCs/>
+        </w:rPr>
+        <w:t xml:space="preserve">Si vous avez payé en ligne</w:t>
+      </w:r>
+      <w:r>
+        <w:t xml:space="preserve"> </w:t>
+      </w:r>
+      <w:r>
+        <w:t xml:space="preserve">et que la pièce ne correspond pas, ouvrez un litige : Pièces reprend la pièce et traite le remboursement avec le vendeur.</w:t>
+      </w:r>
+    </w:p>
+    <w:bookmarkEnd w:id="78"/>
+    <w:bookmarkStart w:id="79" w:name="consulter-létat-de-votre-paiement"/>
     <w:p>
       <w:pPr>
         <w:pStyle w:val="Heading3"/>
       </w:pPr>
       <w:r>
-        <w:t xml:space="preserve">Consulter l'état de l'escrow</w:t>
+        <w:t xml:space="preserve">Consulter l'état de votre paiement</w:t>
       </w:r>
     </w:p>
     <w:p>
@@ -5207,9 +5239,9 @@
         </w:pict>
       </w:r>
     </w:p>
-    <w:bookmarkEnd w:id="69"/>
-    <w:bookmarkEnd w:id="70"/>
-    <w:bookmarkStart w:id="74" w:name="Xa3d52d01efd98fd02bdd752188b046a6d46722a"/>
+    <w:bookmarkEnd w:id="79"/>
+    <w:bookmarkEnd w:id="80"/>
+    <w:bookmarkStart w:id="84" w:name="Xa3d52d01efd98fd02bdd752188b046a6d46722a"/>
     <w:p>
       <w:pPr>
         <w:pStyle w:val="Heading2"/>
@@ -5218,7 +5250,7 @@
         <w:t xml:space="preserve">15. Suivi de la commande</w:t>
       </w:r>
     </w:p>
-    <w:bookmarkStart w:id="71" w:name="page-de-suivi"/>
+    <w:bookmarkStart w:id="81" w:name="page-de-suivi"/>
     <w:p>
       <w:pPr>
         <w:pStyle w:val="Heading3"/>
@@ -5251,8 +5283,8 @@
         <w:t xml:space="preserve">dans la barre de navigation en bas de l'écran.</w:t>
       </w:r>
     </w:p>
-    <w:bookmarkEnd w:id="71"/>
-    <w:bookmarkStart w:id="72" w:name="états-de-la-commande"/>
+    <w:bookmarkEnd w:id="81"/>
+    <w:bookmarkStart w:id="82" w:name="états-de-la-commande"/>
     <w:p>
       <w:pPr>
         <w:pStyle w:val="Heading3"/>
@@ -5662,8 +5694,8 @@
         </w:tc>
       </w:tr>
     </w:tbl>
-    <w:bookmarkEnd w:id="72"/>
-    <w:bookmarkStart w:id="73" w:name="suivi-de-la-livraison"/>
+    <w:bookmarkEnd w:id="82"/>
+    <w:bookmarkStart w:id="83" w:name="suivi-de-la-livraison"/>
     <w:p>
       <w:pPr>
         <w:pStyle w:val="Heading3"/>
@@ -5722,9 +5754,9 @@
         </w:pict>
       </w:r>
     </w:p>
-    <w:bookmarkEnd w:id="73"/>
-    <w:bookmarkEnd w:id="74"/>
-    <w:bookmarkStart w:id="79" w:name="X2635b1017bcdfc99a3e3a2f247082d88b848e3e"/>
+    <w:bookmarkEnd w:id="83"/>
+    <w:bookmarkEnd w:id="84"/>
+    <w:bookmarkStart w:id="89" w:name="X2635b1017bcdfc99a3e3a2f247082d88b848e3e"/>
     <w:p>
       <w:pPr>
         <w:pStyle w:val="Heading2"/>
@@ -5733,7 +5765,7 @@
         <w:t xml:space="preserve">16. Livraison</w:t>
       </w:r>
     </w:p>
-    <w:bookmarkStart w:id="75" w:name="comment-ça-fonctionne"/>
+    <w:bookmarkStart w:id="85" w:name="comment-ça-fonctionne"/>
     <w:p>
       <w:pPr>
         <w:pStyle w:val="Heading3"/>
@@ -5747,7 +5779,7 @@
         <w:pStyle w:val="Compact"/>
         <w:numPr>
           <w:ilvl w:val="0"/>
-          <w:numId w:val="1020"/>
+          <w:numId w:val="1021"/>
         </w:numPr>
       </w:pPr>
       <w:r>
@@ -5759,7 +5791,7 @@
         <w:pStyle w:val="Compact"/>
         <w:numPr>
           <w:ilvl w:val="0"/>
-          <w:numId w:val="1020"/>
+          <w:numId w:val="1021"/>
         </w:numPr>
       </w:pPr>
       <w:r>
@@ -5787,7 +5819,7 @@
         <w:pStyle w:val="Compact"/>
         <w:numPr>
           <w:ilvl w:val="0"/>
-          <w:numId w:val="1020"/>
+          <w:numId w:val="1021"/>
         </w:numPr>
       </w:pPr>
       <w:r>
@@ -5815,7 +5847,7 @@
         <w:pStyle w:val="Compact"/>
         <w:numPr>
           <w:ilvl w:val="0"/>
-          <w:numId w:val="1020"/>
+          <w:numId w:val="1021"/>
         </w:numPr>
       </w:pPr>
       <w:r>
@@ -5838,8 +5870,8 @@
         <w:t xml:space="preserve">à l'adresse indiquée</w:t>
       </w:r>
     </w:p>
-    <w:bookmarkEnd w:id="75"/>
-    <w:bookmarkStart w:id="76" w:name="états-de-la-livraison"/>
+    <w:bookmarkEnd w:id="85"/>
+    <w:bookmarkStart w:id="86" w:name="états-de-la-livraison"/>
     <w:p>
       <w:pPr>
         <w:pStyle w:val="Heading3"/>
@@ -5877,8 +5909,8 @@
         <w:t xml:space="preserve">                                                     └─► COMPLETED (auto 48h)</w:t>
       </w:r>
     </w:p>
-    <w:bookmarkEnd w:id="76"/>
-    <w:bookmarkStart w:id="77" w:name="client-absent"/>
+    <w:bookmarkEnd w:id="86"/>
+    <w:bookmarkStart w:id="87" w:name="client-absent"/>
     <w:p>
       <w:pPr>
         <w:pStyle w:val="Heading3"/>
@@ -5900,7 +5932,7 @@
         <w:pStyle w:val="Compact"/>
         <w:numPr>
           <w:ilvl w:val="0"/>
-          <w:numId w:val="1021"/>
+          <w:numId w:val="1022"/>
         </w:numPr>
       </w:pPr>
       <w:r>
@@ -5922,7 +5954,7 @@
         <w:pStyle w:val="Compact"/>
         <w:numPr>
           <w:ilvl w:val="0"/>
-          <w:numId w:val="1021"/>
+          <w:numId w:val="1022"/>
         </w:numPr>
       </w:pPr>
       <w:r>
@@ -5934,15 +5966,15 @@
         <w:pStyle w:val="Compact"/>
         <w:numPr>
           <w:ilvl w:val="0"/>
-          <w:numId w:val="1021"/>
+          <w:numId w:val="1022"/>
         </w:numPr>
       </w:pPr>
       <w:r>
         <w:t xml:space="preserve">Une nouvelle tentative de livraison est organisée</w:t>
       </w:r>
     </w:p>
-    <w:bookmarkEnd w:id="77"/>
-    <w:bookmarkStart w:id="78" w:name="zones-de-livraison"/>
+    <w:bookmarkEnd w:id="87"/>
+    <w:bookmarkStart w:id="88" w:name="zones-de-livraison"/>
     <w:p>
       <w:pPr>
         <w:pStyle w:val="Heading3"/>
@@ -5980,7 +6012,7 @@
         <w:pStyle w:val="Compact"/>
         <w:numPr>
           <w:ilvl w:val="0"/>
-          <w:numId w:val="1022"/>
+          <w:numId w:val="1023"/>
         </w:numPr>
       </w:pPr>
       <w:r>
@@ -5992,7 +6024,7 @@
         <w:pStyle w:val="Compact"/>
         <w:numPr>
           <w:ilvl w:val="0"/>
-          <w:numId w:val="1022"/>
+          <w:numId w:val="1023"/>
         </w:numPr>
       </w:pPr>
       <w:r>
@@ -6024,9 +6056,9 @@
         </w:pict>
       </w:r>
     </w:p>
-    <w:bookmarkEnd w:id="78"/>
-    <w:bookmarkEnd w:id="79"/>
-    <w:bookmarkStart w:id="82" w:name="Xa287f7e5755edd98375a4c8fb0ca25b8f227866"/>
+    <w:bookmarkEnd w:id="88"/>
+    <w:bookmarkEnd w:id="89"/>
+    <w:bookmarkStart w:id="92" w:name="Xa287f7e5755edd98375a4c8fb0ca25b8f227866"/>
     <w:p>
       <w:pPr>
         <w:pStyle w:val="Heading2"/>
@@ -6035,7 +6067,7 @@
         <w:t xml:space="preserve">17. Confirmer la réception</w:t>
       </w:r>
     </w:p>
-    <w:bookmarkStart w:id="80" w:name="confirmation-manuelle"/>
+    <w:bookmarkStart w:id="90" w:name="confirmation-manuelle"/>
     <w:p>
       <w:pPr>
         <w:pStyle w:val="Heading3"/>
@@ -6057,7 +6089,7 @@
         <w:pStyle w:val="Compact"/>
         <w:numPr>
           <w:ilvl w:val="0"/>
-          <w:numId w:val="1023"/>
+          <w:numId w:val="1024"/>
         </w:numPr>
       </w:pPr>
       <w:r>
@@ -6069,7 +6101,7 @@
         <w:pStyle w:val="Compact"/>
         <w:numPr>
           <w:ilvl w:val="0"/>
-          <w:numId w:val="1023"/>
+          <w:numId w:val="1024"/>
         </w:numPr>
       </w:pPr>
       <w:r>
@@ -6081,15 +6113,15 @@
         <w:pStyle w:val="Compact"/>
         <w:numPr>
           <w:ilvl w:val="0"/>
-          <w:numId w:val="1023"/>
+          <w:numId w:val="1024"/>
         </w:numPr>
       </w:pPr>
       <w:r>
         <w:t xml:space="preserve">Confirmez la réception dans l'application</w:t>
       </w:r>
     </w:p>
-    <w:bookmarkEnd w:id="80"/>
-    <w:bookmarkStart w:id="81" w:name="confirmation-automatique"/>
+    <w:bookmarkEnd w:id="90"/>
+    <w:bookmarkStart w:id="91" w:name="confirmation-automatique"/>
     <w:p>
       <w:pPr>
         <w:pStyle w:val="Heading3"/>
@@ -6124,35 +6156,19 @@
         <w:pStyle w:val="Compact"/>
         <w:numPr>
           <w:ilvl w:val="0"/>
-          <w:numId w:val="1024"/>
-        </w:numPr>
-      </w:pPr>
-      <w:r>
-        <w:t xml:space="preserve">Les fonds escrow sont</w:t>
-      </w:r>
-      <w:r>
-        <w:t xml:space="preserve"> </w:t>
-      </w:r>
-      <w:r>
-        <w:rPr>
-          <w:b/>
-          <w:bCs/>
-        </w:rPr>
-        <w:t xml:space="preserve">libérés</w:t>
-      </w:r>
-      <w:r>
-        <w:t xml:space="preserve"> </w:t>
-      </w:r>
-      <w:r>
-        <w:t xml:space="preserve">au vendeur</w:t>
-      </w:r>
-    </w:p>
-    <w:p>
-      <w:pPr>
-        <w:pStyle w:val="Compact"/>
-        <w:numPr>
-          <w:ilvl w:val="0"/>
-          <w:numId w:val="1024"/>
+          <w:numId w:val="1025"/>
+        </w:numPr>
+      </w:pPr>
+      <w:r>
+        <w:t xml:space="preserve">La vente devient définitive</w:t>
+      </w:r>
+    </w:p>
+    <w:p>
+      <w:pPr>
+        <w:pStyle w:val="Compact"/>
+        <w:numPr>
+          <w:ilvl w:val="0"/>
+          <w:numId w:val="1025"/>
         </w:numPr>
       </w:pPr>
       <w:r>
@@ -6190,7 +6206,7 @@
         <w:t xml:space="preserve"> </w:t>
       </w:r>
       <w:r>
-        <w:t xml:space="preserve">pour bloquer la libération des fonds.</w:t>
+        <w:t xml:space="preserve">— c'est le délai de retour prévu au contrat.</w:t>
       </w:r>
     </w:p>
     <w:p>
@@ -6200,9 +6216,9 @@
         </w:pict>
       </w:r>
     </w:p>
-    <w:bookmarkEnd w:id="81"/>
-    <w:bookmarkEnd w:id="82"/>
-    <w:bookmarkStart w:id="88" w:name="X81354f8f66c1817cc999973489a0e72731973dc"/>
+    <w:bookmarkEnd w:id="91"/>
+    <w:bookmarkEnd w:id="92"/>
+    <w:bookmarkStart w:id="98" w:name="X81354f8f66c1817cc999973489a0e72731973dc"/>
     <w:p>
       <w:pPr>
         <w:pStyle w:val="Heading2"/>
@@ -6211,7 +6227,7 @@
         <w:t xml:space="preserve">18. Évaluer le vendeur</w:t>
       </w:r>
     </w:p>
-    <w:bookmarkStart w:id="83" w:name="quand-pouvez-vous-évaluer-"/>
+    <w:bookmarkStart w:id="93" w:name="quand-pouvez-vous-évaluer-"/>
     <w:p>
       <w:pPr>
         <w:pStyle w:val="Heading3"/>
@@ -6270,8 +6286,8 @@
         <w:t xml:space="preserve">.</w:t>
       </w:r>
     </w:p>
-    <w:bookmarkEnd w:id="83"/>
-    <w:bookmarkStart w:id="84" w:name="comment-évaluer"/>
+    <w:bookmarkEnd w:id="93"/>
+    <w:bookmarkStart w:id="94" w:name="comment-évaluer"/>
     <w:p>
       <w:pPr>
         <w:pStyle w:val="Heading3"/>
@@ -6285,7 +6301,7 @@
         <w:pStyle w:val="Compact"/>
         <w:numPr>
           <w:ilvl w:val="0"/>
-          <w:numId w:val="1025"/>
+          <w:numId w:val="1026"/>
         </w:numPr>
       </w:pPr>
       <w:r>
@@ -6297,7 +6313,7 @@
         <w:pStyle w:val="Compact"/>
         <w:numPr>
           <w:ilvl w:val="0"/>
-          <w:numId w:val="1025"/>
+          <w:numId w:val="1026"/>
         </w:numPr>
       </w:pPr>
       <w:r>
@@ -6319,7 +6335,7 @@
         <w:pStyle w:val="Compact"/>
         <w:numPr>
           <w:ilvl w:val="0"/>
-          <w:numId w:val="1025"/>
+          <w:numId w:val="1026"/>
         </w:numPr>
       </w:pPr>
       <w:r>
@@ -6341,7 +6357,7 @@
         <w:pStyle w:val="Compact"/>
         <w:numPr>
           <w:ilvl w:val="0"/>
-          <w:numId w:val="1025"/>
+          <w:numId w:val="1026"/>
         </w:numPr>
       </w:pPr>
       <w:r>
@@ -6364,8 +6380,8 @@
         <w:t xml:space="preserve">(optionnel)</w:t>
       </w:r>
     </w:p>
-    <w:bookmarkEnd w:id="84"/>
-    <w:bookmarkStart w:id="85" w:name="ce-qui-est-évalué"/>
+    <w:bookmarkEnd w:id="94"/>
+    <w:bookmarkStart w:id="95" w:name="ce-qui-est-évalué"/>
     <w:p>
       <w:pPr>
         <w:pStyle w:val="Heading3"/>
@@ -6379,7 +6395,7 @@
         <w:pStyle w:val="Compact"/>
         <w:numPr>
           <w:ilvl w:val="0"/>
-          <w:numId w:val="1026"/>
+          <w:numId w:val="1027"/>
         </w:numPr>
       </w:pPr>
       <w:r>
@@ -6391,7 +6407,7 @@
         <w:pStyle w:val="Compact"/>
         <w:numPr>
           <w:ilvl w:val="0"/>
-          <w:numId w:val="1026"/>
+          <w:numId w:val="1027"/>
         </w:numPr>
       </w:pPr>
       <w:r>
@@ -6403,7 +6419,7 @@
         <w:pStyle w:val="Compact"/>
         <w:numPr>
           <w:ilvl w:val="0"/>
-          <w:numId w:val="1026"/>
+          <w:numId w:val="1027"/>
         </w:numPr>
       </w:pPr>
       <w:r>
@@ -6415,15 +6431,15 @@
         <w:pStyle w:val="Compact"/>
         <w:numPr>
           <w:ilvl w:val="0"/>
-          <w:numId w:val="1026"/>
+          <w:numId w:val="1027"/>
         </w:numPr>
       </w:pPr>
       <w:r>
         <w:t xml:space="preserve">Communication</w:t>
       </w:r>
     </w:p>
-    <w:bookmarkEnd w:id="85"/>
-    <w:bookmarkStart w:id="86" w:name="consulter-les-avis"/>
+    <w:bookmarkEnd w:id="95"/>
+    <w:bookmarkStart w:id="96" w:name="consulter-les-avis"/>
     <w:p>
       <w:pPr>
         <w:pStyle w:val="Heading3"/>
@@ -6491,8 +6507,8 @@
         <w:t xml:space="preserve">et la liste des avis.</w:t>
       </w:r>
     </w:p>
-    <w:bookmarkEnd w:id="86"/>
-    <w:bookmarkStart w:id="87" w:name="endpoint-api-4"/>
+    <w:bookmarkEnd w:id="96"/>
+    <w:bookmarkStart w:id="97" w:name="endpoint-api-4"/>
     <w:p>
       <w:pPr>
         <w:pStyle w:val="Heading3"/>
@@ -6564,9 +6580,9 @@
         </w:pict>
       </w:r>
     </w:p>
-    <w:bookmarkEnd w:id="87"/>
-    <w:bookmarkEnd w:id="88"/>
-    <w:bookmarkStart w:id="94" w:name="X48d31e6589896ee2abf42131b2d55407f2e1fc3"/>
+    <w:bookmarkEnd w:id="97"/>
+    <w:bookmarkEnd w:id="98"/>
+    <w:bookmarkStart w:id="104" w:name="X48d31e6589896ee2abf42131b2d55407f2e1fc3"/>
     <w:p>
       <w:pPr>
         <w:pStyle w:val="Heading2"/>
@@ -6575,7 +6591,7 @@
         <w:t xml:space="preserve">19. Évaluer la livraison</w:t>
       </w:r>
     </w:p>
-    <w:bookmarkStart w:id="89" w:name="quand-pouvez-vous-évaluer--1"/>
+    <w:bookmarkStart w:id="99" w:name="quand-pouvez-vous-évaluer--1"/>
     <w:p>
       <w:pPr>
         <w:pStyle w:val="Heading3"/>
@@ -6621,8 +6637,8 @@
         <w:t xml:space="preserve">.</w:t>
       </w:r>
     </w:p>
-    <w:bookmarkEnd w:id="89"/>
-    <w:bookmarkStart w:id="90" w:name="comment-évaluer-1"/>
+    <w:bookmarkEnd w:id="99"/>
+    <w:bookmarkStart w:id="100" w:name="comment-évaluer-1"/>
     <w:p>
       <w:pPr>
         <w:pStyle w:val="Heading3"/>
@@ -6636,7 +6652,7 @@
         <w:pStyle w:val="Compact"/>
         <w:numPr>
           <w:ilvl w:val="0"/>
-          <w:numId w:val="1027"/>
+          <w:numId w:val="1028"/>
         </w:numPr>
       </w:pPr>
       <w:r>
@@ -6648,7 +6664,7 @@
         <w:pStyle w:val="Compact"/>
         <w:numPr>
           <w:ilvl w:val="0"/>
-          <w:numId w:val="1027"/>
+          <w:numId w:val="1028"/>
         </w:numPr>
       </w:pPr>
       <w:r>
@@ -6670,7 +6686,7 @@
         <w:pStyle w:val="Compact"/>
         <w:numPr>
           <w:ilvl w:val="0"/>
-          <w:numId w:val="1027"/>
+          <w:numId w:val="1028"/>
         </w:numPr>
       </w:pPr>
       <w:r>
@@ -6692,7 +6708,7 @@
         <w:pStyle w:val="Compact"/>
         <w:numPr>
           <w:ilvl w:val="0"/>
-          <w:numId w:val="1027"/>
+          <w:numId w:val="1028"/>
         </w:numPr>
       </w:pPr>
       <w:r>
@@ -6715,8 +6731,8 @@
         <w:t xml:space="preserve">(optionnel)</w:t>
       </w:r>
     </w:p>
-    <w:bookmarkEnd w:id="90"/>
-    <w:bookmarkStart w:id="91" w:name="ce-qui-est-évalué-1"/>
+    <w:bookmarkEnd w:id="100"/>
+    <w:bookmarkStart w:id="101" w:name="ce-qui-est-évalué-1"/>
     <w:p>
       <w:pPr>
         <w:pStyle w:val="Heading3"/>
@@ -6730,7 +6746,7 @@
         <w:pStyle w:val="Compact"/>
         <w:numPr>
           <w:ilvl w:val="0"/>
-          <w:numId w:val="1028"/>
+          <w:numId w:val="1029"/>
         </w:numPr>
       </w:pPr>
       <w:r>
@@ -6742,7 +6758,7 @@
         <w:pStyle w:val="Compact"/>
         <w:numPr>
           <w:ilvl w:val="0"/>
-          <w:numId w:val="1028"/>
+          <w:numId w:val="1029"/>
         </w:numPr>
       </w:pPr>
       <w:r>
@@ -6754,7 +6770,7 @@
         <w:pStyle w:val="Compact"/>
         <w:numPr>
           <w:ilvl w:val="0"/>
-          <w:numId w:val="1028"/>
+          <w:numId w:val="1029"/>
         </w:numPr>
       </w:pPr>
       <w:r>
@@ -6766,15 +6782,15 @@
         <w:pStyle w:val="Compact"/>
         <w:numPr>
           <w:ilvl w:val="0"/>
-          <w:numId w:val="1028"/>
+          <w:numId w:val="1029"/>
         </w:numPr>
       </w:pPr>
       <w:r>
         <w:t xml:space="preserve">Respect du créneau de livraison</w:t>
       </w:r>
     </w:p>
-    <w:bookmarkEnd w:id="91"/>
-    <w:bookmarkStart w:id="92" w:name="consulter-les-avis-livreur"/>
+    <w:bookmarkEnd w:id="101"/>
+    <w:bookmarkStart w:id="102" w:name="consulter-les-avis-livreur"/>
     <w:p>
       <w:pPr>
         <w:pStyle w:val="Heading3"/>
@@ -6794,8 +6810,8 @@
         <w:t xml:space="preserve">GET /api/v1/reviews/rider/{riderId}</w:t>
       </w:r>
     </w:p>
-    <w:bookmarkEnd w:id="92"/>
-    <w:bookmarkStart w:id="93" w:name="endpoint-api-5"/>
+    <w:bookmarkEnd w:id="102"/>
+    <w:bookmarkStart w:id="103" w:name="endpoint-api-5"/>
     <w:p>
       <w:pPr>
         <w:pStyle w:val="Heading3"/>
@@ -6867,9 +6883,9 @@
         </w:pict>
       </w:r>
     </w:p>
-    <w:bookmarkEnd w:id="93"/>
-    <w:bookmarkEnd w:id="94"/>
-    <w:bookmarkStart w:id="100" w:name="X34df4fedba7bda993dec9b6af2544937875b725"/>
+    <w:bookmarkEnd w:id="103"/>
+    <w:bookmarkEnd w:id="104"/>
+    <w:bookmarkStart w:id="110" w:name="X34df4fedba7bda993dec9b6af2544937875b725"/>
     <w:p>
       <w:pPr>
         <w:pStyle w:val="Heading2"/>
@@ -6878,7 +6894,7 @@
         <w:t xml:space="preserve">20. Ouvrir un litige</w:t>
       </w:r>
     </w:p>
-    <w:bookmarkStart w:id="95" w:name="quand-ouvrir-un-litige-"/>
+    <w:bookmarkStart w:id="105" w:name="quand-ouvrir-un-litige-"/>
     <w:p>
       <w:pPr>
         <w:pStyle w:val="Heading3"/>
@@ -6892,7 +6908,7 @@
         <w:pStyle w:val="Compact"/>
         <w:numPr>
           <w:ilvl w:val="0"/>
-          <w:numId w:val="1029"/>
+          <w:numId w:val="1030"/>
         </w:numPr>
       </w:pPr>
       <w:r>
@@ -6920,7 +6936,7 @@
         <w:pStyle w:val="Compact"/>
         <w:numPr>
           <w:ilvl w:val="0"/>
-          <w:numId w:val="1029"/>
+          <w:numId w:val="1030"/>
         </w:numPr>
       </w:pPr>
       <w:r>
@@ -6958,7 +6974,7 @@
         <w:pStyle w:val="Compact"/>
         <w:numPr>
           <w:ilvl w:val="0"/>
-          <w:numId w:val="1029"/>
+          <w:numId w:val="1030"/>
         </w:numPr>
       </w:pPr>
       <w:r>
@@ -6986,7 +7002,7 @@
         <w:pStyle w:val="Compact"/>
         <w:numPr>
           <w:ilvl w:val="0"/>
-          <w:numId w:val="1029"/>
+          <w:numId w:val="1030"/>
         </w:numPr>
       </w:pPr>
       <w:r>
@@ -7009,8 +7025,8 @@
         <w:t xml:space="preserve">de celle commandée</w:t>
       </w:r>
     </w:p>
-    <w:bookmarkEnd w:id="95"/>
-    <w:bookmarkStart w:id="96" w:name="comment-ouvrir-un-litige"/>
+    <w:bookmarkEnd w:id="105"/>
+    <w:bookmarkStart w:id="106" w:name="comment-ouvrir-un-litige"/>
     <w:p>
       <w:pPr>
         <w:pStyle w:val="Heading3"/>
@@ -7024,7 +7040,7 @@
         <w:pStyle w:val="Compact"/>
         <w:numPr>
           <w:ilvl w:val="0"/>
-          <w:numId w:val="1030"/>
+          <w:numId w:val="1031"/>
         </w:numPr>
       </w:pPr>
       <w:r>
@@ -7036,7 +7052,7 @@
         <w:pStyle w:val="Compact"/>
         <w:numPr>
           <w:ilvl w:val="0"/>
-          <w:numId w:val="1030"/>
+          <w:numId w:val="1031"/>
         </w:numPr>
       </w:pPr>
       <w:r>
@@ -7058,7 +7074,7 @@
         <w:pStyle w:val="Compact"/>
         <w:numPr>
           <w:ilvl w:val="0"/>
-          <w:numId w:val="1030"/>
+          <w:numId w:val="1031"/>
         </w:numPr>
       </w:pPr>
       <w:r>
@@ -7070,7 +7086,7 @@
         <w:pStyle w:val="Compact"/>
         <w:numPr>
           <w:ilvl w:val="0"/>
-          <w:numId w:val="1030"/>
+          <w:numId w:val="1031"/>
         </w:numPr>
       </w:pPr>
       <w:r>
@@ -7087,8 +7103,8 @@
         <w:t xml:space="preserve">OPEN</w:t>
       </w:r>
     </w:p>
-    <w:bookmarkEnd w:id="96"/>
-    <w:bookmarkStart w:id="97" w:name="processus-de-résolution"/>
+    <w:bookmarkEnd w:id="106"/>
+    <w:bookmarkStart w:id="107" w:name="processus-de-résolution"/>
     <w:p>
       <w:pPr>
         <w:pStyle w:val="Heading3"/>
@@ -7155,7 +7171,7 @@
         <w:pStyle w:val="Compact"/>
         <w:numPr>
           <w:ilvl w:val="0"/>
-          <w:numId w:val="1031"/>
+          <w:numId w:val="1032"/>
         </w:numPr>
       </w:pPr>
       <w:r>
@@ -7169,15 +7185,15 @@
         <w:t xml:space="preserve"> </w:t>
       </w:r>
       <w:r>
-        <w:t xml:space="preserve">: Vous recevez un remboursement via l'escrow</w:t>
-      </w:r>
-    </w:p>
-    <w:p>
-      <w:pPr>
-        <w:pStyle w:val="Compact"/>
-        <w:numPr>
-          <w:ilvl w:val="0"/>
-          <w:numId w:val="1031"/>
+        <w:t xml:space="preserve">: Pièces reprend la pièce et vous rembourse</w:t>
+      </w:r>
+    </w:p>
+    <w:p>
+      <w:pPr>
+        <w:pStyle w:val="Compact"/>
+        <w:numPr>
+          <w:ilvl w:val="0"/>
+          <w:numId w:val="1032"/>
         </w:numPr>
       </w:pPr>
       <w:r>
@@ -7194,8 +7210,8 @@
         <w:t xml:space="preserve">: Le paiement est maintenu au vendeur</w:t>
       </w:r>
     </w:p>
-    <w:bookmarkEnd w:id="97"/>
-    <w:bookmarkStart w:id="98" w:name="délai-important"/>
+    <w:bookmarkEnd w:id="107"/>
+    <w:bookmarkStart w:id="108" w:name="délai-important"/>
     <w:p>
       <w:pPr>
         <w:pStyle w:val="Heading3"/>
@@ -7219,11 +7235,11 @@
         <w:t xml:space="preserve"> </w:t>
       </w:r>
       <w:r>
-        <w:t xml:space="preserve">Après ce délai, les fonds escrow sont automatiquement libérés au vendeur.</w:t>
-      </w:r>
-    </w:p>
-    <w:bookmarkEnd w:id="98"/>
-    <w:bookmarkStart w:id="99" w:name="endpoint-api-6"/>
+        <w:t xml:space="preserve">Passé ce délai, la vente est définitive et le droit de retour ne s'applique plus.</w:t>
+      </w:r>
+    </w:p>
+    <w:bookmarkEnd w:id="108"/>
+    <w:bookmarkStart w:id="109" w:name="endpoint-api-6"/>
     <w:p>
       <w:pPr>
         <w:pStyle w:val="Heading3"/>
@@ -7286,9 +7302,9 @@
         </w:pict>
       </w:r>
     </w:p>
-    <w:bookmarkEnd w:id="99"/>
-    <w:bookmarkEnd w:id="100"/>
-    <w:bookmarkStart w:id="104" w:name="Xe20a2e690c8de7898f69e581f320fbbb194cd89"/>
+    <w:bookmarkEnd w:id="109"/>
+    <w:bookmarkEnd w:id="110"/>
+    <w:bookmarkStart w:id="114" w:name="Xe20a2e690c8de7898f69e581f320fbbb194cd89"/>
     <w:p>
       <w:pPr>
         <w:pStyle w:val="Heading2"/>
@@ -7297,7 +7313,7 @@
         <w:t xml:space="preserve">21. Historique des commandes</w:t>
       </w:r>
     </w:p>
-    <w:bookmarkStart w:id="101" w:name="accéder-à-lhistorique"/>
+    <w:bookmarkStart w:id="111" w:name="accéder-à-lhistorique"/>
     <w:p>
       <w:pPr>
         <w:pStyle w:val="Heading3"/>
@@ -7339,8 +7355,8 @@
         <w:t xml:space="preserve">) dans la barre de navigation.</w:t>
       </w:r>
     </w:p>
-    <w:bookmarkEnd w:id="101"/>
-    <w:bookmarkStart w:id="102" w:name="informations-affichées-1"/>
+    <w:bookmarkEnd w:id="111"/>
+    <w:bookmarkStart w:id="112" w:name="informations-affichées-1"/>
     <w:p>
       <w:pPr>
         <w:pStyle w:val="Heading3"/>
@@ -7563,8 +7579,8 @@
         </w:tc>
       </w:tr>
     </w:tbl>
-    <w:bookmarkEnd w:id="102"/>
-    <w:bookmarkStart w:id="103" w:name="pagination"/>
+    <w:bookmarkEnd w:id="112"/>
+    <w:bookmarkStart w:id="113" w:name="pagination"/>
     <w:p>
       <w:pPr>
         <w:pStyle w:val="Heading3"/>
@@ -7604,9 +7620,9 @@
         </w:pict>
       </w:r>
     </w:p>
-    <w:bookmarkEnd w:id="103"/>
-    <w:bookmarkEnd w:id="104"/>
-    <w:bookmarkStart w:id="108" w:name="X4ecdf8fa80779b3e994c5d7255bacf353ac44a6"/>
+    <w:bookmarkEnd w:id="113"/>
+    <w:bookmarkEnd w:id="114"/>
+    <w:bookmarkStart w:id="118" w:name="X4ecdf8fa80779b3e994c5d7255bacf353ac44a6"/>
     <w:p>
       <w:pPr>
         <w:pStyle w:val="Heading2"/>
@@ -7615,7 +7631,7 @@
         <w:t xml:space="preserve">22. Profil et préférences</w:t>
       </w:r>
     </w:p>
-    <w:bookmarkStart w:id="105" w:name="accéder-à-votre-profil"/>
+    <w:bookmarkStart w:id="115" w:name="accéder-à-votre-profil"/>
     <w:p>
       <w:pPr>
         <w:pStyle w:val="Heading3"/>
@@ -7657,8 +7673,8 @@
         <w:t xml:space="preserve">) dans la barre de navigation.</w:t>
       </w:r>
     </w:p>
-    <w:bookmarkEnd w:id="105"/>
-    <w:bookmarkStart w:id="106" w:name="informations-modifiables"/>
+    <w:bookmarkEnd w:id="115"/>
+    <w:bookmarkStart w:id="116" w:name="informations-modifiables"/>
     <w:p>
       <w:pPr>
         <w:pStyle w:val="Heading3"/>
@@ -7801,8 +7817,8 @@
         </w:tc>
       </w:tr>
     </w:tbl>
-    <w:bookmarkEnd w:id="106"/>
-    <w:bookmarkStart w:id="107" w:name="changement-de-contexte"/>
+    <w:bookmarkEnd w:id="116"/>
+    <w:bookmarkStart w:id="117" w:name="changement-de-contexte"/>
     <w:p>
       <w:pPr>
         <w:pStyle w:val="Heading3"/>
@@ -7862,9 +7878,9 @@
         </w:pict>
       </w:r>
     </w:p>
-    <w:bookmarkEnd w:id="107"/>
-    <w:bookmarkEnd w:id="108"/>
-    <w:bookmarkStart w:id="112" w:name="X658ca0848d49b01b1946c039c646685fbb3be73"/>
+    <w:bookmarkEnd w:id="117"/>
+    <w:bookmarkEnd w:id="118"/>
+    <w:bookmarkStart w:id="122" w:name="X658ca0848d49b01b1946c039c646685fbb3be73"/>
     <w:p>
       <w:pPr>
         <w:pStyle w:val="Heading2"/>
@@ -7873,7 +7889,7 @@
         <w:t xml:space="preserve">23. Notifications</w:t>
       </w:r>
     </w:p>
-    <w:bookmarkStart w:id="109" w:name="canaux-de-notification"/>
+    <w:bookmarkStart w:id="119" w:name="canaux-de-notification"/>
     <w:p>
       <w:pPr>
         <w:pStyle w:val="Heading3"/>
@@ -8037,8 +8053,8 @@
         </w:tc>
       </w:tr>
     </w:tbl>
-    <w:bookmarkEnd w:id="109"/>
-    <w:bookmarkStart w:id="110" w:name="types-de-notifications-reçues"/>
+    <w:bookmarkEnd w:id="119"/>
+    <w:bookmarkStart w:id="120" w:name="types-de-notifications-reçues"/>
     <w:p>
       <w:pPr>
         <w:pStyle w:val="Heading3"/>
@@ -8229,8 +8245,8 @@
         </w:tc>
       </w:tr>
     </w:tbl>
-    <w:bookmarkEnd w:id="110"/>
-    <w:bookmarkStart w:id="111" w:name="gérer-vos-préférences"/>
+    <w:bookmarkEnd w:id="120"/>
+    <w:bookmarkStart w:id="121" w:name="gérer-vos-préférences"/>
     <w:p>
       <w:pPr>
         <w:pStyle w:val="Heading3"/>
@@ -8275,9 +8291,9 @@
         </w:pict>
       </w:r>
     </w:p>
-    <w:bookmarkEnd w:id="111"/>
-    <w:bookmarkEnd w:id="112"/>
-    <w:bookmarkStart w:id="114" w:name="X6030c9329dfdc4a402b8c709df3843430e4f2e6"/>
+    <w:bookmarkEnd w:id="121"/>
+    <w:bookmarkEnd w:id="122"/>
+    <w:bookmarkStart w:id="124" w:name="X6030c9329dfdc4a402b8c709df3843430e4f2e6"/>
     <w:p>
       <w:pPr>
         <w:pStyle w:val="Heading2"/>
@@ -8286,7 +8302,7 @@
         <w:t xml:space="preserve">24. Cycle de vie complet de votre commande</w:t>
       </w:r>
     </w:p>
-    <w:bookmarkStart w:id="113" w:name="parcours-complet-de-a-à-z"/>
+    <w:bookmarkStart w:id="123" w:name="parcours-complet-de-a-à-z"/>
     <w:p>
       <w:pPr>
         <w:pStyle w:val="Heading3"/>
@@ -8411,16 +8427,16 @@
         <w:rPr>
           <w:rStyle w:val="VerbatimChar"/>
         </w:rPr>
-        <w:t xml:space="preserve">4. ESCROW (HELD)                      Vos fonds sont</w:t>
-      </w:r>
-      <w:r>
-        <w:br/>
-      </w:r>
-      <w:r>
-        <w:rPr>
-          <w:rStyle w:val="VerbatimChar"/>
-        </w:rPr>
-        <w:t xml:space="preserve">   Argent en séquestre                protégés</w:t>
+        <w:t xml:space="preserve">4. PAIEMENT DIRECT                    Payé en ligne, ou</w:t>
+      </w:r>
+      <w:r>
+        <w:br/>
+      </w:r>
+      <w:r>
+        <w:rPr>
+          <w:rStyle w:val="VerbatimChar"/>
+        </w:rPr>
+        <w:t xml:space="preserve">   Aucun fonds bloqué                 à la remise au livreur</w:t>
       </w:r>
       <w:r>
         <w:br/>
@@ -8600,7 +8616,7 @@
         <w:rPr>
           <w:rStyle w:val="VerbatimChar"/>
         </w:rPr>
-        <w:t xml:space="preserve">              │                       Escrow → RELEASED</w:t>
+        <w:t xml:space="preserve">              │                       Vente définitive</w:t>
       </w:r>
       <w:r>
         <w:br/>
@@ -8627,7 +8643,7 @@
         <w:rPr>
           <w:rStyle w:val="VerbatimChar"/>
         </w:rPr>
-        <w:t xml:space="preserve">                                       Escrow bloqué</w:t>
+        <w:t xml:space="preserve">                                       Reprise de la pièce</w:t>
       </w:r>
       <w:r>
         <w:br/>
@@ -8645,7 +8661,7 @@
         <w:rPr>
           <w:rStyle w:val="VerbatimChar"/>
         </w:rPr>
-        <w:t xml:space="preserve">                                       → REFUNDED ou RELEASED</w:t>
+        <w:t xml:space="preserve">                                       → remboursé ou maintenu</w:t>
       </w:r>
     </w:p>
     <w:p>
@@ -8655,9 +8671,9 @@
         </w:pict>
       </w:r>
     </w:p>
-    <w:bookmarkEnd w:id="113"/>
-    <w:bookmarkEnd w:id="114"/>
-    <w:bookmarkStart w:id="118" w:name="X994681f3d37310daf8dd329d9c8a76356d3d140"/>
+    <w:bookmarkEnd w:id="123"/>
+    <w:bookmarkEnd w:id="124"/>
+    <w:bookmarkStart w:id="128" w:name="X994681f3d37310daf8dd329d9c8a76356d3d140"/>
     <w:p>
       <w:pPr>
         <w:pStyle w:val="Heading2"/>
@@ -8666,7 +8682,7 @@
         <w:t xml:space="preserve">25. Référence rapide</w:t>
       </w:r>
     </w:p>
-    <w:bookmarkStart w:id="115" w:name="navigation"/>
+    <w:bookmarkStart w:id="125" w:name="navigation"/>
     <w:p>
       <w:pPr>
         <w:pStyle w:val="Heading3"/>
@@ -9029,8 +9045,8 @@
         </w:tc>
       </w:tr>
     </w:tbl>
-    <w:bookmarkEnd w:id="115"/>
-    <w:bookmarkStart w:id="116" w:name="limites-et-seuils"/>
+    <w:bookmarkEnd w:id="125"/>
+    <w:bookmarkStart w:id="126" w:name="limites-et-seuils"/>
     <w:p>
       <w:pPr>
         <w:pStyle w:val="Heading3"/>
@@ -9317,8 +9333,8 @@
         </w:tc>
       </w:tr>
     </w:tbl>
-    <w:bookmarkEnd w:id="116"/>
-    <w:bookmarkStart w:id="117" w:name="méthodes-de-paiement"/>
+    <w:bookmarkEnd w:id="126"/>
+    <w:bookmarkStart w:id="127" w:name="méthodes-de-paiement"/>
     <w:p>
       <w:pPr>
         <w:pStyle w:val="Heading3"/>
@@ -9524,9 +9540,9 @@
         </w:pict>
       </w:r>
     </w:p>
-    <w:bookmarkEnd w:id="117"/>
-    <w:bookmarkEnd w:id="118"/>
-    <w:bookmarkStart w:id="131" w:name="X98fffb877d1d8da7eb552cd886a5a8640ad5ef7"/>
+    <w:bookmarkEnd w:id="127"/>
+    <w:bookmarkEnd w:id="128"/>
+    <w:bookmarkStart w:id="141" w:name="X98fffb877d1d8da7eb552cd886a5a8640ad5ef7"/>
     <w:p>
       <w:pPr>
         <w:pStyle w:val="Heading2"/>
@@ -9535,7 +9551,7 @@
         <w:t xml:space="preserve">26. FAQ client</w:t>
       </w:r>
     </w:p>
-    <w:bookmarkStart w:id="119" w:name="X88c2bdd9886fcf14075db834cc37485a9e36625"/>
+    <w:bookmarkStart w:id="129" w:name="X88c2bdd9886fcf14075db834cc37485a9e36625"/>
     <w:p>
       <w:pPr>
         <w:pStyle w:val="Heading3"/>
@@ -9562,8 +9578,8 @@
         <w:t xml:space="preserve">Non. Vous pouvez rechercher, commander et payer directement sur Pièces. Le passage par un mécanicien (flux tripartite) est optionnel — il est utile si vous ne connaissez pas la pièce exacte dont vous avez besoin.</w:t>
       </w:r>
     </w:p>
-    <w:bookmarkEnd w:id="119"/>
-    <w:bookmarkStart w:id="120" w:name="Xb83ad4792f561f4781c283bbdd856f8341a4e58"/>
+    <w:bookmarkEnd w:id="129"/>
+    <w:bookmarkStart w:id="130" w:name="Xb83ad4792f561f4781c283bbdd856f8341a4e58"/>
     <w:p>
       <w:pPr>
         <w:pStyle w:val="Heading3"/>
@@ -9638,8 +9654,8 @@
         <w:t xml:space="preserve">de la pièce usagée pour que l'IA l'identifie.</w:t>
       </w:r>
     </w:p>
-    <w:bookmarkEnd w:id="120"/>
-    <w:bookmarkStart w:id="121" w:name="q--les-pièces-sont-elles-garanties-"/>
+    <w:bookmarkEnd w:id="130"/>
+    <w:bookmarkStart w:id="131" w:name="q--les-pièces-sont-elles-garanties-"/>
     <w:p>
       <w:pPr>
         <w:pStyle w:val="Heading3"/>
@@ -9671,7 +9687,7 @@
         <w:pStyle w:val="Compact"/>
         <w:numPr>
           <w:ilvl w:val="0"/>
-          <w:numId w:val="1032"/>
+          <w:numId w:val="1033"/>
         </w:numPr>
       </w:pPr>
       <w:r>
@@ -9693,7 +9709,7 @@
         <w:pStyle w:val="Compact"/>
         <w:numPr>
           <w:ilvl w:val="0"/>
-          <w:numId w:val="1032"/>
+          <w:numId w:val="1033"/>
         </w:numPr>
       </w:pPr>
       <w:r>
@@ -9710,8 +9726,8 @@
         <w:t xml:space="preserve">: Garantie de fonctionnement 30 jours</w:t>
       </w:r>
     </w:p>
-    <w:bookmarkEnd w:id="121"/>
-    <w:bookmarkStart w:id="122" w:name="q--mon-argent-est-il-protégé-"/>
+    <w:bookmarkEnd w:id="131"/>
+    <w:bookmarkStart w:id="132" w:name="q--mon-argent-est-il-protégé-"/>
     <w:p>
       <w:pPr>
         <w:pStyle w:val="Heading3"/>
@@ -9735,27 +9751,27 @@
         <w:t xml:space="preserve"> </w:t>
       </w:r>
       <w:r>
-        <w:t xml:space="preserve">Oui. Le système</w:t>
-      </w:r>
-      <w:r>
-        <w:t xml:space="preserve"> </w:t>
-      </w:r>
-      <w:r>
-        <w:rPr>
-          <w:b/>
-          <w:bCs/>
-        </w:rPr>
-        <w:t xml:space="preserve">escrow</w:t>
-      </w:r>
-      <w:r>
-        <w:t xml:space="preserve"> </w:t>
-      </w:r>
-      <w:r>
-        <w:t xml:space="preserve">bloque votre argent jusqu'à ce que vous confirmiez la réception de la pièce. Si un problème survient, vous pouvez ouvrir un litige et être remboursé.</w:t>
-      </w:r>
-    </w:p>
-    <w:bookmarkEnd w:id="122"/>
-    <w:bookmarkStart w:id="123" w:name="q--puis-je-payer-en-espèces-"/>
+        <w:t xml:space="preserve">Oui. Vous pouvez choisir de</w:t>
+      </w:r>
+      <w:r>
+        <w:t xml:space="preserve"> </w:t>
+      </w:r>
+      <w:r>
+        <w:rPr>
+          <w:b/>
+          <w:bCs/>
+        </w:rPr>
+        <w:t xml:space="preserve">payer à la remise</w:t>
+      </w:r>
+      <w:r>
+        <w:t xml:space="preserve"> </w:t>
+      </w:r>
+      <w:r>
+        <w:t xml:space="preserve">: le livreur ne vous laisse la pièce que contre paiement, et vous la voyez avant de payer. Si vous avez payé en ligne et que la pièce ne correspond pas, ouvrez un litige sous 48 h — Pièces reprend la pièce et vous rembourse.</w:t>
+      </w:r>
+    </w:p>
+    <w:bookmarkEnd w:id="132"/>
+    <w:bookmarkStart w:id="133" w:name="q--puis-je-payer-en-espèces-"/>
     <w:p>
       <w:pPr>
         <w:pStyle w:val="Heading3"/>
@@ -9795,8 +9811,8 @@
         <w:t xml:space="preserve">. Vous payez directement au livreur à la réception. Au-delà de ce montant, utilisez Orange Money, MTN MoMo ou Wave.</w:t>
       </w:r>
     </w:p>
-    <w:bookmarkEnd w:id="123"/>
-    <w:bookmarkStart w:id="124" w:name="q--combien-coûte-la-livraison-"/>
+    <w:bookmarkEnd w:id="133"/>
+    <w:bookmarkStart w:id="134" w:name="q--combien-coûte-la-livraison-"/>
     <w:p>
       <w:pPr>
         <w:pStyle w:val="Heading3"/>
@@ -9823,8 +9839,8 @@
         <w:t xml:space="preserve">Les frais de livraison sont calculés selon la zone de livraison et s'affichent avant que vous ne confirmiez votre paiement. Les prix sont transparents — pas de frais cachés.</w:t>
       </w:r>
     </w:p>
-    <w:bookmarkEnd w:id="124"/>
-    <w:bookmarkStart w:id="125" w:name="X6e27fc5af87093ba8a3c20516919adb0134496c"/>
+    <w:bookmarkEnd w:id="134"/>
+    <w:bookmarkStart w:id="135" w:name="X6e27fc5af87093ba8a3c20516919adb0134496c"/>
     <w:p>
       <w:pPr>
         <w:pStyle w:val="Heading3"/>
@@ -9864,11 +9880,11 @@
         <w:t xml:space="preserve"> </w:t>
       </w:r>
       <w:r>
-        <w:t xml:space="preserve">dans les 48 heures suivant la livraison. Un administrateur Pièces examinera votre cas. Si le litige est résolu en votre faveur, vous êtes remboursé via le système escrow. Vous pouvez aussi exercer votre droit de retour sous 48h (garantie RETURN_48H).</w:t>
-      </w:r>
-    </w:p>
-    <w:bookmarkEnd w:id="125"/>
-    <w:bookmarkStart w:id="126" w:name="q--puis-je-annuler-une-commande-"/>
+        <w:t xml:space="preserve">dans les 48 heures suivant la livraison. Un administrateur Pièces examinera votre cas. Si le litige est résolu en votre faveur, Pièces reprend la pièce et vous rembourse. Vous pouvez aussi exercer votre droit de retour sous 48h (garantie RETURN_48H).</w:t>
+      </w:r>
+    </w:p>
+    <w:bookmarkEnd w:id="135"/>
+    <w:bookmarkStart w:id="136" w:name="q--puis-je-annuler-une-commande-"/>
     <w:p>
       <w:pPr>
         <w:pStyle w:val="Heading3"/>
@@ -9924,8 +9940,8 @@
         <w:t xml:space="preserve">. Une fois que le vendeur a confirmé, l'annulation n'est plus possible — vous devrez attendre la livraison et ouvrir un litige si nécessaire.</w:t>
       </w:r>
     </w:p>
-    <w:bookmarkEnd w:id="126"/>
-    <w:bookmarkStart w:id="127" w:name="Xff55d6516a2b8f064bc097a7d45d2b90d459402"/>
+    <w:bookmarkEnd w:id="136"/>
+    <w:bookmarkStart w:id="137" w:name="Xff55d6516a2b8f064bc097a7d45d2b90d459402"/>
     <w:p>
       <w:pPr>
         <w:pStyle w:val="Heading3"/>
@@ -9968,8 +9984,8 @@
         <w:t xml:space="preserve">(Progressive Web App) installable sur votre téléphone. Certaines fonctionnalités sont disponibles hors ligne, mais la recherche et les commandes nécessitent une connexion internet.</w:t>
       </w:r>
     </w:p>
-    <w:bookmarkEnd w:id="127"/>
-    <w:bookmarkStart w:id="128" w:name="Xf4a41fa3ab0cf8430cc489f364687e2c87cf0f4"/>
+    <w:bookmarkEnd w:id="137"/>
+    <w:bookmarkStart w:id="138" w:name="Xf4a41fa3ab0cf8430cc489f364687e2c87cf0f4"/>
     <w:p>
       <w:pPr>
         <w:pStyle w:val="Heading3"/>
@@ -10012,8 +10028,8 @@
         <w:t xml:space="preserve">: Abobo, Adjamé, Anyama, Attécoubé, Bingerville, Cocody, Koumassi, Marcory, Plateau, Port-Bouët, Songon, Treichville et Yopougon. La couverture dépend des zones configurées par chaque vendeur.</w:t>
       </w:r>
     </w:p>
-    <w:bookmarkEnd w:id="128"/>
-    <w:bookmarkStart w:id="129" w:name="X327ff8c3a4264e3b240a2afe5321635c529c405"/>
+    <w:bookmarkEnd w:id="138"/>
+    <w:bookmarkStart w:id="139" w:name="X327ff8c3a4264e3b240a2afe5321635c529c405"/>
     <w:p>
       <w:pPr>
         <w:pStyle w:val="Heading3"/>
@@ -10040,8 +10056,8 @@
         <w:t xml:space="preserve">Non, les échanges passent par la plateforme Pièces pour garantir la traçabilité et la protection de votre achat. Les notifications WhatsApp vous tiennent informé de l'avancement de votre commande.</w:t>
       </w:r>
     </w:p>
-    <w:bookmarkEnd w:id="129"/>
-    <w:bookmarkStart w:id="130" w:name="X842f8ff3e91e64d89d445d9ad49807c432028db"/>
+    <w:bookmarkEnd w:id="139"/>
+    <w:bookmarkStart w:id="140" w:name="X842f8ff3e91e64d89d445d9ad49807c432028db"/>
     <w:p>
       <w:pPr>
         <w:pStyle w:val="Heading3"/>
@@ -10100,9 +10116,9 @@
         <w:t xml:space="preserve">lorsque le navigateur vous le propose. L'application s'installe comme une app native.</w:t>
       </w:r>
     </w:p>
-    <w:bookmarkEnd w:id="130"/>
-    <w:bookmarkEnd w:id="131"/>
-    <w:bookmarkEnd w:id="132"/>
+    <w:bookmarkEnd w:id="140"/>
+    <w:bookmarkEnd w:id="141"/>
+    <w:bookmarkEnd w:id="142"/>
     <w:sectPr>
       <w:footnotePr>
         <w:numRestart w:val="eachSect"/>
@@ -10759,6 +10775,9 @@
     </w:lvlOverride>
   </w:num>
   <w:num w:numId="1020">
+    <w:abstractNumId w:val="991"/>
+  </w:num>
+  <w:num w:numId="1021">
     <w:abstractNumId w:val="99411"/>
     <w:lvlOverride w:ilvl="0">
       <w:startOverride w:val="1"/>
@@ -10787,14 +10806,14 @@
     <w:lvlOverride w:ilvl="8">
       <w:startOverride w:val="1"/>
     </w:lvlOverride>
-  </w:num>
-  <w:num w:numId="1021">
-    <w:abstractNumId w:val="991"/>
   </w:num>
   <w:num w:numId="1022">
     <w:abstractNumId w:val="991"/>
   </w:num>
   <w:num w:numId="1023">
+    <w:abstractNumId w:val="991"/>
+  </w:num>
+  <w:num w:numId="1024">
     <w:abstractNumId w:val="99411"/>
     <w:lvlOverride w:ilvl="0">
       <w:startOverride w:val="1"/>
@@ -10824,10 +10843,10 @@
       <w:startOverride w:val="1"/>
     </w:lvlOverride>
   </w:num>
-  <w:num w:numId="1024">
+  <w:num w:numId="1025">
     <w:abstractNumId w:val="991"/>
   </w:num>
-  <w:num w:numId="1025">
+  <w:num w:numId="1026">
     <w:abstractNumId w:val="99411"/>
     <w:lvlOverride w:ilvl="0">
       <w:startOverride w:val="1"/>
@@ -10857,10 +10876,10 @@
       <w:startOverride w:val="1"/>
     </w:lvlOverride>
   </w:num>
-  <w:num w:numId="1026">
+  <w:num w:numId="1027">
     <w:abstractNumId w:val="991"/>
   </w:num>
-  <w:num w:numId="1027">
+  <w:num w:numId="1028">
     <w:abstractNumId w:val="99411"/>
     <w:lvlOverride w:ilvl="0">
       <w:startOverride w:val="1"/>
@@ -10889,14 +10908,14 @@
     <w:lvlOverride w:ilvl="8">
       <w:startOverride w:val="1"/>
     </w:lvlOverride>
-  </w:num>
-  <w:num w:numId="1028">
-    <w:abstractNumId w:val="991"/>
   </w:num>
   <w:num w:numId="1029">
     <w:abstractNumId w:val="991"/>
   </w:num>
   <w:num w:numId="1030">
+    <w:abstractNumId w:val="991"/>
+  </w:num>
+  <w:num w:numId="1031">
     <w:abstractNumId w:val="99411"/>
     <w:lvlOverride w:ilvl="0">
       <w:startOverride w:val="1"/>
@@ -10926,10 +10945,10 @@
       <w:startOverride w:val="1"/>
     </w:lvlOverride>
   </w:num>
-  <w:num w:numId="1031">
+  <w:num w:numId="1032">
     <w:abstractNumId w:val="991"/>
   </w:num>
-  <w:num w:numId="1032">
+  <w:num w:numId="1033">
     <w:abstractNumId w:val="991"/>
   </w:num>
 </w:numbering>
@@ -10940,10 +10959,10 @@
   <w:docDefaults>
     <w:rPrDefault>
       <w:rPr>
-        <w:rFonts w:asciiTheme="minorHAnsi" w:cstheme="minorBidi" w:eastAsiaTheme="minorEastAsia" w:hAnsiTheme="minorHAnsi"/>
+        <w:rFonts w:asciiTheme="minorHAnsi" w:cstheme="minorBidi" w:eastAsiaTheme="minorHAnsi" w:hAnsiTheme="minorHAnsi"/>
         <w:sz w:val="24"/>
         <w:szCs w:val="24"/>
-        <w:lang w:bidi="ar-SA" w:eastAsia="zh-CN" w:val="en-US"/>
+        <w:lang w:bidi="ar-SA" w:eastAsia="en-US" w:val="en-US"/>
       </w:rPr>
     </w:rPrDefault>
     <w:pPrDefault>
@@ -11484,6 +11503,13 @@
       </w:tblCellMar>
     </w:tblPr>
     <w:tblStylePr w:type="firstRow">
+      <w:tblPr>
+        <w:jc w:val="left"/>
+        <w:tblInd w:type="dxa" w:w="0"/>
+      </w:tblPr>
+      <w:trPr>
+        <w:jc w:val="left"/>
+      </w:trPr>
       <w:tcPr>
         <w:tcBorders>
           <w:bottom w:val="single"/>
